--- a/scripts/Demo-Recording-Script.docx
+++ b/scripts/Demo-Recording-Script.docx
@@ -1,41 +1,1406 @@
 
 <file path=word/document.xml><?xml version="1.0" encoding="utf-8"?>
-<w:document xmlns:w="http://schemas.openxmlformats.org/wordprocessingml/2006/main" xmlns:m="http://schemas.openxmlformats.org/officeDocument/2006/math" xmlns:r="http://schemas.openxmlformats.org/officeDocument/2006/relationships" xmlns:o="urn:schemas-microsoft-com:office:office" xmlns:v="urn:schemas-microsoft-com:vml" xmlns:w10="urn:schemas-microsoft-com:office:word" xmlns:a="http://schemas.openxmlformats.org/drawingml/2006/main" xmlns:pic="http://schemas.openxmlformats.org/drawingml/2006/picture" xmlns:wp="http://schemas.openxmlformats.org/drawingml/2006/wordprocessingDrawing">
+<w:document xmlns:wpc="http://schemas.microsoft.com/office/word/2010/wordprocessingCanvas" xmlns:cx="http://schemas.microsoft.com/office/drawing/2014/chartex" xmlns:cx1="http://schemas.microsoft.com/office/drawing/2015/9/8/chartex" xmlns:cx2="http://schemas.microsoft.com/office/drawing/2015/10/21/chartex" xmlns:cx3="http://schemas.microsoft.com/office/drawing/2016/5/9/chartex" xmlns:cx4="http://schemas.microsoft.com/office/drawing/2016/5/10/chartex" xmlns:cx5="http://schemas.microsoft.com/office/drawing/2016/5/11/chartex" xmlns:cx6="http://schemas.microsoft.com/office/drawing/2016/5/12/chartex" xmlns:cx7="http://schemas.microsoft.com/office/drawing/2016/5/13/chartex" xmlns:cx8="http://schemas.microsoft.com/office/drawing/2016/5/14/chartex" xmlns:mc="http://schemas.openxmlformats.org/markup-compatibility/2006" xmlns:aink="http://schemas.microsoft.com/office/drawing/2016/ink" xmlns:am3d="http://schemas.microsoft.com/office/drawing/2017/model3d" xmlns:o="urn:schemas-microsoft-com:office:office" xmlns:oel="http://schemas.microsoft.com/office/2019/extlst" xmlns:r="http://schemas.openxmlformats.org/officeDocument/2006/relationships" xmlns:m="http://schemas.openxmlformats.org/officeDocument/2006/math" xmlns:v="urn:schemas-microsoft-com:vml" xmlns:wp14="http://schemas.microsoft.com/office/word/2010/wordprocessingDrawing" xmlns:wp="http://schemas.openxmlformats.org/drawingml/2006/wordprocessingDrawing" xmlns:w10="urn:schemas-microsoft-com:office:word" xmlns:w="http://schemas.openxmlformats.org/wordprocessingml/2006/main" xmlns:w14="http://schemas.microsoft.com/office/word/2010/wordml" xmlns:w15="http://schemas.microsoft.com/office/word/2012/wordml" xmlns:w16cei="http://schemas.microsoft.com/office/word/2026/wordml/cei" xmlns:w16cex="http://schemas.microsoft.com/office/word/2018/wordml/cex" xmlns:w16cid="http://schemas.microsoft.com/office/word/2016/wordml/cid" xmlns:w16="http://schemas.microsoft.com/office/word/2018/wordml" xmlns:w16du="http://schemas.microsoft.com/office/word/2023/wordml/word16du" xmlns:w16sdtdh="http://schemas.microsoft.com/office/word/2020/wordml/sdtdatahash" xmlns:w16sdtfl="http://schemas.microsoft.com/office/word/2024/wordml/sdtformatlock" xmlns:w16se="http://schemas.microsoft.com/office/word/2015/wordml/symex" xmlns:wpg="http://schemas.microsoft.com/office/word/2010/wordprocessingGroup" xmlns:wpi="http://schemas.microsoft.com/office/word/2010/wordprocessingInk" xmlns:wne="http://schemas.microsoft.com/office/word/2006/wordml" xmlns:wps="http://schemas.microsoft.com/office/word/2010/wordprocessingShape" mc:Ignorable="w14 w15 w16se w16cid w16 w16cex w16sdtdh w16sdtfl w16du wp14">
   <w:body>
     <w:sdt>
       <w:sdtPr>
+        <w:rPr>
+          <w:rFonts w:asciiTheme="minorHAnsi" w:eastAsiaTheme="minorEastAsia" w:hAnsiTheme="minorHAnsi" w:cstheme="minorBidi"/>
+          <w:color w:val="auto"/>
+          <w:sz w:val="24"/>
+          <w:szCs w:val="24"/>
+        </w:rPr>
+        <w:id w:val="198361979"/>
         <w:docPartObj>
           <w:docPartGallery w:val="Table of Contents"/>
           <w:docPartUnique/>
         </w:docPartObj>
       </w:sdtPr>
+      <w:sdtEndPr/>
       <w:sdtContent>
         <w:p>
           <w:pPr>
             <w:pStyle w:val="TOCHeading"/>
           </w:pPr>
           <w:r>
-            <w:t xml:space="preserve">Table of Contents</w:t>
+            <w:t>Table of Contents</w:t>
           </w:r>
         </w:p>
         <w:p>
+          <w:pPr>
+            <w:pStyle w:val="TOC1"/>
+            <w:tabs>
+              <w:tab w:val="right" w:leader="dot" w:pos="9350"/>
+            </w:tabs>
+            <w:rPr>
+              <w:noProof/>
+              <w:kern w:val="2"/>
+              <w:lang w:val="en-ZA" w:eastAsia="en-ZA"/>
+              <w14:ligatures w14:val="standardContextual"/>
+            </w:rPr>
+          </w:pPr>
           <w:r>
-            <w:fldChar w:fldCharType="begin" w:dirty="true"/>
-            <w:instrText xml:space="preserve">TOC \o "1-3" \h \z \u</w:instrText>
+            <w:fldChar w:fldCharType="begin"/>
+          </w:r>
+          <w:r>
+            <w:instrText>TOC \o "1-3" \h \z \u</w:instrText>
+          </w:r>
+          <w:r>
             <w:fldChar w:fldCharType="separate"/>
+          </w:r>
+          <w:hyperlink w:anchor="_Toc235117142" w:history="1">
+            <w:r>
+              <w:rPr>
+                <w:rStyle w:val="Hyperlink"/>
+                <w:noProof/>
+              </w:rPr>
+              <w:t>Demo Recording Script — Java Spring Boot + MCP + Copilot</w:t>
+            </w:r>
+            <w:r>
+              <w:rPr>
+                <w:noProof/>
+                <w:webHidden/>
+              </w:rPr>
+              <w:tab/>
+            </w:r>
+            <w:r>
+              <w:rPr>
+                <w:noProof/>
+                <w:webHidden/>
+              </w:rPr>
+              <w:fldChar w:fldCharType="begin"/>
+            </w:r>
+            <w:r>
+              <w:rPr>
+                <w:noProof/>
+                <w:webHidden/>
+              </w:rPr>
+              <w:instrText xml:space="preserve"> PAGEREF _Toc235117142 \h </w:instrText>
+            </w:r>
+            <w:r>
+              <w:rPr>
+                <w:noProof/>
+                <w:webHidden/>
+              </w:rPr>
+            </w:r>
+            <w:r>
+              <w:rPr>
+                <w:noProof/>
+                <w:webHidden/>
+              </w:rPr>
+              <w:fldChar w:fldCharType="separate"/>
+            </w:r>
+            <w:r>
+              <w:rPr>
+                <w:noProof/>
+                <w:webHidden/>
+              </w:rPr>
+              <w:t>1</w:t>
+            </w:r>
+            <w:r>
+              <w:rPr>
+                <w:noProof/>
+                <w:webHidden/>
+              </w:rPr>
+              <w:fldChar w:fldCharType="end"/>
+            </w:r>
+          </w:hyperlink>
+        </w:p>
+        <w:p>
+          <w:pPr>
+            <w:pStyle w:val="TOC2"/>
+            <w:tabs>
+              <w:tab w:val="right" w:leader="dot" w:pos="9350"/>
+            </w:tabs>
+            <w:rPr>
+              <w:noProof/>
+              <w:kern w:val="2"/>
+              <w:lang w:val="en-ZA" w:eastAsia="en-ZA"/>
+              <w14:ligatures w14:val="standardContextual"/>
+            </w:rPr>
+          </w:pPr>
+          <w:hyperlink w:anchor="_Toc235117143" w:history="1">
+            <w:r>
+              <w:rPr>
+                <w:rStyle w:val="Hyperlink"/>
+                <w:noProof/>
+              </w:rPr>
+              <w:t>Episode 1 of 4 — Build and debug your first Spring Boot app</w:t>
+            </w:r>
+            <w:r>
+              <w:rPr>
+                <w:noProof/>
+                <w:webHidden/>
+              </w:rPr>
+              <w:tab/>
+            </w:r>
+            <w:r>
+              <w:rPr>
+                <w:noProof/>
+                <w:webHidden/>
+              </w:rPr>
+              <w:fldChar w:fldCharType="begin"/>
+            </w:r>
+            <w:r>
+              <w:rPr>
+                <w:noProof/>
+                <w:webHidden/>
+              </w:rPr>
+              <w:instrText xml:space="preserve"> PAGEREF _Toc235117143 \h </w:instrText>
+            </w:r>
+            <w:r>
+              <w:rPr>
+                <w:noProof/>
+                <w:webHidden/>
+              </w:rPr>
+            </w:r>
+            <w:r>
+              <w:rPr>
+                <w:noProof/>
+                <w:webHidden/>
+              </w:rPr>
+              <w:fldChar w:fldCharType="separate"/>
+            </w:r>
+            <w:r>
+              <w:rPr>
+                <w:noProof/>
+                <w:webHidden/>
+              </w:rPr>
+              <w:t>2</w:t>
+            </w:r>
+            <w:r>
+              <w:rPr>
+                <w:noProof/>
+                <w:webHidden/>
+              </w:rPr>
+              <w:fldChar w:fldCharType="end"/>
+            </w:r>
+          </w:hyperlink>
+        </w:p>
+        <w:p>
+          <w:pPr>
+            <w:pStyle w:val="TOC3"/>
+            <w:tabs>
+              <w:tab w:val="right" w:leader="dot" w:pos="9350"/>
+            </w:tabs>
+            <w:rPr>
+              <w:noProof/>
+              <w:kern w:val="2"/>
+              <w:lang w:val="en-ZA" w:eastAsia="en-ZA"/>
+              <w14:ligatures w14:val="standardContextual"/>
+            </w:rPr>
+          </w:pPr>
+          <w:hyperlink w:anchor="_Toc235117144" w:history="1">
+            <w:r>
+              <w:rPr>
+                <w:rStyle w:val="Hyperlink"/>
+                <w:noProof/>
+              </w:rPr>
+              <w:t>Intro — Talking head (~20s)</w:t>
+            </w:r>
+            <w:r>
+              <w:rPr>
+                <w:noProof/>
+                <w:webHidden/>
+              </w:rPr>
+              <w:tab/>
+            </w:r>
+            <w:r>
+              <w:rPr>
+                <w:noProof/>
+                <w:webHidden/>
+              </w:rPr>
+              <w:fldChar w:fldCharType="begin"/>
+            </w:r>
+            <w:r>
+              <w:rPr>
+                <w:noProof/>
+                <w:webHidden/>
+              </w:rPr>
+              <w:instrText xml:space="preserve"> PAGEREF _Toc235117144 \h </w:instrText>
+            </w:r>
+            <w:r>
+              <w:rPr>
+                <w:noProof/>
+                <w:webHidden/>
+              </w:rPr>
+            </w:r>
+            <w:r>
+              <w:rPr>
+                <w:noProof/>
+                <w:webHidden/>
+              </w:rPr>
+              <w:fldChar w:fldCharType="separate"/>
+            </w:r>
+            <w:r>
+              <w:rPr>
+                <w:noProof/>
+                <w:webHidden/>
+              </w:rPr>
+              <w:t>2</w:t>
+            </w:r>
+            <w:r>
+              <w:rPr>
+                <w:noProof/>
+                <w:webHidden/>
+              </w:rPr>
+              <w:fldChar w:fldCharType="end"/>
+            </w:r>
+          </w:hyperlink>
+        </w:p>
+        <w:p>
+          <w:pPr>
+            <w:pStyle w:val="TOC3"/>
+            <w:tabs>
+              <w:tab w:val="right" w:leader="dot" w:pos="9350"/>
+            </w:tabs>
+            <w:rPr>
+              <w:noProof/>
+              <w:kern w:val="2"/>
+              <w:lang w:val="en-ZA" w:eastAsia="en-ZA"/>
+              <w14:ligatures w14:val="standardContextual"/>
+            </w:rPr>
+          </w:pPr>
+          <w:hyperlink w:anchor="_Toc235117145" w:history="1">
+            <w:r>
+              <w:rPr>
+                <w:rStyle w:val="Hyperlink"/>
+                <w:noProof/>
+              </w:rPr>
+              <w:t>Demo — Build &amp; run</w:t>
+            </w:r>
+            <w:r>
+              <w:rPr>
+                <w:noProof/>
+                <w:webHidden/>
+              </w:rPr>
+              <w:tab/>
+            </w:r>
+            <w:r>
+              <w:rPr>
+                <w:noProof/>
+                <w:webHidden/>
+              </w:rPr>
+              <w:fldChar w:fldCharType="begin"/>
+            </w:r>
+            <w:r>
+              <w:rPr>
+                <w:noProof/>
+                <w:webHidden/>
+              </w:rPr>
+              <w:instrText xml:space="preserve"> PAGEREF _Toc235117145 \h </w:instrText>
+            </w:r>
+            <w:r>
+              <w:rPr>
+                <w:noProof/>
+                <w:webHidden/>
+              </w:rPr>
+            </w:r>
+            <w:r>
+              <w:rPr>
+                <w:noProof/>
+                <w:webHidden/>
+              </w:rPr>
+              <w:fldChar w:fldCharType="separate"/>
+            </w:r>
+            <w:r>
+              <w:rPr>
+                <w:noProof/>
+                <w:webHidden/>
+              </w:rPr>
+              <w:t>2</w:t>
+            </w:r>
+            <w:r>
+              <w:rPr>
+                <w:noProof/>
+                <w:webHidden/>
+              </w:rPr>
+              <w:fldChar w:fldCharType="end"/>
+            </w:r>
+          </w:hyperlink>
+        </w:p>
+        <w:p>
+          <w:pPr>
+            <w:pStyle w:val="TOC3"/>
+            <w:tabs>
+              <w:tab w:val="right" w:leader="dot" w:pos="9350"/>
+            </w:tabs>
+            <w:rPr>
+              <w:noProof/>
+              <w:kern w:val="2"/>
+              <w:lang w:val="en-ZA" w:eastAsia="en-ZA"/>
+              <w14:ligatures w14:val="standardContextual"/>
+            </w:rPr>
+          </w:pPr>
+          <w:hyperlink w:anchor="_Toc235117146" w:history="1">
+            <w:r>
+              <w:rPr>
+                <w:rStyle w:val="Hyperlink"/>
+                <w:noProof/>
+              </w:rPr>
+              <w:t>Demo — Debug &amp; watch memory</w:t>
+            </w:r>
+            <w:r>
+              <w:rPr>
+                <w:noProof/>
+                <w:webHidden/>
+              </w:rPr>
+              <w:tab/>
+            </w:r>
+            <w:r>
+              <w:rPr>
+                <w:noProof/>
+                <w:webHidden/>
+              </w:rPr>
+              <w:fldChar w:fldCharType="begin"/>
+            </w:r>
+            <w:r>
+              <w:rPr>
+                <w:noProof/>
+                <w:webHidden/>
+              </w:rPr>
+              <w:instrText xml:space="preserve"> PAGEREF _Toc235117146 \h </w:instrText>
+            </w:r>
+            <w:r>
+              <w:rPr>
+                <w:noProof/>
+                <w:webHidden/>
+              </w:rPr>
+            </w:r>
+            <w:r>
+              <w:rPr>
+                <w:noProof/>
+                <w:webHidden/>
+              </w:rPr>
+              <w:fldChar w:fldCharType="separate"/>
+            </w:r>
+            <w:r>
+              <w:rPr>
+                <w:noProof/>
+                <w:webHidden/>
+              </w:rPr>
+              <w:t>3</w:t>
+            </w:r>
+            <w:r>
+              <w:rPr>
+                <w:noProof/>
+                <w:webHidden/>
+              </w:rPr>
+              <w:fldChar w:fldCharType="end"/>
+            </w:r>
+          </w:hyperlink>
+        </w:p>
+        <w:p>
+          <w:pPr>
+            <w:pStyle w:val="TOC3"/>
+            <w:tabs>
+              <w:tab w:val="right" w:leader="dot" w:pos="9350"/>
+            </w:tabs>
+            <w:rPr>
+              <w:noProof/>
+              <w:kern w:val="2"/>
+              <w:lang w:val="en-ZA" w:eastAsia="en-ZA"/>
+              <w14:ligatures w14:val="standardContextual"/>
+            </w:rPr>
+          </w:pPr>
+          <w:hyperlink w:anchor="_Toc235117147" w:history="1">
+            <w:r>
+              <w:rPr>
+                <w:rStyle w:val="Hyperlink"/>
+                <w:noProof/>
+              </w:rPr>
+              <w:t>Outro — Talking head (~20s)</w:t>
+            </w:r>
+            <w:r>
+              <w:rPr>
+                <w:noProof/>
+                <w:webHidden/>
+              </w:rPr>
+              <w:tab/>
+            </w:r>
+            <w:r>
+              <w:rPr>
+                <w:noProof/>
+                <w:webHidden/>
+              </w:rPr>
+              <w:fldChar w:fldCharType="begin"/>
+            </w:r>
+            <w:r>
+              <w:rPr>
+                <w:noProof/>
+                <w:webHidden/>
+              </w:rPr>
+              <w:instrText xml:space="preserve"> PAGEREF _Toc235117147 \h </w:instrText>
+            </w:r>
+            <w:r>
+              <w:rPr>
+                <w:noProof/>
+                <w:webHidden/>
+              </w:rPr>
+            </w:r>
+            <w:r>
+              <w:rPr>
+                <w:noProof/>
+                <w:webHidden/>
+              </w:rPr>
+              <w:fldChar w:fldCharType="separate"/>
+            </w:r>
+            <w:r>
+              <w:rPr>
+                <w:noProof/>
+                <w:webHidden/>
+              </w:rPr>
+              <w:t>5</w:t>
+            </w:r>
+            <w:r>
+              <w:rPr>
+                <w:noProof/>
+                <w:webHidden/>
+              </w:rPr>
+              <w:fldChar w:fldCharType="end"/>
+            </w:r>
+          </w:hyperlink>
+        </w:p>
+        <w:p>
+          <w:pPr>
+            <w:pStyle w:val="TOC2"/>
+            <w:tabs>
+              <w:tab w:val="right" w:leader="dot" w:pos="9350"/>
+            </w:tabs>
+            <w:rPr>
+              <w:noProof/>
+              <w:kern w:val="2"/>
+              <w:lang w:val="en-ZA" w:eastAsia="en-ZA"/>
+              <w14:ligatures w14:val="standardContextual"/>
+            </w:rPr>
+          </w:pPr>
+          <w:hyperlink w:anchor="_Toc235117148" w:history="1">
+            <w:r>
+              <w:rPr>
+                <w:rStyle w:val="Hyperlink"/>
+                <w:noProof/>
+              </w:rPr>
+              <w:t>Episode 2 of 4 — Expose your endpoints to Copilot with MCP</w:t>
+            </w:r>
+            <w:r>
+              <w:rPr>
+                <w:noProof/>
+                <w:webHidden/>
+              </w:rPr>
+              <w:tab/>
+            </w:r>
+            <w:r>
+              <w:rPr>
+                <w:noProof/>
+                <w:webHidden/>
+              </w:rPr>
+              <w:fldChar w:fldCharType="begin"/>
+            </w:r>
+            <w:r>
+              <w:rPr>
+                <w:noProof/>
+                <w:webHidden/>
+              </w:rPr>
+              <w:instrText xml:space="preserve"> PAGEREF _Toc235117148 \h </w:instrText>
+            </w:r>
+            <w:r>
+              <w:rPr>
+                <w:noProof/>
+                <w:webHidden/>
+              </w:rPr>
+            </w:r>
+            <w:r>
+              <w:rPr>
+                <w:noProof/>
+                <w:webHidden/>
+              </w:rPr>
+              <w:fldChar w:fldCharType="separate"/>
+            </w:r>
+            <w:r>
+              <w:rPr>
+                <w:noProof/>
+                <w:webHidden/>
+              </w:rPr>
+              <w:t>5</w:t>
+            </w:r>
+            <w:r>
+              <w:rPr>
+                <w:noProof/>
+                <w:webHidden/>
+              </w:rPr>
+              <w:fldChar w:fldCharType="end"/>
+            </w:r>
+          </w:hyperlink>
+        </w:p>
+        <w:p>
+          <w:pPr>
+            <w:pStyle w:val="TOC3"/>
+            <w:tabs>
+              <w:tab w:val="right" w:leader="dot" w:pos="9350"/>
+            </w:tabs>
+            <w:rPr>
+              <w:noProof/>
+              <w:kern w:val="2"/>
+              <w:lang w:val="en-ZA" w:eastAsia="en-ZA"/>
+              <w14:ligatures w14:val="standardContextual"/>
+            </w:rPr>
+          </w:pPr>
+          <w:hyperlink w:anchor="_Toc235117149" w:history="1">
+            <w:r>
+              <w:rPr>
+                <w:rStyle w:val="Hyperlink"/>
+                <w:noProof/>
+              </w:rPr>
+              <w:t>Intro — Talking head (~20s)</w:t>
+            </w:r>
+            <w:r>
+              <w:rPr>
+                <w:noProof/>
+                <w:webHidden/>
+              </w:rPr>
+              <w:tab/>
+            </w:r>
+            <w:r>
+              <w:rPr>
+                <w:noProof/>
+                <w:webHidden/>
+              </w:rPr>
+              <w:fldChar w:fldCharType="begin"/>
+            </w:r>
+            <w:r>
+              <w:rPr>
+                <w:noProof/>
+                <w:webHidden/>
+              </w:rPr>
+              <w:instrText xml:space="preserve"> PAGEREF _Toc235117149 \h </w:instrText>
+            </w:r>
+            <w:r>
+              <w:rPr>
+                <w:noProof/>
+                <w:webHidden/>
+              </w:rPr>
+            </w:r>
+            <w:r>
+              <w:rPr>
+                <w:noProof/>
+                <w:webHidden/>
+              </w:rPr>
+              <w:fldChar w:fldCharType="separate"/>
+            </w:r>
+            <w:r>
+              <w:rPr>
+                <w:noProof/>
+                <w:webHidden/>
+              </w:rPr>
+              <w:t>5</w:t>
+            </w:r>
+            <w:r>
+              <w:rPr>
+                <w:noProof/>
+                <w:webHidden/>
+              </w:rPr>
+              <w:fldChar w:fldCharType="end"/>
+            </w:r>
+          </w:hyperlink>
+        </w:p>
+        <w:p>
+          <w:pPr>
+            <w:pStyle w:val="TOC3"/>
+            <w:tabs>
+              <w:tab w:val="right" w:leader="dot" w:pos="9350"/>
+            </w:tabs>
+            <w:rPr>
+              <w:noProof/>
+              <w:kern w:val="2"/>
+              <w:lang w:val="en-ZA" w:eastAsia="en-ZA"/>
+              <w14:ligatures w14:val="standardContextual"/>
+            </w:rPr>
+          </w:pPr>
+          <w:hyperlink w:anchor="_Toc235117150" w:history="1">
+            <w:r>
+              <w:rPr>
+                <w:rStyle w:val="Hyperlink"/>
+                <w:noProof/>
+              </w:rPr>
+              <w:t>Demo</w:t>
+            </w:r>
+            <w:r>
+              <w:rPr>
+                <w:noProof/>
+                <w:webHidden/>
+              </w:rPr>
+              <w:tab/>
+            </w:r>
+            <w:r>
+              <w:rPr>
+                <w:noProof/>
+                <w:webHidden/>
+              </w:rPr>
+              <w:fldChar w:fldCharType="begin"/>
+            </w:r>
+            <w:r>
+              <w:rPr>
+                <w:noProof/>
+                <w:webHidden/>
+              </w:rPr>
+              <w:instrText xml:space="preserve"> PAGEREF _Toc235117150 \h </w:instrText>
+            </w:r>
+            <w:r>
+              <w:rPr>
+                <w:noProof/>
+                <w:webHidden/>
+              </w:rPr>
+            </w:r>
+            <w:r>
+              <w:rPr>
+                <w:noProof/>
+                <w:webHidden/>
+              </w:rPr>
+              <w:fldChar w:fldCharType="separate"/>
+            </w:r>
+            <w:r>
+              <w:rPr>
+                <w:noProof/>
+                <w:webHidden/>
+              </w:rPr>
+              <w:t>5</w:t>
+            </w:r>
+            <w:r>
+              <w:rPr>
+                <w:noProof/>
+                <w:webHidden/>
+              </w:rPr>
+              <w:fldChar w:fldCharType="end"/>
+            </w:r>
+          </w:hyperlink>
+        </w:p>
+        <w:p>
+          <w:pPr>
+            <w:pStyle w:val="TOC3"/>
+            <w:tabs>
+              <w:tab w:val="right" w:leader="dot" w:pos="9350"/>
+            </w:tabs>
+            <w:rPr>
+              <w:noProof/>
+              <w:kern w:val="2"/>
+              <w:lang w:val="en-ZA" w:eastAsia="en-ZA"/>
+              <w14:ligatures w14:val="standardContextual"/>
+            </w:rPr>
+          </w:pPr>
+          <w:hyperlink w:anchor="_Toc235117151" w:history="1">
+            <w:r>
+              <w:rPr>
+                <w:rStyle w:val="Hyperlink"/>
+                <w:noProof/>
+              </w:rPr>
+              <w:t>Outro — Talking head (~20s)</w:t>
+            </w:r>
+            <w:r>
+              <w:rPr>
+                <w:noProof/>
+                <w:webHidden/>
+              </w:rPr>
+              <w:tab/>
+            </w:r>
+            <w:r>
+              <w:rPr>
+                <w:noProof/>
+                <w:webHidden/>
+              </w:rPr>
+              <w:fldChar w:fldCharType="begin"/>
+            </w:r>
+            <w:r>
+              <w:rPr>
+                <w:noProof/>
+                <w:webHidden/>
+              </w:rPr>
+              <w:instrText xml:space="preserve"> PAGEREF _Toc235117151 \h </w:instrText>
+            </w:r>
+            <w:r>
+              <w:rPr>
+                <w:noProof/>
+                <w:webHidden/>
+              </w:rPr>
+            </w:r>
+            <w:r>
+              <w:rPr>
+                <w:noProof/>
+                <w:webHidden/>
+              </w:rPr>
+              <w:fldChar w:fldCharType="separate"/>
+            </w:r>
+            <w:r>
+              <w:rPr>
+                <w:noProof/>
+                <w:webHidden/>
+              </w:rPr>
+              <w:t>8</w:t>
+            </w:r>
+            <w:r>
+              <w:rPr>
+                <w:noProof/>
+                <w:webHidden/>
+              </w:rPr>
+              <w:fldChar w:fldCharType="end"/>
+            </w:r>
+          </w:hyperlink>
+        </w:p>
+        <w:p>
+          <w:pPr>
+            <w:pStyle w:val="TOC2"/>
+            <w:tabs>
+              <w:tab w:val="right" w:leader="dot" w:pos="9350"/>
+            </w:tabs>
+            <w:rPr>
+              <w:noProof/>
+              <w:kern w:val="2"/>
+              <w:lang w:val="en-ZA" w:eastAsia="en-ZA"/>
+              <w14:ligatures w14:val="standardContextual"/>
+            </w:rPr>
+          </w:pPr>
+          <w:hyperlink w:anchor="_Toc235117152" w:history="1">
+            <w:r>
+              <w:rPr>
+                <w:rStyle w:val="Hyperlink"/>
+                <w:noProof/>
+              </w:rPr>
+              <w:t>Episode 3 of 4 — Let Copilot test it with Playwright</w:t>
+            </w:r>
+            <w:r>
+              <w:rPr>
+                <w:noProof/>
+                <w:webHidden/>
+              </w:rPr>
+              <w:tab/>
+            </w:r>
+            <w:r>
+              <w:rPr>
+                <w:noProof/>
+                <w:webHidden/>
+              </w:rPr>
+              <w:fldChar w:fldCharType="begin"/>
+            </w:r>
+            <w:r>
+              <w:rPr>
+                <w:noProof/>
+                <w:webHidden/>
+              </w:rPr>
+              <w:instrText xml:space="preserve"> PAGEREF _Toc235117152 \h </w:instrText>
+            </w:r>
+            <w:r>
+              <w:rPr>
+                <w:noProof/>
+                <w:webHidden/>
+              </w:rPr>
+            </w:r>
+            <w:r>
+              <w:rPr>
+                <w:noProof/>
+                <w:webHidden/>
+              </w:rPr>
+              <w:fldChar w:fldCharType="separate"/>
+            </w:r>
+            <w:r>
+              <w:rPr>
+                <w:noProof/>
+                <w:webHidden/>
+              </w:rPr>
+              <w:t>9</w:t>
+            </w:r>
+            <w:r>
+              <w:rPr>
+                <w:noProof/>
+                <w:webHidden/>
+              </w:rPr>
+              <w:fldChar w:fldCharType="end"/>
+            </w:r>
+          </w:hyperlink>
+        </w:p>
+        <w:p>
+          <w:pPr>
+            <w:pStyle w:val="TOC3"/>
+            <w:tabs>
+              <w:tab w:val="right" w:leader="dot" w:pos="9350"/>
+            </w:tabs>
+            <w:rPr>
+              <w:noProof/>
+              <w:kern w:val="2"/>
+              <w:lang w:val="en-ZA" w:eastAsia="en-ZA"/>
+              <w14:ligatures w14:val="standardContextual"/>
+            </w:rPr>
+          </w:pPr>
+          <w:hyperlink w:anchor="_Toc235117153" w:history="1">
+            <w:r>
+              <w:rPr>
+                <w:rStyle w:val="Hyperlink"/>
+                <w:noProof/>
+              </w:rPr>
+              <w:t>Intro — Talking head (~20s)</w:t>
+            </w:r>
+            <w:r>
+              <w:rPr>
+                <w:noProof/>
+                <w:webHidden/>
+              </w:rPr>
+              <w:tab/>
+            </w:r>
+            <w:r>
+              <w:rPr>
+                <w:noProof/>
+                <w:webHidden/>
+              </w:rPr>
+              <w:fldChar w:fldCharType="begin"/>
+            </w:r>
+            <w:r>
+              <w:rPr>
+                <w:noProof/>
+                <w:webHidden/>
+              </w:rPr>
+              <w:instrText xml:space="preserve"> PAGEREF _Toc235117153 \h </w:instrText>
+            </w:r>
+            <w:r>
+              <w:rPr>
+                <w:noProof/>
+                <w:webHidden/>
+              </w:rPr>
+            </w:r>
+            <w:r>
+              <w:rPr>
+                <w:noProof/>
+                <w:webHidden/>
+              </w:rPr>
+              <w:fldChar w:fldCharType="separate"/>
+            </w:r>
+            <w:r>
+              <w:rPr>
+                <w:noProof/>
+                <w:webHidden/>
+              </w:rPr>
+              <w:t>9</w:t>
+            </w:r>
+            <w:r>
+              <w:rPr>
+                <w:noProof/>
+                <w:webHidden/>
+              </w:rPr>
+              <w:fldChar w:fldCharType="end"/>
+            </w:r>
+          </w:hyperlink>
+        </w:p>
+        <w:p>
+          <w:pPr>
+            <w:pStyle w:val="TOC3"/>
+            <w:tabs>
+              <w:tab w:val="right" w:leader="dot" w:pos="9350"/>
+            </w:tabs>
+            <w:rPr>
+              <w:noProof/>
+              <w:kern w:val="2"/>
+              <w:lang w:val="en-ZA" w:eastAsia="en-ZA"/>
+              <w14:ligatures w14:val="standardContextual"/>
+            </w:rPr>
+          </w:pPr>
+          <w:hyperlink w:anchor="_Toc235117154" w:history="1">
+            <w:r>
+              <w:rPr>
+                <w:rStyle w:val="Hyperlink"/>
+                <w:noProof/>
+              </w:rPr>
+              <w:t>Demo</w:t>
+            </w:r>
+            <w:r>
+              <w:rPr>
+                <w:noProof/>
+                <w:webHidden/>
+              </w:rPr>
+              <w:tab/>
+            </w:r>
+            <w:r>
+              <w:rPr>
+                <w:noProof/>
+                <w:webHidden/>
+              </w:rPr>
+              <w:fldChar w:fldCharType="begin"/>
+            </w:r>
+            <w:r>
+              <w:rPr>
+                <w:noProof/>
+                <w:webHidden/>
+              </w:rPr>
+              <w:instrText xml:space="preserve"> PAGEREF _Toc235117154 \h </w:instrText>
+            </w:r>
+            <w:r>
+              <w:rPr>
+                <w:noProof/>
+                <w:webHidden/>
+              </w:rPr>
+            </w:r>
+            <w:r>
+              <w:rPr>
+                <w:noProof/>
+                <w:webHidden/>
+              </w:rPr>
+              <w:fldChar w:fldCharType="separate"/>
+            </w:r>
+            <w:r>
+              <w:rPr>
+                <w:noProof/>
+                <w:webHidden/>
+              </w:rPr>
+              <w:t>9</w:t>
+            </w:r>
+            <w:r>
+              <w:rPr>
+                <w:noProof/>
+                <w:webHidden/>
+              </w:rPr>
+              <w:fldChar w:fldCharType="end"/>
+            </w:r>
+          </w:hyperlink>
+        </w:p>
+        <w:p>
+          <w:pPr>
+            <w:pStyle w:val="TOC3"/>
+            <w:tabs>
+              <w:tab w:val="right" w:leader="dot" w:pos="9350"/>
+            </w:tabs>
+            <w:rPr>
+              <w:noProof/>
+              <w:kern w:val="2"/>
+              <w:lang w:val="en-ZA" w:eastAsia="en-ZA"/>
+              <w14:ligatures w14:val="standardContextual"/>
+            </w:rPr>
+          </w:pPr>
+          <w:hyperlink w:anchor="_Toc235117155" w:history="1">
+            <w:r>
+              <w:rPr>
+                <w:rStyle w:val="Hyperlink"/>
+                <w:noProof/>
+              </w:rPr>
+              <w:t>Outro — Talking head (~20s)</w:t>
+            </w:r>
+            <w:r>
+              <w:rPr>
+                <w:noProof/>
+                <w:webHidden/>
+              </w:rPr>
+              <w:tab/>
+            </w:r>
+            <w:r>
+              <w:rPr>
+                <w:noProof/>
+                <w:webHidden/>
+              </w:rPr>
+              <w:fldChar w:fldCharType="begin"/>
+            </w:r>
+            <w:r>
+              <w:rPr>
+                <w:noProof/>
+                <w:webHidden/>
+              </w:rPr>
+              <w:instrText xml:space="preserve"> PAGEREF _Toc235117155 \h </w:instrText>
+            </w:r>
+            <w:r>
+              <w:rPr>
+                <w:noProof/>
+                <w:webHidden/>
+              </w:rPr>
+            </w:r>
+            <w:r>
+              <w:rPr>
+                <w:noProof/>
+                <w:webHidden/>
+              </w:rPr>
+              <w:fldChar w:fldCharType="separate"/>
+            </w:r>
+            <w:r>
+              <w:rPr>
+                <w:noProof/>
+                <w:webHidden/>
+              </w:rPr>
+              <w:t>10</w:t>
+            </w:r>
+            <w:r>
+              <w:rPr>
+                <w:noProof/>
+                <w:webHidden/>
+              </w:rPr>
+              <w:fldChar w:fldCharType="end"/>
+            </w:r>
+          </w:hyperlink>
+        </w:p>
+        <w:p>
+          <w:pPr>
+            <w:pStyle w:val="TOC2"/>
+            <w:tabs>
+              <w:tab w:val="right" w:leader="dot" w:pos="9350"/>
+            </w:tabs>
+            <w:rPr>
+              <w:noProof/>
+              <w:kern w:val="2"/>
+              <w:lang w:val="en-ZA" w:eastAsia="en-ZA"/>
+              <w14:ligatures w14:val="standardContextual"/>
+            </w:rPr>
+          </w:pPr>
+          <w:hyperlink w:anchor="_Toc235117156" w:history="1">
+            <w:r>
+              <w:rPr>
+                <w:rStyle w:val="Hyperlink"/>
+                <w:noProof/>
+              </w:rPr>
+              <w:t>Episode 4 of 4 — Hand a feature to the Copilot cloud agent</w:t>
+            </w:r>
+            <w:r>
+              <w:rPr>
+                <w:noProof/>
+                <w:webHidden/>
+              </w:rPr>
+              <w:tab/>
+            </w:r>
+            <w:r>
+              <w:rPr>
+                <w:noProof/>
+                <w:webHidden/>
+              </w:rPr>
+              <w:fldChar w:fldCharType="begin"/>
+            </w:r>
+            <w:r>
+              <w:rPr>
+                <w:noProof/>
+                <w:webHidden/>
+              </w:rPr>
+              <w:instrText xml:space="preserve"> PAGEREF _Toc235117156 \h </w:instrText>
+            </w:r>
+            <w:r>
+              <w:rPr>
+                <w:noProof/>
+                <w:webHidden/>
+              </w:rPr>
+            </w:r>
+            <w:r>
+              <w:rPr>
+                <w:noProof/>
+                <w:webHidden/>
+              </w:rPr>
+              <w:fldChar w:fldCharType="separate"/>
+            </w:r>
+            <w:r>
+              <w:rPr>
+                <w:noProof/>
+                <w:webHidden/>
+              </w:rPr>
+              <w:t>11</w:t>
+            </w:r>
+            <w:r>
+              <w:rPr>
+                <w:noProof/>
+                <w:webHidden/>
+              </w:rPr>
+              <w:fldChar w:fldCharType="end"/>
+            </w:r>
+          </w:hyperlink>
+        </w:p>
+        <w:p>
+          <w:pPr>
+            <w:pStyle w:val="TOC3"/>
+            <w:tabs>
+              <w:tab w:val="right" w:leader="dot" w:pos="9350"/>
+            </w:tabs>
+            <w:rPr>
+              <w:noProof/>
+              <w:kern w:val="2"/>
+              <w:lang w:val="en-ZA" w:eastAsia="en-ZA"/>
+              <w14:ligatures w14:val="standardContextual"/>
+            </w:rPr>
+          </w:pPr>
+          <w:hyperlink w:anchor="_Toc235117157" w:history="1">
+            <w:r>
+              <w:rPr>
+                <w:rStyle w:val="Hyperlink"/>
+                <w:noProof/>
+              </w:rPr>
+              <w:t>Intro — Talking head (~20s)</w:t>
+            </w:r>
+            <w:r>
+              <w:rPr>
+                <w:noProof/>
+                <w:webHidden/>
+              </w:rPr>
+              <w:tab/>
+            </w:r>
+            <w:r>
+              <w:rPr>
+                <w:noProof/>
+                <w:webHidden/>
+              </w:rPr>
+              <w:fldChar w:fldCharType="begin"/>
+            </w:r>
+            <w:r>
+              <w:rPr>
+                <w:noProof/>
+                <w:webHidden/>
+              </w:rPr>
+              <w:instrText xml:space="preserve"> PAGEREF _Toc235117157 \h </w:instrText>
+            </w:r>
+            <w:r>
+              <w:rPr>
+                <w:noProof/>
+                <w:webHidden/>
+              </w:rPr>
+            </w:r>
+            <w:r>
+              <w:rPr>
+                <w:noProof/>
+                <w:webHidden/>
+              </w:rPr>
+              <w:fldChar w:fldCharType="separate"/>
+            </w:r>
+            <w:r>
+              <w:rPr>
+                <w:noProof/>
+                <w:webHidden/>
+              </w:rPr>
+              <w:t>11</w:t>
+            </w:r>
+            <w:r>
+              <w:rPr>
+                <w:noProof/>
+                <w:webHidden/>
+              </w:rPr>
+              <w:fldChar w:fldCharType="end"/>
+            </w:r>
+          </w:hyperlink>
+        </w:p>
+        <w:p>
+          <w:pPr>
+            <w:pStyle w:val="TOC3"/>
+            <w:tabs>
+              <w:tab w:val="right" w:leader="dot" w:pos="9350"/>
+            </w:tabs>
+            <w:rPr>
+              <w:noProof/>
+              <w:kern w:val="2"/>
+              <w:lang w:val="en-ZA" w:eastAsia="en-ZA"/>
+              <w14:ligatures w14:val="standardContextual"/>
+            </w:rPr>
+          </w:pPr>
+          <w:hyperlink w:anchor="_Toc235117158" w:history="1">
+            <w:r>
+              <w:rPr>
+                <w:rStyle w:val="Hyperlink"/>
+                <w:noProof/>
+              </w:rPr>
+              <w:t>Demo</w:t>
+            </w:r>
+            <w:r>
+              <w:rPr>
+                <w:noProof/>
+                <w:webHidden/>
+              </w:rPr>
+              <w:tab/>
+            </w:r>
+            <w:r>
+              <w:rPr>
+                <w:noProof/>
+                <w:webHidden/>
+              </w:rPr>
+              <w:fldChar w:fldCharType="begin"/>
+            </w:r>
+            <w:r>
+              <w:rPr>
+                <w:noProof/>
+                <w:webHidden/>
+              </w:rPr>
+              <w:instrText xml:space="preserve"> PAGEREF _Toc235117158 \h </w:instrText>
+            </w:r>
+            <w:r>
+              <w:rPr>
+                <w:noProof/>
+                <w:webHidden/>
+              </w:rPr>
+            </w:r>
+            <w:r>
+              <w:rPr>
+                <w:noProof/>
+                <w:webHidden/>
+              </w:rPr>
+              <w:fldChar w:fldCharType="separate"/>
+            </w:r>
+            <w:r>
+              <w:rPr>
+                <w:noProof/>
+                <w:webHidden/>
+              </w:rPr>
+              <w:t>11</w:t>
+            </w:r>
+            <w:r>
+              <w:rPr>
+                <w:noProof/>
+                <w:webHidden/>
+              </w:rPr>
+              <w:fldChar w:fldCharType="end"/>
+            </w:r>
+          </w:hyperlink>
+        </w:p>
+        <w:p>
+          <w:pPr>
+            <w:pStyle w:val="TOC3"/>
+            <w:tabs>
+              <w:tab w:val="right" w:leader="dot" w:pos="9350"/>
+            </w:tabs>
+            <w:rPr>
+              <w:noProof/>
+              <w:kern w:val="2"/>
+              <w:lang w:val="en-ZA" w:eastAsia="en-ZA"/>
+              <w14:ligatures w14:val="standardContextual"/>
+            </w:rPr>
+          </w:pPr>
+          <w:hyperlink w:anchor="_Toc235117159" w:history="1">
+            <w:r>
+              <w:rPr>
+                <w:rStyle w:val="Hyperlink"/>
+                <w:noProof/>
+              </w:rPr>
+              <w:t>Outro — Talking head (~20s)</w:t>
+            </w:r>
+            <w:r>
+              <w:rPr>
+                <w:noProof/>
+                <w:webHidden/>
+              </w:rPr>
+              <w:tab/>
+            </w:r>
+            <w:r>
+              <w:rPr>
+                <w:noProof/>
+                <w:webHidden/>
+              </w:rPr>
+              <w:fldChar w:fldCharType="begin"/>
+            </w:r>
+            <w:r>
+              <w:rPr>
+                <w:noProof/>
+                <w:webHidden/>
+              </w:rPr>
+              <w:instrText xml:space="preserve"> PAGEREF _Toc235117159 \h </w:instrText>
+            </w:r>
+            <w:r>
+              <w:rPr>
+                <w:noProof/>
+                <w:webHidden/>
+              </w:rPr>
+            </w:r>
+            <w:r>
+              <w:rPr>
+                <w:noProof/>
+                <w:webHidden/>
+              </w:rPr>
+              <w:fldChar w:fldCharType="separate"/>
+            </w:r>
+            <w:r>
+              <w:rPr>
+                <w:noProof/>
+                <w:webHidden/>
+              </w:rPr>
+              <w:t>14</w:t>
+            </w:r>
+            <w:r>
+              <w:rPr>
+                <w:noProof/>
+                <w:webHidden/>
+              </w:rPr>
+              <w:fldChar w:fldCharType="end"/>
+            </w:r>
+          </w:hyperlink>
+        </w:p>
+        <w:p>
+          <w:pPr>
+            <w:pStyle w:val="TOC2"/>
+            <w:tabs>
+              <w:tab w:val="right" w:leader="dot" w:pos="9350"/>
+            </w:tabs>
+            <w:rPr>
+              <w:noProof/>
+              <w:kern w:val="2"/>
+              <w:lang w:val="en-ZA" w:eastAsia="en-ZA"/>
+              <w14:ligatures w14:val="standardContextual"/>
+            </w:rPr>
+          </w:pPr>
+          <w:hyperlink w:anchor="_Toc235117160" w:history="1">
+            <w:r>
+              <w:rPr>
+                <w:rStyle w:val="Hyperlink"/>
+                <w:noProof/>
+              </w:rPr>
+              <w:t>Resources (video descriptions / hand-off)</w:t>
+            </w:r>
+            <w:r>
+              <w:rPr>
+                <w:noProof/>
+                <w:webHidden/>
+              </w:rPr>
+              <w:tab/>
+            </w:r>
+            <w:r>
+              <w:rPr>
+                <w:noProof/>
+                <w:webHidden/>
+              </w:rPr>
+              <w:fldChar w:fldCharType="begin"/>
+            </w:r>
+            <w:r>
+              <w:rPr>
+                <w:noProof/>
+                <w:webHidden/>
+              </w:rPr>
+              <w:instrText xml:space="preserve"> PAGEREF _Toc235117160 \h </w:instrText>
+            </w:r>
+            <w:r>
+              <w:rPr>
+                <w:noProof/>
+                <w:webHidden/>
+              </w:rPr>
+            </w:r>
+            <w:r>
+              <w:rPr>
+                <w:noProof/>
+                <w:webHidden/>
+              </w:rPr>
+              <w:fldChar w:fldCharType="separate"/>
+            </w:r>
+            <w:r>
+              <w:rPr>
+                <w:noProof/>
+                <w:webHidden/>
+              </w:rPr>
+              <w:t>14</w:t>
+            </w:r>
+            <w:r>
+              <w:rPr>
+                <w:noProof/>
+                <w:webHidden/>
+              </w:rPr>
+              <w:fldChar w:fldCharType="end"/>
+            </w:r>
+          </w:hyperlink>
+        </w:p>
+        <w:p>
+          <w:r>
             <w:fldChar w:fldCharType="end"/>
           </w:r>
         </w:p>
       </w:sdtContent>
     </w:sdt>
-    <w:bookmarkStart w:id="54" w:name="X75c57876dd44b6b0a6bda4427718d471e0b4eac"/>
     <w:p>
       <w:pPr>
         <w:pStyle w:val="Heading1"/>
       </w:pPr>
-      <w:r>
-        <w:t xml:space="preserve">Demo Recording Script — Java Spring Boot + MCP + Copilot</w:t>
-      </w:r>
+      <w:bookmarkStart w:id="0" w:name="X5125dff00e0314b0caa063b5b78dbccc66e8d38"/>
+      <w:bookmarkStart w:id="1" w:name="_Toc235117142"/>
+      <w:r>
+        <w:t>Demo Recording Script — Java Spring Boot + MCP + Copilot</w:t>
+      </w:r>
+      <w:bookmarkEnd w:id="1"/>
     </w:p>
     <w:p>
       <w:pPr>
@@ -46,7 +1411,7 @@
           <w:b/>
           <w:bCs/>
         </w:rPr>
-        <w:t xml:space="preserve">Demo source:</w:t>
+        <w:t>Demo source:</w:t>
       </w:r>
       <w:r>
         <w:t xml:space="preserve"> Prepared local copy. Add a repository URL only if it is approved for publication.</w:t>
@@ -61,36 +1426,41 @@
           <w:b/>
           <w:bCs/>
         </w:rPr>
-        <w:t xml:space="preserve">Publication check:</w:t>
+        <w:t>Publication check:</w:t>
       </w:r>
       <w:r>
         <w:t xml:space="preserve"> Review every screenshot and screen recording for repository names, local paths, account names, notifications, and other identifying information. Redact or replace any exposed details before publishing.</w:t>
       </w:r>
     </w:p>
-    <w:bookmarkStart w:id="25" w:name="Xeab5c25fbe8076f07db8a11be9c232ca73578af"/>
     <w:p>
       <w:pPr>
         <w:pStyle w:val="Heading2"/>
       </w:pPr>
-      <w:r>
-        <w:t xml:space="preserve">Episode 1 of 4 — Build and debug your first Spring Boot app</w:t>
-      </w:r>
-    </w:p>
-    <w:bookmarkStart w:id="9" w:name="intro-talking-head-20s"/>
+      <w:bookmarkStart w:id="2" w:name="X25074c7e44f3c73517be25b5e52d698631dd680"/>
+      <w:bookmarkStart w:id="3" w:name="_Toc235117143"/>
+      <w:r>
+        <w:lastRenderedPageBreak/>
+        <w:t>Episode 1 of 4 — Build and debug your first Spring Boot app</w:t>
+      </w:r>
+      <w:bookmarkEnd w:id="3"/>
+    </w:p>
     <w:p>
       <w:pPr>
         <w:pStyle w:val="Heading3"/>
       </w:pPr>
-      <w:r>
-        <w:t xml:space="preserve">Intro — Talking head (~20s)</w:t>
-      </w:r>
+      <w:bookmarkStart w:id="4" w:name="intro--talking-head-20s"/>
+      <w:bookmarkStart w:id="5" w:name="_Toc235117144"/>
+      <w:r>
+        <w:t>Intro — Talking head (~20s)</w:t>
+      </w:r>
+      <w:bookmarkEnd w:id="5"/>
     </w:p>
     <w:p>
       <w:pPr>
         <w:pStyle w:val="BlockText"/>
       </w:pPr>
       <w:r>
-        <w:t xml:space="preserve">In this video, I’ll build and debug a Spring Boot app in VS Code. I’ll install the Java and Spring extension packs, scaffold the app with Spring Initializr, and run it directly from the editor. Then I’ll use breakpoints to step through the code and Actuator for live runtime insight. Let’s jump right in.</w:t>
+        <w:t>In this video, I'll build and debug a Spring Boot Java app in VS Code. I'll install the Java and Spring extension packs, scaffold the app with Spring Initializr, and run it directly from the editor. Then I'll use breakpoints to step through the code and monitor the app's health and memory while it runs. Let's jump right in.</w:t>
       </w:r>
     </w:p>
     <w:p>
@@ -102,95 +1472,107 @@
           <w:b/>
           <w:bCs/>
         </w:rPr>
-        <w:t xml:space="preserve">Do:</w:t>
-      </w:r>
-      <w:r>
-        <w:t xml:space="preserve"> End on “let’s jump right in,” then cut to screen share.</w:t>
-      </w:r>
-    </w:p>
-    <w:bookmarkEnd w:id="9"/>
-    <w:bookmarkStart w:id="16" w:name="demo-build-run"/>
+        <w:t>Do:</w:t>
+      </w:r>
+      <w:r>
+        <w:t xml:space="preserve"> End on “let's jump right in,” then cut to screen share.</w:t>
+      </w:r>
+    </w:p>
     <w:p>
       <w:pPr>
         <w:pStyle w:val="Heading3"/>
       </w:pPr>
-      <w:r>
-        <w:t xml:space="preserve">Demo — Build &amp; run</w:t>
-      </w:r>
+      <w:bookmarkStart w:id="6" w:name="demo--build--run"/>
+      <w:bookmarkStart w:id="7" w:name="_Toc235117145"/>
+      <w:bookmarkEnd w:id="4"/>
+      <w:r>
+        <w:t>Demo — Build &amp; run</w:t>
+      </w:r>
+      <w:bookmarkEnd w:id="7"/>
     </w:p>
     <w:tbl>
       <w:tblPr>
         <w:tblStyle w:val="Table"/>
-        <w:tblW w:type="pct" w:w="5000"/>
-        <w:tblLayout w:type="fixed"/>
-        <w:tblLook w:firstRow="1" w:lastRow="0" w:firstColumn="0" w:lastColumn="0" w:noHBand="0" w:noVBand="0" w:val="0020"/>
+        <w:tblW w:w="0" w:type="auto"/>
+        <w:tblLook w:val="0020" w:firstRow="1" w:lastRow="0" w:firstColumn="0" w:lastColumn="0" w:noHBand="0" w:noVBand="0"/>
       </w:tblPr>
       <w:tblGrid>
-        <w:gridCol w:w="3465"/>
-        <w:gridCol w:w="1980"/>
-        <w:gridCol w:w="2475"/>
+        <w:gridCol w:w="2065"/>
+        <w:gridCol w:w="4287"/>
+        <w:gridCol w:w="3224"/>
       </w:tblGrid>
       <w:tr>
         <w:trPr>
-          <w:tblHeader w:val="on"/>
+          <w:cnfStyle w:val="100000000000" w:firstRow="1" w:lastRow="0" w:firstColumn="0" w:lastColumn="0" w:oddVBand="0" w:evenVBand="0" w:oddHBand="0" w:evenHBand="0" w:firstRowFirstColumn="0" w:firstRowLastColumn="0" w:lastRowFirstColumn="0" w:lastRowLastColumn="0"/>
+          <w:tblHeader/>
         </w:trPr>
         <w:tc>
-          <w:tcPr/>
-          <w:p>
-            <w:pPr>
-              <w:pStyle w:val="Compact"/>
-            </w:pPr>
-            <w:r>
-              <w:t xml:space="preserve">Where</w:t>
-            </w:r>
-          </w:p>
-        </w:tc>
-        <w:tc>
-          <w:tcPr/>
-          <w:p>
-            <w:pPr>
-              <w:pStyle w:val="Compact"/>
-            </w:pPr>
-            <w:r>
-              <w:t xml:space="preserve">Do</w:t>
-            </w:r>
-          </w:p>
-        </w:tc>
-        <w:tc>
-          <w:tcPr/>
-          <w:p>
-            <w:pPr>
-              <w:pStyle w:val="Compact"/>
-            </w:pPr>
-            <w:r>
-              <w:t xml:space="preserve">Say</w:t>
+          <w:tcPr>
+            <w:tcW w:w="0" w:type="auto"/>
+          </w:tcPr>
+          <w:p>
+            <w:pPr>
+              <w:pStyle w:val="Compact"/>
+            </w:pPr>
+            <w:r>
+              <w:t>Where</w:t>
+            </w:r>
+          </w:p>
+        </w:tc>
+        <w:tc>
+          <w:tcPr>
+            <w:tcW w:w="0" w:type="auto"/>
+          </w:tcPr>
+          <w:p>
+            <w:pPr>
+              <w:pStyle w:val="Compact"/>
+            </w:pPr>
+            <w:r>
+              <w:t>Do</w:t>
+            </w:r>
+          </w:p>
+        </w:tc>
+        <w:tc>
+          <w:tcPr>
+            <w:tcW w:w="0" w:type="auto"/>
+          </w:tcPr>
+          <w:p>
+            <w:pPr>
+              <w:pStyle w:val="Compact"/>
+            </w:pPr>
+            <w:r>
+              <w:t>Say</w:t>
             </w:r>
           </w:p>
         </w:tc>
       </w:tr>
       <w:tr>
         <w:tc>
-          <w:tcPr/>
-          <w:p>
-            <w:pPr>
-              <w:pStyle w:val="Compact"/>
-            </w:pPr>
-            <w:r>
-              <w:t xml:space="preserve">VS Code — Extensions view (</w:t>
+          <w:tcPr>
+            <w:tcW w:w="0" w:type="auto"/>
+          </w:tcPr>
+          <w:p>
+            <w:pPr>
+              <w:pStyle w:val="Compact"/>
+            </w:pPr>
+            <w:r>
+              <w:t>VS Code — Extensions view (</w:t>
             </w:r>
             <w:r>
               <w:rPr>
                 <w:rStyle w:val="VerbatimChar"/>
               </w:rPr>
-              <w:t xml:space="preserve">Ctrl+Shift+X</w:t>
-            </w:r>
-            <w:r>
-              <w:t xml:space="preserve">)</w:t>
-            </w:r>
-          </w:p>
-        </w:tc>
-        <w:tc>
-          <w:tcPr/>
+              <w:t>Ctrl+Shift+X</w:t>
+            </w:r>
+            <w:r>
+              <w:t>)</w:t>
+            </w:r>
+          </w:p>
+        </w:tc>
+        <w:tc>
+          <w:tcPr>
+            <w:tcW w:w="0" w:type="auto"/>
+          </w:tcPr>
           <w:p>
             <w:pPr>
               <w:pStyle w:val="Compact"/>
@@ -203,7 +1585,7 @@
                 <w:b/>
                 <w:bCs/>
               </w:rPr>
-              <w:t xml:space="preserve">“Extension Pack for Java”</w:t>
+              <w:t>"Extension Pack for Java"</w:t>
             </w:r>
             <w:r>
               <w:t xml:space="preserve"> and install. Then install a </w:t>
@@ -213,7 +1595,7 @@
                 <w:b/>
                 <w:bCs/>
               </w:rPr>
-              <w:t xml:space="preserve">JDK 25</w:t>
+              <w:t>JDK 25</w:t>
             </w:r>
             <w:r>
               <w:t xml:space="preserve"> (Ctrl+Shift+P → </w:t>
@@ -223,39 +1605,45 @@
                 <w:i/>
                 <w:iCs/>
               </w:rPr>
-              <w:t xml:space="preserve">Java: Install New JDK</w:t>
-            </w:r>
-            <w:r>
-              <w:t xml:space="preserve">, or show it already installed).</w:t>
-            </w:r>
-          </w:p>
-        </w:tc>
-        <w:tc>
-          <w:tcPr/>
-          <w:p>
-            <w:pPr>
-              <w:pStyle w:val="Compact"/>
-            </w:pPr>
-            <w:r>
-              <w:t xml:space="preserve">“Let’s start from nothing. First I install the Extension Pack for Java — that gives me language support, debugging, Maven, and testing in one bundle — plus a JDK to compile and run.”</w:t>
+              <w:t>Java: Install New JDK</w:t>
+            </w:r>
+            <w:r>
+              <w:t>, or show it already installed).</w:t>
+            </w:r>
+          </w:p>
+        </w:tc>
+        <w:tc>
+          <w:tcPr>
+            <w:tcW w:w="0" w:type="auto"/>
+          </w:tcPr>
+          <w:p>
+            <w:pPr>
+              <w:pStyle w:val="Compact"/>
+            </w:pPr>
+            <w:r>
+              <w:t>"Let's start from nothing. First I install the Extension Pack for Java — that gives me language support, debugging, Maven, and testing in one bundle — plus a JDK to compile and run."</w:t>
             </w:r>
           </w:p>
         </w:tc>
       </w:tr>
       <w:tr>
         <w:tc>
-          <w:tcPr/>
-          <w:p>
-            <w:pPr>
-              <w:pStyle w:val="Compact"/>
-            </w:pPr>
-            <w:r>
-              <w:t xml:space="preserve">Extensions view</w:t>
-            </w:r>
-          </w:p>
-        </w:tc>
-        <w:tc>
-          <w:tcPr/>
+          <w:tcPr>
+            <w:tcW w:w="0" w:type="auto"/>
+          </w:tcPr>
+          <w:p>
+            <w:pPr>
+              <w:pStyle w:val="Compact"/>
+            </w:pPr>
+            <w:r>
+              <w:t>Extensions view</w:t>
+            </w:r>
+          </w:p>
+        </w:tc>
+        <w:tc>
+          <w:tcPr>
+            <w:tcW w:w="0" w:type="auto"/>
+          </w:tcPr>
           <w:p>
             <w:pPr>
               <w:pStyle w:val="Compact"/>
@@ -268,7 +1656,7 @@
                 <w:b/>
                 <w:bCs/>
               </w:rPr>
-              <w:t xml:space="preserve">“Spring Boot Extension Pack”</w:t>
+              <w:t>"Spring Boot Extension Pack"</w:t>
             </w:r>
             <w:r>
               <w:t xml:space="preserve"> (Spring Boot Tools, Dashboard, Initializr) and install.</w:t>
@@ -276,40 +1664,46 @@
           </w:p>
         </w:tc>
         <w:tc>
-          <w:tcPr/>
-          <w:p>
-            <w:pPr>
-              <w:pStyle w:val="Compact"/>
-            </w:pPr>
-            <w:r>
-              <w:t xml:space="preserve">“Next, the Spring Boot Extension Pack. This adds the Spring Initializr, the Spring Boot Dashboard, and smart editing for Spring config.”</w:t>
+          <w:tcPr>
+            <w:tcW w:w="0" w:type="auto"/>
+          </w:tcPr>
+          <w:p>
+            <w:pPr>
+              <w:pStyle w:val="Compact"/>
+            </w:pPr>
+            <w:r>
+              <w:t>"Next, the Spring Boot Extension Pack. This adds the Spring Initializr, the Spring Boot Dashboard, and smart editing for Spring config."</w:t>
             </w:r>
           </w:p>
         </w:tc>
       </w:tr>
       <w:tr>
         <w:tc>
-          <w:tcPr/>
-          <w:p>
-            <w:pPr>
-              <w:pStyle w:val="Compact"/>
-            </w:pPr>
-            <w:r>
-              <w:t xml:space="preserve">Command Palette (</w:t>
+          <w:tcPr>
+            <w:tcW w:w="0" w:type="auto"/>
+          </w:tcPr>
+          <w:p>
+            <w:pPr>
+              <w:pStyle w:val="Compact"/>
+            </w:pPr>
+            <w:r>
+              <w:t>Command Palette (</w:t>
             </w:r>
             <w:r>
               <w:rPr>
                 <w:rStyle w:val="VerbatimChar"/>
               </w:rPr>
-              <w:t xml:space="preserve">Ctrl+Shift+P</w:t>
-            </w:r>
-            <w:r>
-              <w:t xml:space="preserve">)</w:t>
-            </w:r>
-          </w:p>
-        </w:tc>
-        <w:tc>
-          <w:tcPr/>
+              <w:t>Ctrl+Shift+P</w:t>
+            </w:r>
+            <w:r>
+              <w:t>)</w:t>
+            </w:r>
+          </w:p>
+        </w:tc>
+        <w:tc>
+          <w:tcPr>
+            <w:tcW w:w="0" w:type="auto"/>
+          </w:tcPr>
           <w:p>
             <w:pPr>
               <w:pStyle w:val="Compact"/>
@@ -322,7 +1716,7 @@
                 <w:b/>
                 <w:bCs/>
               </w:rPr>
-              <w:t xml:space="preserve">“Spring Initializr: Create a Maven Project”</w:t>
+              <w:t>"Spring Initializr: Create a Maven Project"</w:t>
             </w:r>
             <w:r>
               <w:t xml:space="preserve">. Choose: Spring Boot 4.1.x → Java → group </w:t>
@@ -331,7 +1725,7 @@
               <w:rPr>
                 <w:rStyle w:val="VerbatimChar"/>
               </w:rPr>
-              <w:t xml:space="preserve">com.example</w:t>
+              <w:t>com.example</w:t>
             </w:r>
             <w:r>
               <w:t xml:space="preserve"> → artifact </w:t>
@@ -340,7 +1734,7 @@
               <w:rPr>
                 <w:rStyle w:val="VerbatimChar"/>
               </w:rPr>
-              <w:t xml:space="preserve">springboot-mcp-demo</w:t>
+              <w:t>springboot-mcp-demo</w:t>
             </w:r>
             <w:r>
               <w:t xml:space="preserve"> → Java 25 → dependencies </w:t>
@@ -350,7 +1744,7 @@
                 <w:b/>
                 <w:bCs/>
               </w:rPr>
-              <w:t xml:space="preserve">Spring Web</w:t>
+              <w:t>Spring Web</w:t>
             </w:r>
             <w:r>
               <w:t xml:space="preserve">, </w:t>
@@ -360,7 +1754,7 @@
                 <w:b/>
                 <w:bCs/>
               </w:rPr>
-              <w:t xml:space="preserve">Thymeleaf</w:t>
+              <w:t>Thymeleaf</w:t>
             </w:r>
             <w:r>
               <w:t xml:space="preserve">, </w:t>
@@ -370,39 +1764,45 @@
                 <w:b/>
                 <w:bCs/>
               </w:rPr>
-              <w:t xml:space="preserve">Actuator</w:t>
-            </w:r>
-            <w:r>
-              <w:t xml:space="preserve">.</w:t>
-            </w:r>
-          </w:p>
-        </w:tc>
-        <w:tc>
-          <w:tcPr/>
-          <w:p>
-            <w:pPr>
-              <w:pStyle w:val="Compact"/>
-            </w:pPr>
-            <w:r>
-              <w:t xml:space="preserve">“The Initializr scaffolds a project right inside VS Code — no browser needed. I pick Web, Thymeleaf, and Actuator to get started.”</w:t>
+              <w:t>Actuator</w:t>
+            </w:r>
+            <w:r>
+              <w:t>.</w:t>
+            </w:r>
+          </w:p>
+        </w:tc>
+        <w:tc>
+          <w:tcPr>
+            <w:tcW w:w="0" w:type="auto"/>
+          </w:tcPr>
+          <w:p>
+            <w:pPr>
+              <w:pStyle w:val="Compact"/>
+            </w:pPr>
+            <w:r>
+              <w:t>"The Initializr scaffolds a project right inside VS Code — no browser needed. I pick Web, Thymeleaf, and Actuator to get started."</w:t>
             </w:r>
           </w:p>
         </w:tc>
       </w:tr>
       <w:tr>
         <w:tc>
-          <w:tcPr/>
-          <w:p>
-            <w:pPr>
-              <w:pStyle w:val="Compact"/>
-            </w:pPr>
-            <w:r>
-              <w:t xml:space="preserve">Explorer + editor</w:t>
-            </w:r>
-          </w:p>
-        </w:tc>
-        <w:tc>
-          <w:tcPr/>
+          <w:tcPr>
+            <w:tcW w:w="0" w:type="auto"/>
+          </w:tcPr>
+          <w:p>
+            <w:pPr>
+              <w:pStyle w:val="Compact"/>
+            </w:pPr>
+            <w:r>
+              <w:t>Explorer + editor</w:t>
+            </w:r>
+          </w:p>
+        </w:tc>
+        <w:tc>
+          <w:tcPr>
+            <w:tcW w:w="0" w:type="auto"/>
+          </w:tcPr>
           <w:p>
             <w:pPr>
               <w:pStyle w:val="Compact"/>
@@ -414,7 +1814,7 @@
               <w:rPr>
                 <w:rStyle w:val="VerbatimChar"/>
               </w:rPr>
-              <w:t xml:space="preserve">TodoController</w:t>
+              <w:t>TodoController</w:t>
             </w:r>
             <w:r>
               <w:t xml:space="preserve">, </w:t>
@@ -423,7 +1823,7 @@
               <w:rPr>
                 <w:rStyle w:val="VerbatimChar"/>
               </w:rPr>
-              <w:t xml:space="preserve">TodoService</w:t>
+              <w:t>TodoService</w:t>
             </w:r>
             <w:r>
               <w:t xml:space="preserve">, </w:t>
@@ -432,7 +1832,7 @@
               <w:rPr>
                 <w:rStyle w:val="VerbatimChar"/>
               </w:rPr>
-              <w:t xml:space="preserve">TodoRepository</w:t>
+              <w:t>TodoRepository</w:t>
             </w:r>
             <w:r>
               <w:t xml:space="preserve">, </w:t>
@@ -441,7 +1841,7 @@
               <w:rPr>
                 <w:rStyle w:val="VerbatimChar"/>
               </w:rPr>
-              <w:t xml:space="preserve">Todo</w:t>
+              <w:t>Todo</w:t>
             </w:r>
             <w:r>
               <w:t xml:space="preserve">, and </w:t>
@@ -450,39 +1850,45 @@
               <w:rPr>
                 <w:rStyle w:val="VerbatimChar"/>
               </w:rPr>
-              <w:t xml:space="preserve">templates/index.html</w:t>
-            </w:r>
-            <w:r>
-              <w:t xml:space="preserve">.</w:t>
-            </w:r>
-          </w:p>
-        </w:tc>
-        <w:tc>
-          <w:tcPr/>
-          <w:p>
-            <w:pPr>
-              <w:pStyle w:val="Compact"/>
-            </w:pPr>
-            <w:r>
-              <w:t xml:space="preserve">“The Initializr gives me the baseline project. To keep this short, I’ll switch to a prepared Todo app built from that scaffold, with the controller, service, in-memory repository, and Thymeleaf page already filled in.”</w:t>
+              <w:t>templates/index.html</w:t>
+            </w:r>
+            <w:r>
+              <w:t>.</w:t>
+            </w:r>
+          </w:p>
+        </w:tc>
+        <w:tc>
+          <w:tcPr>
+            <w:tcW w:w="0" w:type="auto"/>
+          </w:tcPr>
+          <w:p>
+            <w:pPr>
+              <w:pStyle w:val="Compact"/>
+            </w:pPr>
+            <w:r>
+              <w:t>"The Initializr gives me the baseline project. To keep this short, I'll switch to a prepared Todo app built from that scaffold, with the controller, service, in-memory repository, and Thymeleaf page already filled in."</w:t>
             </w:r>
           </w:p>
         </w:tc>
       </w:tr>
       <w:tr>
         <w:tc>
-          <w:tcPr/>
-          <w:p>
-            <w:pPr>
-              <w:pStyle w:val="Compact"/>
-            </w:pPr>
-            <w:r>
-              <w:t xml:space="preserve">Terminal</w:t>
-            </w:r>
-          </w:p>
-        </w:tc>
-        <w:tc>
-          <w:tcPr/>
+          <w:tcPr>
+            <w:tcW w:w="0" w:type="auto"/>
+          </w:tcPr>
+          <w:p>
+            <w:pPr>
+              <w:pStyle w:val="Compact"/>
+            </w:pPr>
+            <w:r>
+              <w:t>Terminal</w:t>
+            </w:r>
+          </w:p>
+        </w:tc>
+        <w:tc>
+          <w:tcPr>
+            <w:tcW w:w="0" w:type="auto"/>
+          </w:tcPr>
           <w:p>
             <w:pPr>
               <w:pStyle w:val="Compact"/>
@@ -494,30 +1900,41 @@
               <w:rPr>
                 <w:rStyle w:val="VerbatimChar"/>
               </w:rPr>
-              <w:t xml:space="preserve">.\mvnw.cmd spring-boot:run</w:t>
-            </w:r>
-            <w:r>
-              <w:t xml:space="preserve">, open http://localhost:8080, then add, toggle, and delete a todo. When finished, stop the app with </w:t>
+              <w:t>.\mvnw.cmd spring-boot:run</w:t>
+            </w:r>
+            <w:r>
+              <w:t xml:space="preserve">, </w:t>
+            </w:r>
+            <w:r>
+              <w:lastRenderedPageBreak/>
+              <w:t xml:space="preserve">open http://localhost:8080, then add, toggle, and delete a todo. When finished, stop the app with </w:t>
             </w:r>
             <w:r>
               <w:rPr>
                 <w:rStyle w:val="VerbatimChar"/>
               </w:rPr>
-              <w:t xml:space="preserve">Ctrl+C</w:t>
-            </w:r>
-            <w:r>
-              <w:t xml:space="preserve">.</w:t>
-            </w:r>
-          </w:p>
-        </w:tc>
-        <w:tc>
-          <w:tcPr/>
-          <w:p>
-            <w:pPr>
-              <w:pStyle w:val="Compact"/>
-            </w:pPr>
-            <w:r>
-              <w:t xml:space="preserve">“I run it with the Maven wrapper and exercise the basic flow: add, complete, delete. Then I stop this process before launching the debugger, so only one app is using port 8080.”</w:t>
+              <w:t>Ctrl+C</w:t>
+            </w:r>
+            <w:r>
+              <w:t>.</w:t>
+            </w:r>
+          </w:p>
+        </w:tc>
+        <w:tc>
+          <w:tcPr>
+            <w:tcW w:w="0" w:type="auto"/>
+          </w:tcPr>
+          <w:p>
+            <w:pPr>
+              <w:pStyle w:val="Compact"/>
+            </w:pPr>
+            <w:r>
+              <w:lastRenderedPageBreak/>
+              <w:t xml:space="preserve">"I run it with the Maven wrapper and exercise the </w:t>
+            </w:r>
+            <w:r>
+              <w:lastRenderedPageBreak/>
+              <w:t>basic flow: add, complete, delete. Then I stop this process before launching the debugger, so only one app is using port 8080."</w:t>
             </w:r>
           </w:p>
         </w:tc>
@@ -532,30 +1949,35 @@
           <w:b/>
           <w:bCs/>
         </w:rPr>
-        <w:t xml:space="preserve">The running Todo web app:</w:t>
-      </w:r>
-    </w:p>
-    <w:p>
-      <w:pPr>
-        <w:pStyle w:val="CaptionedFigure"/>
-      </w:pPr>
-      <w:r>
+        <w:lastRenderedPageBreak/>
+        <w:t>The running Todo web app:</w:t>
+      </w:r>
+    </w:p>
+    <w:p>
+      <w:pPr>
+        <w:pStyle w:val="BodyText"/>
+      </w:pPr>
+      <w:r>
+        <w:rPr>
+          <w:noProof/>
+        </w:rPr>
         <w:drawing>
-          <wp:inline>
-            <wp:extent cx="5334000" cy="3556000"/>
-            <wp:effectExtent b="0" l="0" r="0" t="0"/>
-            <wp:docPr descr="Todo web app" title="" id="11" name="Picture"/>
-            <a:graphic>
+          <wp:inline distT="0" distB="0" distL="0" distR="0" wp14:anchorId="1A252457" wp14:editId="1DEFE95C">
+            <wp:extent cx="1306969" cy="967061"/>
+            <wp:effectExtent l="0" t="0" r="0" b="0"/>
+            <wp:docPr id="11" name="Picture" descr="Todo web app"/>
+            <wp:cNvGraphicFramePr/>
+            <a:graphic xmlns:a="http://schemas.openxmlformats.org/drawingml/2006/main">
               <a:graphicData uri="http://schemas.openxmlformats.org/drawingml/2006/picture">
-                <pic:pic>
+                <pic:pic xmlns:pic="http://schemas.openxmlformats.org/drawingml/2006/picture">
                   <pic:nvPicPr>
-                    <pic:cNvPr descr="../docs/images/01-web-app.png" id="12" name="Picture"/>
+                    <pic:cNvPr id="12" name="Picture" descr="../docs/images/01-web-app.png"/>
                     <pic:cNvPicPr>
-                      <a:picLocks noChangeArrowheads="1" noChangeAspect="1"/>
+                      <a:picLocks noChangeAspect="1" noChangeArrowheads="1"/>
                     </pic:cNvPicPr>
                   </pic:nvPicPr>
                   <pic:blipFill>
-                    <a:blip r:embed="rId10"/>
+                    <a:blip r:embed="rId5"/>
                     <a:stretch>
                       <a:fillRect/>
                     </a:stretch>
@@ -563,7 +1985,7 @@
                   <pic:spPr bwMode="auto">
                     <a:xfrm>
                       <a:off x="0" y="0"/>
-                      <a:ext cx="5334000" cy="3556000"/>
+                      <a:ext cx="1306969" cy="967061"/>
                     </a:xfrm>
                     <a:prstGeom prst="rect">
                       <a:avLst/>
@@ -584,14 +2006,6 @@
     </w:p>
     <w:p>
       <w:pPr>
-        <w:pStyle w:val="ImageCaption"/>
-      </w:pPr>
-      <w:r>
-        <w:t xml:space="preserve">Todo web app</w:t>
-      </w:r>
-    </w:p>
-    <w:p>
-      <w:pPr>
         <w:pStyle w:val="BodyText"/>
       </w:pPr>
       <w:r>
@@ -607,37 +2021,41 @@
           <w:b/>
           <w:bCs/>
         </w:rPr>
-        <w:t xml:space="preserve">scripts/capture-initializr.ps1</w:t>
+        <w:t>scripts/capture-initializr.ps1</w:t>
       </w:r>
       <w:r>
         <w:rPr>
           <w:b/>
           <w:bCs/>
         </w:rPr>
-        <w:t xml:space="preserve">:</w:t>
-      </w:r>
-    </w:p>
-    <w:p>
-      <w:pPr>
-        <w:pStyle w:val="CaptionedFigure"/>
-      </w:pPr>
-      <w:r>
+        <w:t>:</w:t>
+      </w:r>
+    </w:p>
+    <w:p>
+      <w:pPr>
+        <w:pStyle w:val="BodyText"/>
+      </w:pPr>
+      <w:r>
+        <w:rPr>
+          <w:noProof/>
+        </w:rPr>
         <w:drawing>
-          <wp:inline>
+          <wp:inline distT="0" distB="0" distL="0" distR="0" wp14:anchorId="17D83A67" wp14:editId="5D453BEF">
             <wp:extent cx="5334000" cy="1577473"/>
-            <wp:effectExtent b="0" l="0" r="0" t="0"/>
-            <wp:docPr descr="Spring Initializr version picker" title="" id="14" name="Picture"/>
-            <a:graphic>
+            <wp:effectExtent l="0" t="0" r="0" b="0"/>
+            <wp:docPr id="14" name="Picture" descr="Spring Initializr version picker"/>
+            <wp:cNvGraphicFramePr/>
+            <a:graphic xmlns:a="http://schemas.openxmlformats.org/drawingml/2006/main">
               <a:graphicData uri="http://schemas.openxmlformats.org/drawingml/2006/picture">
-                <pic:pic>
+                <pic:pic xmlns:pic="http://schemas.openxmlformats.org/drawingml/2006/picture">
                   <pic:nvPicPr>
-                    <pic:cNvPr descr="../docs/images/00-initializr.png" id="15" name="Picture"/>
+                    <pic:cNvPr id="15" name="Picture" descr="../docs/images/00-initializr.png"/>
                     <pic:cNvPicPr>
-                      <a:picLocks noChangeArrowheads="1" noChangeAspect="1"/>
+                      <a:picLocks noChangeAspect="1" noChangeArrowheads="1"/>
                     </pic:cNvPicPr>
                   </pic:nvPicPr>
                   <pic:blipFill>
-                    <a:blip r:embed="rId13"/>
+                    <a:blip r:embed="rId6"/>
                     <a:stretch>
                       <a:fillRect/>
                     </a:stretch>
@@ -666,75 +2084,77 @@
     </w:p>
     <w:p>
       <w:pPr>
-        <w:pStyle w:val="ImageCaption"/>
-      </w:pPr>
-      <w:r>
-        <w:t xml:space="preserve">Spring Initializr version picker</w:t>
-      </w:r>
-    </w:p>
-    <w:bookmarkEnd w:id="16"/>
-    <w:bookmarkStart w:id="23" w:name="demo-debug-watch-memory"/>
-    <w:p>
-      <w:pPr>
         <w:pStyle w:val="Heading3"/>
       </w:pPr>
-      <w:r>
-        <w:t xml:space="preserve">Demo — Debug &amp; watch memory</w:t>
-      </w:r>
+      <w:bookmarkStart w:id="8" w:name="demo--debug--watch-memory"/>
+      <w:bookmarkStart w:id="9" w:name="_Toc235117146"/>
+      <w:bookmarkEnd w:id="6"/>
+      <w:r>
+        <w:t>Demo — Debug &amp; watch memory</w:t>
+      </w:r>
+      <w:bookmarkEnd w:id="9"/>
     </w:p>
     <w:tbl>
       <w:tblPr>
         <w:tblStyle w:val="Table"/>
-        <w:tblW w:type="pct" w:w="5000"/>
-        <w:tblLayout w:type="fixed"/>
-        <w:tblLook w:firstRow="1" w:lastRow="0" w:firstColumn="0" w:lastColumn="0" w:noHBand="0" w:noVBand="0" w:val="0020"/>
+        <w:tblW w:w="0" w:type="auto"/>
+        <w:tblLook w:val="0020" w:firstRow="1" w:lastRow="0" w:firstColumn="0" w:lastColumn="0" w:noHBand="0" w:noVBand="0"/>
       </w:tblPr>
       <w:tblGrid>
-        <w:gridCol w:w="3465"/>
-        <w:gridCol w:w="1980"/>
-        <w:gridCol w:w="2475"/>
+        <w:gridCol w:w="2684"/>
+        <w:gridCol w:w="5047"/>
+        <w:gridCol w:w="1845"/>
       </w:tblGrid>
       <w:tr>
         <w:trPr>
-          <w:tblHeader w:val="on"/>
+          <w:cnfStyle w:val="100000000000" w:firstRow="1" w:lastRow="0" w:firstColumn="0" w:lastColumn="0" w:oddVBand="0" w:evenVBand="0" w:oddHBand="0" w:evenHBand="0" w:firstRowFirstColumn="0" w:firstRowLastColumn="0" w:lastRowFirstColumn="0" w:lastRowLastColumn="0"/>
+          <w:tblHeader/>
         </w:trPr>
         <w:tc>
-          <w:tcPr/>
-          <w:p>
-            <w:pPr>
-              <w:pStyle w:val="Compact"/>
-            </w:pPr>
-            <w:r>
-              <w:t xml:space="preserve">Where</w:t>
-            </w:r>
-          </w:p>
-        </w:tc>
-        <w:tc>
-          <w:tcPr/>
-          <w:p>
-            <w:pPr>
-              <w:pStyle w:val="Compact"/>
-            </w:pPr>
-            <w:r>
-              <w:t xml:space="preserve">Do</w:t>
-            </w:r>
-          </w:p>
-        </w:tc>
-        <w:tc>
-          <w:tcPr/>
-          <w:p>
-            <w:pPr>
-              <w:pStyle w:val="Compact"/>
-            </w:pPr>
-            <w:r>
-              <w:t xml:space="preserve">Say</w:t>
+          <w:tcPr>
+            <w:tcW w:w="0" w:type="auto"/>
+          </w:tcPr>
+          <w:p>
+            <w:pPr>
+              <w:pStyle w:val="Compact"/>
+            </w:pPr>
+            <w:r>
+              <w:t>Where</w:t>
+            </w:r>
+          </w:p>
+        </w:tc>
+        <w:tc>
+          <w:tcPr>
+            <w:tcW w:w="0" w:type="auto"/>
+          </w:tcPr>
+          <w:p>
+            <w:pPr>
+              <w:pStyle w:val="Compact"/>
+            </w:pPr>
+            <w:r>
+              <w:t>Do</w:t>
+            </w:r>
+          </w:p>
+        </w:tc>
+        <w:tc>
+          <w:tcPr>
+            <w:tcW w:w="0" w:type="auto"/>
+          </w:tcPr>
+          <w:p>
+            <w:pPr>
+              <w:pStyle w:val="Compact"/>
+            </w:pPr>
+            <w:r>
+              <w:t>Say</w:t>
             </w:r>
           </w:p>
         </w:tc>
       </w:tr>
       <w:tr>
         <w:tc>
-          <w:tcPr/>
+          <w:tcPr>
+            <w:tcW w:w="0" w:type="auto"/>
+          </w:tcPr>
           <w:p>
             <w:pPr>
               <w:pStyle w:val="Compact"/>
@@ -746,12 +2166,14 @@
               <w:rPr>
                 <w:rStyle w:val="VerbatimChar"/>
               </w:rPr>
-              <w:t xml:space="preserve">TodoController.java</w:t>
-            </w:r>
-          </w:p>
-        </w:tc>
-        <w:tc>
-          <w:tcPr/>
+              <w:t>TodoController.java</w:t>
+            </w:r>
+          </w:p>
+        </w:tc>
+        <w:tc>
+          <w:tcPr>
+            <w:tcW w:w="0" w:type="auto"/>
+          </w:tcPr>
           <w:p>
             <w:pPr>
               <w:pStyle w:val="Compact"/>
@@ -764,7 +2186,7 @@
                 <w:b/>
                 <w:bCs/>
               </w:rPr>
-              <w:t xml:space="preserve">breakpoint</w:t>
+              <w:t>breakpoint</w:t>
             </w:r>
             <w:r>
               <w:t xml:space="preserve"> on the </w:t>
@@ -773,7 +2195,7 @@
               <w:rPr>
                 <w:rStyle w:val="VerbatimChar"/>
               </w:rPr>
-              <w:t xml:space="preserve">addForm</w:t>
+              <w:t>addForm</w:t>
             </w:r>
             <w:r>
               <w:t xml:space="preserve"> method (the </w:t>
@@ -782,7 +2204,7 @@
               <w:rPr>
                 <w:rStyle w:val="VerbatimChar"/>
               </w:rPr>
-              <w:t xml:space="preserve">service.add(title)</w:t>
+              <w:t>service.add(title)</w:t>
             </w:r>
             <w:r>
               <w:t xml:space="preserve"> line).</w:t>
@@ -790,31 +2212,37 @@
           </w:p>
         </w:tc>
         <w:tc>
-          <w:tcPr/>
-          <w:p>
-            <w:pPr>
-              <w:pStyle w:val="Compact"/>
-            </w:pPr>
-            <w:r>
-              <w:t xml:space="preserve">“Let’s debug. I’ll drop a breakpoint where a new todo gets created.”</w:t>
+          <w:tcPr>
+            <w:tcW w:w="0" w:type="auto"/>
+          </w:tcPr>
+          <w:p>
+            <w:pPr>
+              <w:pStyle w:val="Compact"/>
+            </w:pPr>
+            <w:r>
+              <w:t>"Let's debug. I'll drop a breakpoint where a new todo gets created."</w:t>
             </w:r>
           </w:p>
         </w:tc>
       </w:tr>
       <w:tr>
         <w:tc>
-          <w:tcPr/>
-          <w:p>
-            <w:pPr>
-              <w:pStyle w:val="Compact"/>
-            </w:pPr>
-            <w:r>
-              <w:t xml:space="preserve">Spring Boot Dashboard / Run view</w:t>
-            </w:r>
-          </w:p>
-        </w:tc>
-        <w:tc>
-          <w:tcPr/>
+          <w:tcPr>
+            <w:tcW w:w="0" w:type="auto"/>
+          </w:tcPr>
+          <w:p>
+            <w:pPr>
+              <w:pStyle w:val="Compact"/>
+            </w:pPr>
+            <w:r>
+              <w:t>Spring Boot Dashboard / Run view</w:t>
+            </w:r>
+          </w:p>
+        </w:tc>
+        <w:tc>
+          <w:tcPr>
+            <w:tcW w:w="0" w:type="auto"/>
+          </w:tcPr>
           <w:p>
             <w:pPr>
               <w:pStyle w:val="Compact"/>
@@ -827,7 +2255,7 @@
                 <w:b/>
                 <w:bCs/>
               </w:rPr>
-              <w:t xml:space="preserve">F5</w:t>
+              <w:t>F5</w:t>
             </w:r>
             <w:r>
               <w:t xml:space="preserve"> (Debug). In the browser add a todo to hit the breakpoint.</w:t>
@@ -835,36 +2263,47 @@
           </w:p>
         </w:tc>
         <w:tc>
-          <w:tcPr/>
-          <w:p>
-            <w:pPr>
-              <w:pStyle w:val="Compact"/>
-            </w:pPr>
-            <w:r>
-              <w:t xml:space="preserve">“Launch in debug mode with F5, add a todo, and execution pauses right on our line.”</w:t>
+          <w:tcPr>
+            <w:tcW w:w="0" w:type="auto"/>
+          </w:tcPr>
+          <w:p>
+            <w:pPr>
+              <w:pStyle w:val="Compact"/>
+            </w:pPr>
+            <w:r>
+              <w:t>"Launch in debug mode with F5, add a todo, and execution pauses right on our line."</w:t>
             </w:r>
           </w:p>
         </w:tc>
       </w:tr>
       <w:tr>
         <w:tc>
-          <w:tcPr/>
-          <w:p>
-            <w:pPr>
-              <w:pStyle w:val="Compact"/>
-            </w:pPr>
-            <w:r>
-              <w:t xml:space="preserve">Debug toolbar + Variables panel</w:t>
-            </w:r>
-          </w:p>
-        </w:tc>
-        <w:tc>
-          <w:tcPr/>
-          <w:p>
-            <w:pPr>
-              <w:pStyle w:val="Compact"/>
-            </w:pPr>
-            <w:r>
+          <w:tcPr>
+            <w:tcW w:w="0" w:type="auto"/>
+          </w:tcPr>
+          <w:p>
+            <w:pPr>
+              <w:pStyle w:val="Compact"/>
+            </w:pPr>
+            <w:r>
+              <w:t xml:space="preserve">Debug toolbar + </w:t>
+            </w:r>
+            <w:r>
+              <w:lastRenderedPageBreak/>
+              <w:t>Variables panel</w:t>
+            </w:r>
+          </w:p>
+        </w:tc>
+        <w:tc>
+          <w:tcPr>
+            <w:tcW w:w="0" w:type="auto"/>
+          </w:tcPr>
+          <w:p>
+            <w:pPr>
+              <w:pStyle w:val="Compact"/>
+            </w:pPr>
+            <w:r>
+              <w:lastRenderedPageBreak/>
               <w:t xml:space="preserve">Expand </w:t>
             </w:r>
             <w:r>
@@ -872,7 +2311,7 @@
                 <w:b/>
                 <w:bCs/>
               </w:rPr>
-              <w:t xml:space="preserve">Local</w:t>
+              <w:t>Local</w:t>
             </w:r>
             <w:r>
               <w:t xml:space="preserve"> and inspect </w:t>
@@ -881,16 +2320,20 @@
               <w:rPr>
                 <w:rStyle w:val="VerbatimChar"/>
               </w:rPr>
-              <w:t xml:space="preserve">title</w:t>
-            </w:r>
-            <w:r>
-              <w:t xml:space="preserve">, then step into </w:t>
+              <w:t>title</w:t>
+            </w:r>
+            <w:r>
+              <w:t xml:space="preserve">, then step </w:t>
+            </w:r>
+            <w:r>
+              <w:lastRenderedPageBreak/>
+              <w:t xml:space="preserve">into </w:t>
             </w:r>
             <w:r>
               <w:rPr>
                 <w:rStyle w:val="VerbatimChar"/>
               </w:rPr>
-              <w:t xml:space="preserve">TodoService.add</w:t>
+              <w:t>TodoService.add</w:t>
             </w:r>
             <w:r>
               <w:t xml:space="preserve"> (</w:t>
@@ -899,7 +2342,7 @@
               <w:rPr>
                 <w:rStyle w:val="VerbatimChar"/>
               </w:rPr>
-              <w:t xml:space="preserve">F11</w:t>
+              <w:t>F11</w:t>
             </w:r>
             <w:r>
               <w:t xml:space="preserve">). Step over the </w:t>
@@ -908,7 +2351,7 @@
               <w:rPr>
                 <w:rStyle w:val="VerbatimChar"/>
               </w:rPr>
-              <w:t xml:space="preserve">Todo todo = ...</w:t>
+              <w:t>Todo todo = ...</w:t>
             </w:r>
             <w:r>
               <w:t xml:space="preserve"> line (</w:t>
@@ -917,7 +2360,7 @@
               <w:rPr>
                 <w:rStyle w:val="VerbatimChar"/>
               </w:rPr>
-              <w:t xml:space="preserve">F10</w:t>
+              <w:t>F10</w:t>
             </w:r>
             <w:r>
               <w:t xml:space="preserve">) and inspect the new </w:t>
@@ -926,7 +2369,7 @@
               <w:rPr>
                 <w:rStyle w:val="VerbatimChar"/>
               </w:rPr>
-              <w:t xml:space="preserve">todo</w:t>
+              <w:t>todo</w:t>
             </w:r>
             <w:r>
               <w:t xml:space="preserve"> local. Continue (</w:t>
@@ -935,33 +2378,43 @@
               <w:rPr>
                 <w:rStyle w:val="VerbatimChar"/>
               </w:rPr>
-              <w:t xml:space="preserve">F5</w:t>
-            </w:r>
-            <w:r>
-              <w:t xml:space="preserve">). Before recording, close Chat and hide any terminal output that contains local paths or account details.</w:t>
-            </w:r>
-          </w:p>
-        </w:tc>
-        <w:tc>
-          <w:tcPr/>
-          <w:p>
-            <w:pPr>
-              <w:pStyle w:val="Compact"/>
-            </w:pPr>
-            <w:r>
-              <w:t xml:space="preserve">“The controller shows me the incoming title. I can step into the service, execute the object creation, and inspect the new Todo before it is saved.”</w:t>
+              <w:t>F5</w:t>
+            </w:r>
+            <w:r>
+              <w:t>). Before recording, close Chat and hide any terminal output that contains local paths or account details.</w:t>
+            </w:r>
+          </w:p>
+        </w:tc>
+        <w:tc>
+          <w:tcPr>
+            <w:tcW w:w="0" w:type="auto"/>
+          </w:tcPr>
+          <w:p>
+            <w:pPr>
+              <w:pStyle w:val="Compact"/>
+            </w:pPr>
+            <w:r>
+              <w:lastRenderedPageBreak/>
+              <w:t xml:space="preserve">"The controller </w:t>
+            </w:r>
+            <w:r>
+              <w:lastRenderedPageBreak/>
+              <w:t>shows me the incoming title. I can step into the service, execute the object creation, and inspect the new Todo before it is saved."</w:t>
             </w:r>
           </w:p>
         </w:tc>
       </w:tr>
       <w:tr>
         <w:tc>
-          <w:tcPr/>
-          <w:p>
-            <w:pPr>
-              <w:pStyle w:val="Compact"/>
-            </w:pPr>
-            <w:r>
+          <w:tcPr>
+            <w:tcW w:w="0" w:type="auto"/>
+          </w:tcPr>
+          <w:p>
+            <w:pPr>
+              <w:pStyle w:val="Compact"/>
+            </w:pPr>
+            <w:r>
+              <w:lastRenderedPageBreak/>
               <w:t xml:space="preserve">Spring Boot Dashboard → running app → </w:t>
             </w:r>
             <w:r>
@@ -969,7 +2422,7 @@
                 <w:b/>
                 <w:bCs/>
               </w:rPr>
-              <w:t xml:space="preserve">Memory</w:t>
+              <w:t>Memory</w:t>
             </w:r>
             <w:r>
               <w:t xml:space="preserve"> view (or Actuator)</w:t>
@@ -977,7 +2430,9 @@
           </w:p>
         </w:tc>
         <w:tc>
-          <w:tcPr/>
+          <w:tcPr>
+            <w:tcW w:w="0" w:type="auto"/>
+          </w:tcPr>
           <w:p>
             <w:pPr>
               <w:pStyle w:val="Compact"/>
@@ -990,7 +2445,7 @@
                 <w:b/>
                 <w:bCs/>
               </w:rPr>
-              <w:t xml:space="preserve">Actuator / Memory</w:t>
+              <w:t>Actuator / Memory</w:t>
             </w:r>
             <w:r>
               <w:t xml:space="preserve"> view; show heap/non-heap live gauges. Also hit http://localhost:8080/actuator/health.</w:t>
@@ -998,57 +2453,65 @@
           </w:p>
         </w:tc>
         <w:tc>
-          <w:tcPr/>
-          <w:p>
-            <w:pPr>
-              <w:pStyle w:val="Compact"/>
-            </w:pPr>
-            <w:r>
-              <w:t xml:space="preserve">“Because we added Actuator, VS Code gives me a live Memory view and health endpoint — real-time JVM insight while the app runs.”</w:t>
+          <w:tcPr>
+            <w:tcW w:w="0" w:type="auto"/>
+          </w:tcPr>
+          <w:p>
+            <w:pPr>
+              <w:pStyle w:val="Compact"/>
+            </w:pPr>
+            <w:r>
+              <w:t>"Because we added Actuator, VS Code gives me a live Memory view and health endpoint — real-time JVM insight while the app runs."</w:t>
             </w:r>
           </w:p>
         </w:tc>
       </w:tr>
       <w:tr>
         <w:tc>
-          <w:tcPr/>
-          <w:p>
-            <w:pPr>
-              <w:pStyle w:val="Compact"/>
-            </w:pPr>
-            <w:r>
-              <w:t xml:space="preserve">Debug toolbar</w:t>
-            </w:r>
-          </w:p>
-        </w:tc>
-        <w:tc>
-          <w:tcPr/>
-          <w:p>
-            <w:pPr>
-              <w:pStyle w:val="Compact"/>
-            </w:pPr>
-            <w:r>
-              <w:t xml:space="preserve">Stop the debug session (</w:t>
+          <w:tcPr>
+            <w:tcW w:w="0" w:type="auto"/>
+          </w:tcPr>
+          <w:p>
+            <w:pPr>
+              <w:pStyle w:val="Compact"/>
+            </w:pPr>
+            <w:r>
+              <w:t>Debug toolbar</w:t>
+            </w:r>
+          </w:p>
+        </w:tc>
+        <w:tc>
+          <w:tcPr>
+            <w:tcW w:w="0" w:type="auto"/>
+          </w:tcPr>
+          <w:p>
+            <w:pPr>
+              <w:pStyle w:val="Compact"/>
+            </w:pPr>
+            <w:r>
+              <w:t>Stop the debug session (</w:t>
             </w:r>
             <w:r>
               <w:rPr>
                 <w:rStyle w:val="VerbatimChar"/>
               </w:rPr>
-              <w:t xml:space="preserve">Shift+F5</w:t>
-            </w:r>
-            <w:r>
-              <w:t xml:space="preserve">) before ending the episode.</w:t>
-            </w:r>
-          </w:p>
-        </w:tc>
-        <w:tc>
-          <w:tcPr/>
-          <w:p>
-            <w:pPr>
-              <w:pStyle w:val="Compact"/>
-            </w:pPr>
-            <w:r>
-              <w:t xml:space="preserve">“I’ll stop the debug session here so port 8080 is free for the next run.”</w:t>
+              <w:t>Shift+F5</w:t>
+            </w:r>
+            <w:r>
+              <w:t>) before ending the episode.</w:t>
+            </w:r>
+          </w:p>
+        </w:tc>
+        <w:tc>
+          <w:tcPr>
+            <w:tcW w:w="0" w:type="auto"/>
+          </w:tcPr>
+          <w:p>
+            <w:pPr>
+              <w:pStyle w:val="Compact"/>
+            </w:pPr>
+            <w:r>
+              <w:t>"I'll stop the debug session here so port 8080 is free for the next run."</w:t>
             </w:r>
           </w:p>
         </w:tc>
@@ -1063,30 +2526,34 @@
           <w:b/>
           <w:bCs/>
         </w:rPr>
-        <w:t xml:space="preserve">Actuator health summary (all systems UP; local filesystem details removed):</w:t>
-      </w:r>
-    </w:p>
-    <w:p>
-      <w:pPr>
-        <w:pStyle w:val="CaptionedFigure"/>
-      </w:pPr>
-      <w:r>
+        <w:t>Actuator health summary (all systems UP; local filesystem details removed):</w:t>
+      </w:r>
+    </w:p>
+    <w:p>
+      <w:pPr>
+        <w:pStyle w:val="BodyText"/>
+      </w:pPr>
+      <w:r>
+        <w:rPr>
+          <w:noProof/>
+        </w:rPr>
         <w:drawing>
-          <wp:inline>
-            <wp:extent cx="5334000" cy="3556000"/>
-            <wp:effectExtent b="0" l="0" r="0" t="0"/>
-            <wp:docPr descr="Actuator health" title="" id="18" name="Picture"/>
-            <a:graphic>
+          <wp:inline distT="0" distB="0" distL="0" distR="0" wp14:anchorId="44193AB5" wp14:editId="16EE0766">
+            <wp:extent cx="1201646" cy="2077746"/>
+            <wp:effectExtent l="0" t="0" r="0" b="0"/>
+            <wp:docPr id="18" name="Picture" descr="Actuator health"/>
+            <wp:cNvGraphicFramePr/>
+            <a:graphic xmlns:a="http://schemas.openxmlformats.org/drawingml/2006/main">
               <a:graphicData uri="http://schemas.openxmlformats.org/drawingml/2006/picture">
-                <pic:pic>
+                <pic:pic xmlns:pic="http://schemas.openxmlformats.org/drawingml/2006/picture">
                   <pic:nvPicPr>
-                    <pic:cNvPr descr="../docs/images/02-actuator-health.png" id="19" name="Picture"/>
+                    <pic:cNvPr id="19" name="Picture" descr="../docs/images/02-actuator-health.png"/>
                     <pic:cNvPicPr>
-                      <a:picLocks noChangeArrowheads="1" noChangeAspect="1"/>
+                      <a:picLocks noChangeAspect="1" noChangeArrowheads="1"/>
                     </pic:cNvPicPr>
                   </pic:nvPicPr>
                   <pic:blipFill>
-                    <a:blip r:embed="rId17"/>
+                    <a:blip r:embed="rId7"/>
                     <a:stretch>
                       <a:fillRect/>
                     </a:stretch>
@@ -1094,7 +2561,7 @@
                   <pic:spPr bwMode="auto">
                     <a:xfrm>
                       <a:off x="0" y="0"/>
-                      <a:ext cx="5334000" cy="3556000"/>
+                      <a:ext cx="1201646" cy="2077746"/>
                     </a:xfrm>
                     <a:prstGeom prst="rect">
                       <a:avLst/>
@@ -1115,14 +2582,6 @@
     </w:p>
     <w:p>
       <w:pPr>
-        <w:pStyle w:val="ImageCaption"/>
-      </w:pPr>
-      <w:r>
-        <w:t xml:space="preserve">Actuator health</w:t>
-      </w:r>
-    </w:p>
-    <w:p>
-      <w:pPr>
         <w:pStyle w:val="BodyText"/>
       </w:pPr>
       <w:r>
@@ -1138,37 +2597,42 @@
           <w:b/>
           <w:bCs/>
         </w:rPr>
-        <w:t xml:space="preserve">scripts/capture-window.ps1</w:t>
+        <w:t>scripts/capture-window.ps1</w:t>
       </w:r>
       <w:r>
         <w:rPr>
           <w:b/>
           <w:bCs/>
         </w:rPr>
-        <w:t xml:space="preserve">):</w:t>
-      </w:r>
-    </w:p>
-    <w:p>
-      <w:pPr>
-        <w:pStyle w:val="CaptionedFigure"/>
-      </w:pPr>
-      <w:r>
+        <w:t>):</w:t>
+      </w:r>
+    </w:p>
+    <w:p>
+      <w:pPr>
+        <w:pStyle w:val="BodyText"/>
+      </w:pPr>
+      <w:r>
+        <w:rPr>
+          <w:noProof/>
+        </w:rPr>
+        <w:lastRenderedPageBreak/>
         <w:drawing>
-          <wp:inline>
+          <wp:inline distT="0" distB="0" distL="0" distR="0" wp14:anchorId="449E9F22" wp14:editId="144BB558">
             <wp:extent cx="5334000" cy="3874168"/>
-            <wp:effectExtent b="0" l="0" r="0" t="0"/>
-            <wp:docPr descr="Memory view" title="" id="21" name="Picture"/>
-            <a:graphic>
+            <wp:effectExtent l="0" t="0" r="0" b="0"/>
+            <wp:docPr id="21" name="Picture" descr="Memory view"/>
+            <wp:cNvGraphicFramePr/>
+            <a:graphic xmlns:a="http://schemas.openxmlformats.org/drawingml/2006/main">
               <a:graphicData uri="http://schemas.openxmlformats.org/drawingml/2006/picture">
-                <pic:pic>
+                <pic:pic xmlns:pic="http://schemas.openxmlformats.org/drawingml/2006/picture">
                   <pic:nvPicPr>
-                    <pic:cNvPr descr="../docs/images/05-memory-view.png" id="22" name="Picture"/>
+                    <pic:cNvPr id="22" name="Picture" descr="../docs/images/05-memory-view.png"/>
                     <pic:cNvPicPr>
-                      <a:picLocks noChangeArrowheads="1" noChangeAspect="1"/>
+                      <a:picLocks noChangeAspect="1" noChangeArrowheads="1"/>
                     </pic:cNvPicPr>
                   </pic:nvPicPr>
                   <pic:blipFill>
-                    <a:blip r:embed="rId20"/>
+                    <a:blip r:embed="rId8"/>
                     <a:stretch>
                       <a:fillRect/>
                     </a:stretch>
@@ -1197,63 +2661,61 @@
     </w:p>
     <w:p>
       <w:pPr>
-        <w:pStyle w:val="ImageCaption"/>
-      </w:pPr>
-      <w:r>
-        <w:t xml:space="preserve">Memory view</w:t>
-      </w:r>
-    </w:p>
-    <w:bookmarkEnd w:id="23"/>
-    <w:bookmarkStart w:id="24" w:name="outro-talking-head-20s"/>
-    <w:p>
-      <w:pPr>
         <w:pStyle w:val="Heading3"/>
       </w:pPr>
-      <w:r>
-        <w:t xml:space="preserve">Outro — Talking head (~20s)</w:t>
-      </w:r>
+      <w:bookmarkStart w:id="10" w:name="outro--talking-head-20s"/>
+      <w:bookmarkStart w:id="11" w:name="_Toc235117147"/>
+      <w:bookmarkEnd w:id="8"/>
+      <w:r>
+        <w:t>Outro — Talking head (~20s)</w:t>
+      </w:r>
+      <w:bookmarkEnd w:id="11"/>
     </w:p>
     <w:p>
       <w:pPr>
         <w:pStyle w:val="BlockText"/>
       </w:pPr>
       <w:r>
-        <w:t xml:space="preserve">In this video, I built and ran a Spring Boot app in VS Code, debugged it with breakpoints, and inspected its health and memory with Actuator. That gave me one workflow for setup, development, and runtime diagnostics. In the next video, I’ll connect the app to GitHub Copilot through MCP.</w:t>
-      </w:r>
-    </w:p>
-    <w:p>
-      <w:r>
-        <w:pict>
-          <v:rect style="width:0;height:1.5pt" o:hralign="center" o:hrstd="t" o:hr="t"/>
+        <w:t>In this video, I built and ran a Spring Boot app in VS Code, debugged it with breakpoints, and inspected its health and memory. That gave me one workflow for setup, development, and runtime diagnostics. In the next video, I'll connect the app to GitHub Copilot through MCP.</w:t>
+      </w:r>
+    </w:p>
+    <w:p>
+      <w:r>
+        <w:pict w14:anchorId="3778AA37">
+          <v:rect id="_x0000_i1025" style="width:0;height:1.5pt" o:hralign="center" o:hrstd="t" o:hr="t"/>
         </w:pict>
       </w:r>
     </w:p>
-    <w:bookmarkEnd w:id="24"/>
-    <w:bookmarkEnd w:id="25"/>
-    <w:bookmarkStart w:id="35" w:name="Xb3d6a3e0a3406864ce567334ad10c29a6c36e5d"/>
     <w:p>
       <w:pPr>
         <w:pStyle w:val="Heading2"/>
       </w:pPr>
-      <w:r>
-        <w:t xml:space="preserve">Episode 2 of 4 — Expose your endpoints to Copilot with MCP</w:t>
-      </w:r>
-    </w:p>
-    <w:bookmarkStart w:id="26" w:name="intro-talking-head-20s-1"/>
+      <w:bookmarkStart w:id="12" w:name="X7fb0ccf65fd28f69241de20cb8b9b8f8320770e"/>
+      <w:bookmarkStart w:id="13" w:name="_Toc235117148"/>
+      <w:bookmarkEnd w:id="2"/>
+      <w:bookmarkEnd w:id="10"/>
+      <w:r>
+        <w:t>Episode 2 of 4 — Expose your endpoints to Copilot with MCP</w:t>
+      </w:r>
+      <w:bookmarkEnd w:id="13"/>
+    </w:p>
     <w:p>
       <w:pPr>
         <w:pStyle w:val="Heading3"/>
       </w:pPr>
-      <w:r>
-        <w:t xml:space="preserve">Intro — Talking head (~20s)</w:t>
-      </w:r>
+      <w:bookmarkStart w:id="14" w:name="intro--talking-head-20s-1"/>
+      <w:bookmarkStart w:id="15" w:name="_Toc235117149"/>
+      <w:r>
+        <w:t>Intro — Talking head (~20s)</w:t>
+      </w:r>
+      <w:bookmarkEnd w:id="15"/>
     </w:p>
     <w:p>
       <w:pPr>
         <w:pStyle w:val="BlockText"/>
       </w:pPr>
       <w:r>
-        <w:t xml:space="preserve">In this video, I’ll show how a Spring Boot Todo app becomes a set of tools GitHub Copilot can call directly. I’ll use Spring AI to expose the existing Java operations through MCP, while keeping the web UI and Copilot connected to the same service. Let’s jump right in.</w:t>
+        <w:t>In this video, I'll show how a Spring Boot app becomes a set of tools GitHub Copilot can call directly. I'll use Spring AI to expose the existing Java operations through MCP, while keeping the web UI and Copilot connected to the same service. Let's jump right in.</w:t>
       </w:r>
     </w:p>
     <w:p>
@@ -1265,10 +2727,10 @@
           <w:b/>
           <w:bCs/>
         </w:rPr>
-        <w:t xml:space="preserve">Do:</w:t>
-      </w:r>
-      <w:r>
-        <w:t xml:space="preserve"> End on “let’s jump right in,” then cut to screen share.</w:t>
+        <w:t>Do:</w:t>
+      </w:r>
+      <w:r>
+        <w:t xml:space="preserve"> End on “let's jump right in,” then cut to screen share.</w:t>
       </w:r>
     </w:p>
     <w:p>
@@ -1280,75 +2742,85 @@
           <w:b/>
           <w:bCs/>
         </w:rPr>
-        <w:t xml:space="preserve">Prerequisites:</w:t>
+        <w:t>Prerequisites:</w:t>
       </w:r>
       <w:r>
         <w:t xml:space="preserve"> Open the prepared app, sign in to GitHub Copilot Chat, and allow MCP tool use when VS Code prompts for trust or confirmation.</w:t>
       </w:r>
     </w:p>
-    <w:bookmarkEnd w:id="26"/>
-    <w:bookmarkStart w:id="33" w:name="demo"/>
     <w:p>
       <w:pPr>
         <w:pStyle w:val="Heading3"/>
       </w:pPr>
-      <w:r>
-        <w:t xml:space="preserve">Demo</w:t>
-      </w:r>
+      <w:bookmarkStart w:id="16" w:name="demo"/>
+      <w:bookmarkStart w:id="17" w:name="_Toc235117150"/>
+      <w:bookmarkEnd w:id="14"/>
+      <w:r>
+        <w:t>Demo</w:t>
+      </w:r>
+      <w:bookmarkEnd w:id="17"/>
     </w:p>
     <w:tbl>
       <w:tblPr>
         <w:tblStyle w:val="Table"/>
-        <w:tblW w:type="pct" w:w="5000"/>
-        <w:tblLayout w:type="fixed"/>
-        <w:tblLook w:firstRow="1" w:lastRow="0" w:firstColumn="0" w:lastColumn="0" w:noHBand="0" w:noVBand="0" w:val="0020"/>
+        <w:tblW w:w="0" w:type="auto"/>
+        <w:tblLook w:val="0020" w:firstRow="1" w:lastRow="0" w:firstColumn="0" w:lastColumn="0" w:noHBand="0" w:noVBand="0"/>
       </w:tblPr>
       <w:tblGrid>
-        <w:gridCol w:w="3465"/>
-        <w:gridCol w:w="1980"/>
-        <w:gridCol w:w="2475"/>
+        <w:gridCol w:w="2608"/>
+        <w:gridCol w:w="4625"/>
+        <w:gridCol w:w="2343"/>
       </w:tblGrid>
       <w:tr>
         <w:trPr>
-          <w:tblHeader w:val="on"/>
+          <w:cnfStyle w:val="100000000000" w:firstRow="1" w:lastRow="0" w:firstColumn="0" w:lastColumn="0" w:oddVBand="0" w:evenVBand="0" w:oddHBand="0" w:evenHBand="0" w:firstRowFirstColumn="0" w:firstRowLastColumn="0" w:lastRowFirstColumn="0" w:lastRowLastColumn="0"/>
+          <w:tblHeader/>
         </w:trPr>
         <w:tc>
-          <w:tcPr/>
-          <w:p>
-            <w:pPr>
-              <w:pStyle w:val="Compact"/>
-            </w:pPr>
-            <w:r>
-              <w:t xml:space="preserve">Where</w:t>
-            </w:r>
-          </w:p>
-        </w:tc>
-        <w:tc>
-          <w:tcPr/>
-          <w:p>
-            <w:pPr>
-              <w:pStyle w:val="Compact"/>
-            </w:pPr>
-            <w:r>
-              <w:t xml:space="preserve">Do</w:t>
-            </w:r>
-          </w:p>
-        </w:tc>
-        <w:tc>
-          <w:tcPr/>
-          <w:p>
-            <w:pPr>
-              <w:pStyle w:val="Compact"/>
-            </w:pPr>
-            <w:r>
-              <w:t xml:space="preserve">Say</w:t>
+          <w:tcPr>
+            <w:tcW w:w="0" w:type="auto"/>
+          </w:tcPr>
+          <w:p>
+            <w:pPr>
+              <w:pStyle w:val="Compact"/>
+            </w:pPr>
+            <w:r>
+              <w:t>Where</w:t>
+            </w:r>
+          </w:p>
+        </w:tc>
+        <w:tc>
+          <w:tcPr>
+            <w:tcW w:w="0" w:type="auto"/>
+          </w:tcPr>
+          <w:p>
+            <w:pPr>
+              <w:pStyle w:val="Compact"/>
+            </w:pPr>
+            <w:r>
+              <w:t>Do</w:t>
+            </w:r>
+          </w:p>
+        </w:tc>
+        <w:tc>
+          <w:tcPr>
+            <w:tcW w:w="0" w:type="auto"/>
+          </w:tcPr>
+          <w:p>
+            <w:pPr>
+              <w:pStyle w:val="Compact"/>
+            </w:pPr>
+            <w:r>
+              <w:t>Say</w:t>
             </w:r>
           </w:p>
         </w:tc>
       </w:tr>
       <w:tr>
         <w:tc>
-          <w:tcPr/>
+          <w:tcPr>
+            <w:tcW w:w="0" w:type="auto"/>
+          </w:tcPr>
           <w:p>
             <w:pPr>
               <w:pStyle w:val="Compact"/>
@@ -1357,12 +2829,15 @@
               <w:rPr>
                 <w:rStyle w:val="VerbatimChar"/>
               </w:rPr>
-              <w:t xml:space="preserve">pom.xml</w:t>
-            </w:r>
-          </w:p>
-        </w:tc>
-        <w:tc>
-          <w:tcPr/>
+              <w:lastRenderedPageBreak/>
+              <w:t>pom.xml</w:t>
+            </w:r>
+          </w:p>
+        </w:tc>
+        <w:tc>
+          <w:tcPr>
+            <w:tcW w:w="0" w:type="auto"/>
+          </w:tcPr>
           <w:p>
             <w:pPr>
               <w:pStyle w:val="Compact"/>
@@ -1376,7 +2851,7 @@
                 <w:b/>
                 <w:bCs/>
               </w:rPr>
-              <w:t xml:space="preserve">spring-ai-starter-mcp-server-webmvc</w:t>
+              <w:t>spring-ai-starter-mcp-server-webmvc</w:t>
             </w:r>
             <w:r>
               <w:t xml:space="preserve"> and the </w:t>
@@ -1385,7 +2860,7 @@
               <w:rPr>
                 <w:rStyle w:val="VerbatimChar"/>
               </w:rPr>
-              <w:t xml:space="preserve">spring-ai-bom</w:t>
+              <w:t>spring-ai-bom</w:t>
             </w:r>
             <w:r>
               <w:t xml:space="preserve"> 2.0.0.</w:t>
@@ -1393,20 +2868,24 @@
           </w:p>
         </w:tc>
         <w:tc>
-          <w:tcPr/>
-          <w:p>
-            <w:pPr>
-              <w:pStyle w:val="Compact"/>
-            </w:pPr>
-            <w:r>
-              <w:t xml:space="preserve">“The MCP layer starts with the Spring AI MCP server dependency, with its version managed by the Spring AI BOM.”</w:t>
+          <w:tcPr>
+            <w:tcW w:w="0" w:type="auto"/>
+          </w:tcPr>
+          <w:p>
+            <w:pPr>
+              <w:pStyle w:val="Compact"/>
+            </w:pPr>
+            <w:r>
+              <w:t>"The MCP layer starts with the Spring AI MCP server dependency, with its version managed by the Spring AI BOM."</w:t>
             </w:r>
           </w:p>
         </w:tc>
       </w:tr>
       <w:tr>
         <w:tc>
-          <w:tcPr/>
+          <w:tcPr>
+            <w:tcW w:w="0" w:type="auto"/>
+          </w:tcPr>
           <w:p>
             <w:pPr>
               <w:pStyle w:val="Compact"/>
@@ -1415,12 +2894,14 @@
               <w:rPr>
                 <w:rStyle w:val="VerbatimChar"/>
               </w:rPr>
-              <w:t xml:space="preserve">mcp/TodoTools.java</w:t>
-            </w:r>
-          </w:p>
-        </w:tc>
-        <w:tc>
-          <w:tcPr/>
+              <w:t>mcp/TodoTools.java</w:t>
+            </w:r>
+          </w:p>
+        </w:tc>
+        <w:tc>
+          <w:tcPr>
+            <w:tcW w:w="0" w:type="auto"/>
+          </w:tcPr>
           <w:p>
             <w:pPr>
               <w:pStyle w:val="Compact"/>
@@ -1432,7 +2913,7 @@
               <w:rPr>
                 <w:rStyle w:val="VerbatimChar"/>
               </w:rPr>
-              <w:t xml:space="preserve">@McpTool</w:t>
+              <w:t>@McpTool</w:t>
             </w:r>
             <w:r>
               <w:t xml:space="preserve"> / </w:t>
@@ -1441,7 +2922,7 @@
               <w:rPr>
                 <w:rStyle w:val="VerbatimChar"/>
               </w:rPr>
-              <w:t xml:space="preserve">@McpToolParam</w:t>
+              <w:t>@McpToolParam</w:t>
             </w:r>
             <w:r>
               <w:t xml:space="preserve"> annotations on </w:t>
@@ -1450,7 +2931,7 @@
               <w:rPr>
                 <w:rStyle w:val="VerbatimChar"/>
               </w:rPr>
-              <w:t xml:space="preserve">addTodo</w:t>
+              <w:t>addTodo</w:t>
             </w:r>
             <w:r>
               <w:t xml:space="preserve">, </w:t>
@@ -1459,7 +2940,7 @@
               <w:rPr>
                 <w:rStyle w:val="VerbatimChar"/>
               </w:rPr>
-              <w:t xml:space="preserve">listTodos</w:t>
+              <w:t>listTodos</w:t>
             </w:r>
             <w:r>
               <w:t xml:space="preserve">, etc. Point out they just delegate to </w:t>
@@ -1468,37 +2949,41 @@
               <w:rPr>
                 <w:rStyle w:val="VerbatimChar"/>
               </w:rPr>
-              <w:t xml:space="preserve">TodoService</w:t>
-            </w:r>
-            <w:r>
-              <w:t xml:space="preserve">.</w:t>
-            </w:r>
-          </w:p>
-        </w:tc>
-        <w:tc>
-          <w:tcPr/>
-          <w:p>
-            <w:pPr>
-              <w:pStyle w:val="Compact"/>
-            </w:pPr>
-            <w:r>
-              <w:t xml:space="preserve">“Each method gets an </w:t>
+              <w:t>TodoService</w:t>
+            </w:r>
+            <w:r>
+              <w:t>.</w:t>
+            </w:r>
+          </w:p>
+        </w:tc>
+        <w:tc>
+          <w:tcPr>
+            <w:tcW w:w="0" w:type="auto"/>
+          </w:tcPr>
+          <w:p>
+            <w:pPr>
+              <w:pStyle w:val="Compact"/>
+            </w:pPr>
+            <w:r>
+              <w:t xml:space="preserve">"Each method gets an </w:t>
             </w:r>
             <w:r>
               <w:rPr>
                 <w:rStyle w:val="VerbatimChar"/>
               </w:rPr>
-              <w:t xml:space="preserve">@McpTool</w:t>
-            </w:r>
-            <w:r>
-              <w:t xml:space="preserve"> annotation with a name and description. They reuse the exact same service the web UI uses — no duplicated logic. Five tools: list, get, add, complete, delete.”</w:t>
+              <w:t>@McpTool</w:t>
+            </w:r>
+            <w:r>
+              <w:t xml:space="preserve"> annotation with a name and description. They reuse the exact same service the web UI uses — no duplicated logic. Five tools: list, get, add, complete, delete."</w:t>
             </w:r>
           </w:p>
         </w:tc>
       </w:tr>
       <w:tr>
         <w:tc>
-          <w:tcPr/>
+          <w:tcPr>
+            <w:tcW w:w="0" w:type="auto"/>
+          </w:tcPr>
           <w:p>
             <w:pPr>
               <w:pStyle w:val="Compact"/>
@@ -1507,12 +2992,14 @@
               <w:rPr>
                 <w:rStyle w:val="VerbatimChar"/>
               </w:rPr>
-              <w:t xml:space="preserve">application.properties</w:t>
-            </w:r>
-          </w:p>
-        </w:tc>
-        <w:tc>
-          <w:tcPr/>
+              <w:t>application.properties</w:t>
+            </w:r>
+          </w:p>
+        </w:tc>
+        <w:tc>
+          <w:tcPr>
+            <w:tcW w:w="0" w:type="auto"/>
+          </w:tcPr>
           <w:p>
             <w:pPr>
               <w:pStyle w:val="Compact"/>
@@ -1524,27 +3011,29 @@
               <w:rPr>
                 <w:rStyle w:val="VerbatimChar"/>
               </w:rPr>
-              <w:t xml:space="preserve">spring.ai.mcp.server.protocol=STREAMABLE</w:t>
-            </w:r>
-            <w:r>
-              <w:t xml:space="preserve">.</w:t>
-            </w:r>
-          </w:p>
-        </w:tc>
-        <w:tc>
-          <w:tcPr/>
-          <w:p>
-            <w:pPr>
-              <w:pStyle w:val="Compact"/>
-            </w:pPr>
-            <w:r>
-              <w:t xml:space="preserve">“One critical setting: </w:t>
+              <w:t>spring.ai.mcp.server.protocol=STREAMABLE</w:t>
+            </w:r>
+            <w:r>
+              <w:t>.</w:t>
+            </w:r>
+          </w:p>
+        </w:tc>
+        <w:tc>
+          <w:tcPr>
+            <w:tcW w:w="0" w:type="auto"/>
+          </w:tcPr>
+          <w:p>
+            <w:pPr>
+              <w:pStyle w:val="Compact"/>
+            </w:pPr>
+            <w:r>
+              <w:t xml:space="preserve">"One critical setting: </w:t>
             </w:r>
             <w:r>
               <w:rPr>
                 <w:rStyle w:val="VerbatimChar"/>
               </w:rPr>
-              <w:t xml:space="preserve">protocol=STREAMABLE</w:t>
+              <w:t>protocol=STREAMABLE</w:t>
             </w:r>
             <w:r>
               <w:t xml:space="preserve">. The WebMVC starter defaults to the old SSE transport — without this, </w:t>
@@ -1553,28 +3042,32 @@
               <w:rPr>
                 <w:rStyle w:val="VerbatimChar"/>
               </w:rPr>
-              <w:t xml:space="preserve">/mcp</w:t>
-            </w:r>
-            <w:r>
-              <w:t xml:space="preserve"> returns 404.”</w:t>
+              <w:t>/mcp</w:t>
+            </w:r>
+            <w:r>
+              <w:t xml:space="preserve"> returns 404."</w:t>
             </w:r>
           </w:p>
         </w:tc>
       </w:tr>
       <w:tr>
         <w:tc>
-          <w:tcPr/>
-          <w:p>
-            <w:pPr>
-              <w:pStyle w:val="Compact"/>
-            </w:pPr>
-            <w:r>
-              <w:t xml:space="preserve">Terminal</w:t>
-            </w:r>
-          </w:p>
-        </w:tc>
-        <w:tc>
-          <w:tcPr/>
+          <w:tcPr>
+            <w:tcW w:w="0" w:type="auto"/>
+          </w:tcPr>
+          <w:p>
+            <w:pPr>
+              <w:pStyle w:val="Compact"/>
+            </w:pPr>
+            <w:r>
+              <w:t>Terminal</w:t>
+            </w:r>
+          </w:p>
+        </w:tc>
+        <w:tc>
+          <w:tcPr>
+            <w:tcW w:w="0" w:type="auto"/>
+          </w:tcPr>
           <w:p>
             <w:pPr>
               <w:pStyle w:val="Compact"/>
@@ -1586,7 +3079,7 @@
               <w:rPr>
                 <w:rStyle w:val="VerbatimChar"/>
               </w:rPr>
-              <w:t xml:space="preserve">.\mvnw.cmd spring-boot:run</w:t>
+              <w:t>.\mvnw.cmd spring-boot:run</w:t>
             </w:r>
             <w:r>
               <w:t xml:space="preserve"> and wait for </w:t>
@@ -1597,28 +3090,32 @@
                 <w:b/>
                 <w:bCs/>
               </w:rPr>
-              <w:t xml:space="preserve">Registered tools: 5</w:t>
-            </w:r>
-            <w:r>
-              <w:t xml:space="preserve">. Leave this terminal running.</w:t>
-            </w:r>
-          </w:p>
-        </w:tc>
-        <w:tc>
-          <w:tcPr/>
-          <w:p>
-            <w:pPr>
-              <w:pStyle w:val="Compact"/>
-            </w:pPr>
-            <w:r>
-              <w:t xml:space="preserve">“The startup log confirms that all five tools are registered and the app is serving the MCP endpoint.”</w:t>
+              <w:t>Registered tools: 5</w:t>
+            </w:r>
+            <w:r>
+              <w:t>. Leave this terminal running.</w:t>
+            </w:r>
+          </w:p>
+        </w:tc>
+        <w:tc>
+          <w:tcPr>
+            <w:tcW w:w="0" w:type="auto"/>
+          </w:tcPr>
+          <w:p>
+            <w:pPr>
+              <w:pStyle w:val="Compact"/>
+            </w:pPr>
+            <w:r>
+              <w:t>"The startup log confirms that all five tools are registered and the app is serving the MCP endpoint."</w:t>
             </w:r>
           </w:p>
         </w:tc>
       </w:tr>
       <w:tr>
         <w:tc>
-          <w:tcPr/>
+          <w:tcPr>
+            <w:tcW w:w="0" w:type="auto"/>
+          </w:tcPr>
           <w:p>
             <w:pPr>
               <w:pStyle w:val="Compact"/>
@@ -1627,12 +3124,14 @@
               <w:rPr>
                 <w:rStyle w:val="VerbatimChar"/>
               </w:rPr>
-              <w:t xml:space="preserve">.vscode/mcp.json</w:t>
-            </w:r>
-          </w:p>
-        </w:tc>
-        <w:tc>
-          <w:tcPr/>
+              <w:t>.vscode/mcp.json</w:t>
+            </w:r>
+          </w:p>
+        </w:tc>
+        <w:tc>
+          <w:tcPr>
+            <w:tcW w:w="0" w:type="auto"/>
+          </w:tcPr>
           <w:p>
             <w:pPr>
               <w:pStyle w:val="Compact"/>
@@ -1644,7 +3143,7 @@
               <w:rPr>
                 <w:rStyle w:val="VerbatimChar"/>
               </w:rPr>
-              <w:t xml:space="preserve">todo-mcp</w:t>
+              <w:t>todo-mcp</w:t>
             </w:r>
             <w:r>
               <w:t xml:space="preserve"> HTTP entry. After the app is running, click its </w:t>
@@ -1654,7 +3153,7 @@
                 <w:b/>
                 <w:bCs/>
               </w:rPr>
-              <w:t xml:space="preserve">Start</w:t>
+              <w:t>Start</w:t>
             </w:r>
             <w:r>
               <w:t xml:space="preserve"> code-lens and approve the connection if prompted.</w:t>
@@ -1662,40 +3161,47 @@
           </w:p>
         </w:tc>
         <w:tc>
-          <w:tcPr/>
-          <w:p>
-            <w:pPr>
-              <w:pStyle w:val="Compact"/>
-            </w:pPr>
-            <w:r>
-              <w:t xml:space="preserve">“This entry points VS Code at the running </w:t>
+          <w:tcPr>
+            <w:tcW w:w="0" w:type="auto"/>
+          </w:tcPr>
+          <w:p>
+            <w:pPr>
+              <w:pStyle w:val="Compact"/>
+            </w:pPr>
+            <w:r>
+              <w:t xml:space="preserve">"This entry points VS Code at the running </w:t>
             </w:r>
             <w:r>
               <w:rPr>
                 <w:rStyle w:val="VerbatimChar"/>
               </w:rPr>
-              <w:t xml:space="preserve">/mcp</w:t>
-            </w:r>
-            <w:r>
-              <w:t xml:space="preserve"> endpoint. Starting it here connects Copilot to the server; it does not launch the Java app itself.”</w:t>
+              <w:t>/mcp</w:t>
+            </w:r>
+            <w:r>
+              <w:t xml:space="preserve"> endpoint. Starting it here connects Copilot to the server; it does not launch the Java app itself."</w:t>
             </w:r>
           </w:p>
         </w:tc>
       </w:tr>
       <w:tr>
         <w:tc>
-          <w:tcPr/>
-          <w:p>
-            <w:pPr>
-              <w:pStyle w:val="Compact"/>
-            </w:pPr>
-            <w:r>
-              <w:t xml:space="preserve">Copilot Chat (Agent mode)</w:t>
-            </w:r>
-          </w:p>
-        </w:tc>
-        <w:tc>
-          <w:tcPr/>
+          <w:tcPr>
+            <w:tcW w:w="0" w:type="auto"/>
+          </w:tcPr>
+          <w:p>
+            <w:pPr>
+              <w:pStyle w:val="Compact"/>
+            </w:pPr>
+            <w:r>
+              <w:lastRenderedPageBreak/>
+              <w:t>Copilot Chat (Agent mode)</w:t>
+            </w:r>
+          </w:p>
+        </w:tc>
+        <w:tc>
+          <w:tcPr>
+            <w:tcW w:w="0" w:type="auto"/>
+          </w:tcPr>
           <w:p>
             <w:pPr>
               <w:pStyle w:val="Compact"/>
@@ -1707,7 +3213,7 @@
               <w:rPr>
                 <w:rStyle w:val="VerbatimChar"/>
               </w:rPr>
-              <w:t xml:space="preserve">todo-mcp</w:t>
+              <w:t>todo-mcp</w:t>
             </w:r>
             <w:r>
               <w:t xml:space="preserve"> tools. Ask: </w:t>
@@ -1717,7 +3223,7 @@
                 <w:i/>
                 <w:iCs/>
               </w:rPr>
-              <w:t>“Use the todo-mcp tools to add a todo called ‘Email the stakeholders’, then list all todos.”</w:t>
+              <w:t>"Use the todo-mcp tools to add a todo called 'Email the stakeholders', then list all todos."</w:t>
             </w:r>
             <w:r>
               <w:t xml:space="preserve"> Refresh http://localhost:8080 and verify that exact title appears.</w:t>
@@ -1725,31 +3231,37 @@
           </w:p>
         </w:tc>
         <w:tc>
-          <w:tcPr/>
-          <w:p>
-            <w:pPr>
-              <w:pStyle w:val="Compact"/>
-            </w:pPr>
-            <w:r>
-              <w:t xml:space="preserve">“Now I ask Copilot to add a todo and list the results. The tool call reaches the same Java service as the web UI, so the exact item created in chat appears in the browser.”</w:t>
+          <w:tcPr>
+            <w:tcW w:w="0" w:type="auto"/>
+          </w:tcPr>
+          <w:p>
+            <w:pPr>
+              <w:pStyle w:val="Compact"/>
+            </w:pPr>
+            <w:r>
+              <w:t>"Now I ask Copilot to add a todo and list the results. The tool call reaches the same Java service as the web UI, so the exact item created in chat appears in the browser."</w:t>
             </w:r>
           </w:p>
         </w:tc>
       </w:tr>
       <w:tr>
         <w:tc>
-          <w:tcPr/>
-          <w:p>
-            <w:pPr>
-              <w:pStyle w:val="Compact"/>
-            </w:pPr>
-            <w:r>
-              <w:t xml:space="preserve">Terminal</w:t>
-            </w:r>
-          </w:p>
-        </w:tc>
-        <w:tc>
-          <w:tcPr/>
+          <w:tcPr>
+            <w:tcW w:w="0" w:type="auto"/>
+          </w:tcPr>
+          <w:p>
+            <w:pPr>
+              <w:pStyle w:val="Compact"/>
+            </w:pPr>
+            <w:r>
+              <w:t>Terminal</w:t>
+            </w:r>
+          </w:p>
+        </w:tc>
+        <w:tc>
+          <w:tcPr>
+            <w:tcW w:w="0" w:type="auto"/>
+          </w:tcPr>
           <w:p>
             <w:pPr>
               <w:pStyle w:val="Compact"/>
@@ -1761,7 +3273,7 @@
               <w:rPr>
                 <w:rStyle w:val="VerbatimChar"/>
               </w:rPr>
-              <w:t xml:space="preserve">Ctrl+C</w:t>
+              <w:t>Ctrl+C</w:t>
             </w:r>
             <w:r>
               <w:t xml:space="preserve"> after capturing the result.</w:t>
@@ -1769,13 +3281,15 @@
           </w:p>
         </w:tc>
         <w:tc>
-          <w:tcPr/>
-          <w:p>
-            <w:pPr>
-              <w:pStyle w:val="Compact"/>
-            </w:pPr>
-            <w:r>
-              <w:t xml:space="preserve">“I’ll stop the app so the next episode starts from a clean process and an empty in-memory store.”</w:t>
+          <w:tcPr>
+            <w:tcW w:w="0" w:type="auto"/>
+          </w:tcPr>
+          <w:p>
+            <w:pPr>
+              <w:pStyle w:val="Compact"/>
+            </w:pPr>
+            <w:r>
+              <w:t>"I'll stop the app so the next episode starts from a clean process and an empty in-memory store."</w:t>
             </w:r>
           </w:p>
         </w:tc>
@@ -1799,7 +3313,7 @@
           <w:i/>
           <w:iCs/>
         </w:rPr>
-        <w:t xml:space="preserve">through MCP</w:t>
+        <w:t>through MCP</w:t>
       </w:r>
       <w:r>
         <w:rPr>
@@ -1814,25 +3328,29 @@
     </w:p>
     <w:p>
       <w:pPr>
-        <w:pStyle w:val="CaptionedFigure"/>
-      </w:pPr>
-      <w:r>
+        <w:pStyle w:val="BodyText"/>
+      </w:pPr>
+      <w:r>
+        <w:rPr>
+          <w:noProof/>
+        </w:rPr>
         <w:drawing>
-          <wp:inline>
-            <wp:extent cx="5334000" cy="3556000"/>
-            <wp:effectExtent b="0" l="0" r="0" t="0"/>
-            <wp:docPr descr="Todo added via MCP" title="" id="28" name="Picture"/>
-            <a:graphic>
+          <wp:inline distT="0" distB="0" distL="0" distR="0" wp14:anchorId="2B26D121" wp14:editId="0B31ADF7">
+            <wp:extent cx="1474529" cy="1172921"/>
+            <wp:effectExtent l="0" t="0" r="0" b="0"/>
+            <wp:docPr id="28" name="Picture" descr="Todo added via MCP"/>
+            <wp:cNvGraphicFramePr/>
+            <a:graphic xmlns:a="http://schemas.openxmlformats.org/drawingml/2006/main">
               <a:graphicData uri="http://schemas.openxmlformats.org/drawingml/2006/picture">
-                <pic:pic>
+                <pic:pic xmlns:pic="http://schemas.openxmlformats.org/drawingml/2006/picture">
                   <pic:nvPicPr>
-                    <pic:cNvPr descr="../docs/images/03-mcp-added-todo.png" id="29" name="Picture"/>
+                    <pic:cNvPr id="29" name="Picture" descr="../docs/images/03-mcp-added-todo.png"/>
                     <pic:cNvPicPr>
-                      <a:picLocks noChangeArrowheads="1" noChangeAspect="1"/>
+                      <a:picLocks noChangeAspect="1" noChangeArrowheads="1"/>
                     </pic:cNvPicPr>
                   </pic:nvPicPr>
                   <pic:blipFill>
-                    <a:blip r:embed="rId27"/>
+                    <a:blip r:embed="rId9"/>
                     <a:stretch>
                       <a:fillRect/>
                     </a:stretch>
@@ -1840,7 +3358,7 @@
                   <pic:spPr bwMode="auto">
                     <a:xfrm>
                       <a:off x="0" y="0"/>
-                      <a:ext cx="5334000" cy="3556000"/>
+                      <a:ext cx="1474529" cy="1172921"/>
                     </a:xfrm>
                     <a:prstGeom prst="rect">
                       <a:avLst/>
@@ -1861,14 +3379,6 @@
     </w:p>
     <w:p>
       <w:pPr>
-        <w:pStyle w:val="ImageCaption"/>
-      </w:pPr>
-      <w:r>
-        <w:t xml:space="preserve">Todo added via MCP</w:t>
-      </w:r>
-    </w:p>
-    <w:p>
-      <w:pPr>
         <w:pStyle w:val="BodyText"/>
       </w:pPr>
       <w:r>
@@ -1884,7 +3394,7 @@
           <w:b/>
           <w:bCs/>
         </w:rPr>
-        <w:t xml:space="preserve">todo-mcp</w:t>
+        <w:t>todo-mcp</w:t>
       </w:r>
       <w:r>
         <w:rPr>
@@ -1899,7 +3409,7 @@
           <w:b/>
           <w:bCs/>
         </w:rPr>
-        <w:t xml:space="preserve">add_todo</w:t>
+        <w:t>add_todo</w:t>
       </w:r>
       <w:r>
         <w:rPr>
@@ -1911,25 +3421,30 @@
     </w:p>
     <w:p>
       <w:pPr>
-        <w:pStyle w:val="CaptionedFigure"/>
-      </w:pPr>
-      <w:r>
+        <w:pStyle w:val="BodyText"/>
+      </w:pPr>
+      <w:r>
+        <w:rPr>
+          <w:noProof/>
+        </w:rPr>
+        <w:lastRenderedPageBreak/>
         <w:drawing>
-          <wp:inline>
+          <wp:inline distT="0" distB="0" distL="0" distR="0" wp14:anchorId="0BEBA171" wp14:editId="699D352E">
             <wp:extent cx="5334000" cy="6649430"/>
-            <wp:effectExtent b="0" l="0" r="0" t="0"/>
-            <wp:docPr descr="Copilot Chat todo-mcp tool call" title="" id="31" name="Picture"/>
-            <a:graphic>
+            <wp:effectExtent l="0" t="0" r="0" b="0"/>
+            <wp:docPr id="31" name="Picture" descr="Copilot Chat todo-mcp tool call"/>
+            <wp:cNvGraphicFramePr/>
+            <a:graphic xmlns:a="http://schemas.openxmlformats.org/drawingml/2006/main">
               <a:graphicData uri="http://schemas.openxmlformats.org/drawingml/2006/picture">
-                <pic:pic>
+                <pic:pic xmlns:pic="http://schemas.openxmlformats.org/drawingml/2006/picture">
                   <pic:nvPicPr>
-                    <pic:cNvPr descr="../docs/images/06-copilot-mcp-chat.png" id="32" name="Picture"/>
+                    <pic:cNvPr id="32" name="Picture" descr="../docs/images/06-copilot-mcp-chat.png"/>
                     <pic:cNvPicPr>
-                      <a:picLocks noChangeArrowheads="1" noChangeAspect="1"/>
+                      <a:picLocks noChangeAspect="1" noChangeArrowheads="1"/>
                     </pic:cNvPicPr>
                   </pic:nvPicPr>
                   <pic:blipFill>
-                    <a:blip r:embed="rId30"/>
+                    <a:blip r:embed="rId10"/>
                     <a:stretch>
                       <a:fillRect/>
                     </a:stretch>
@@ -1958,63 +3473,62 @@
     </w:p>
     <w:p>
       <w:pPr>
-        <w:pStyle w:val="ImageCaption"/>
-      </w:pPr>
-      <w:r>
-        <w:t xml:space="preserve">Copilot Chat todo-mcp tool call</w:t>
-      </w:r>
-    </w:p>
-    <w:bookmarkEnd w:id="33"/>
-    <w:bookmarkStart w:id="34" w:name="outro-talking-head-20s-1"/>
-    <w:p>
-      <w:pPr>
         <w:pStyle w:val="Heading3"/>
       </w:pPr>
-      <w:r>
-        <w:t xml:space="preserve">Outro — Talking head (~20s)</w:t>
-      </w:r>
+      <w:bookmarkStart w:id="18" w:name="outro--talking-head-20s-1"/>
+      <w:bookmarkStart w:id="19" w:name="_Toc235117151"/>
+      <w:bookmarkEnd w:id="16"/>
+      <w:r>
+        <w:t>Outro — Talking head (~20s)</w:t>
+      </w:r>
+      <w:bookmarkEnd w:id="19"/>
     </w:p>
     <w:p>
       <w:pPr>
         <w:pStyle w:val="BlockText"/>
       </w:pPr>
       <w:r>
-        <w:t xml:space="preserve">In this video, I exposed the Todo operations as MCP tools and connected them to GitHub Copilot. Because Copilot and the web UI shared the same Java service, changes made in chat appeared immediately in the app. In the next video, I’ll test the UI in a real browser with Playwright.</w:t>
-      </w:r>
-    </w:p>
-    <w:p>
-      <w:r>
-        <w:pict>
-          <v:rect style="width:0;height:1.5pt" o:hralign="center" o:hrstd="t" o:hr="t"/>
+        <w:t>In this video, I exposed the Todo operations as MCP tools and connected them to GitHub Copilot. Because Copilot and the web UI shared the same Java service, changes made in chat appeared immediately in the app. In the next video, I'll test the UI in a real browser with Playwright.</w:t>
+      </w:r>
+    </w:p>
+    <w:p>
+      <w:r>
+        <w:pict w14:anchorId="4F0E0A57">
+          <v:rect id="_x0000_i1026" style="width:0;height:1.5pt" o:hralign="center" o:hrstd="t" o:hr="t"/>
         </w:pict>
       </w:r>
     </w:p>
-    <w:bookmarkEnd w:id="34"/>
-    <w:bookmarkEnd w:id="35"/>
-    <w:bookmarkStart w:id="42" w:name="X13553e08aefdec7739802eb312f43ef6a8ae16f"/>
     <w:p>
       <w:pPr>
         <w:pStyle w:val="Heading2"/>
       </w:pPr>
-      <w:r>
-        <w:t xml:space="preserve">Episode 3 of 4 — Let Copilot test it with Playwright</w:t>
-      </w:r>
-    </w:p>
-    <w:bookmarkStart w:id="36" w:name="intro-talking-head-20s-2"/>
+      <w:bookmarkStart w:id="20" w:name="Xb7b95cd9a8e956e63e44af4ff707e359b46a77e"/>
+      <w:bookmarkStart w:id="21" w:name="_Toc235117152"/>
+      <w:bookmarkEnd w:id="12"/>
+      <w:bookmarkEnd w:id="18"/>
+      <w:r>
+        <w:lastRenderedPageBreak/>
+        <w:t>Episode 3 of 4 — Let Copilot test it with Playwright</w:t>
+      </w:r>
+      <w:bookmarkEnd w:id="21"/>
+    </w:p>
     <w:p>
       <w:pPr>
         <w:pStyle w:val="Heading3"/>
       </w:pPr>
-      <w:r>
-        <w:t xml:space="preserve">Intro — Talking head (~20s)</w:t>
-      </w:r>
+      <w:bookmarkStart w:id="22" w:name="intro--talking-head-20s-2"/>
+      <w:bookmarkStart w:id="23" w:name="_Toc235117153"/>
+      <w:r>
+        <w:t>Intro — Talking head (~20s)</w:t>
+      </w:r>
+      <w:bookmarkEnd w:id="23"/>
     </w:p>
     <w:p>
       <w:pPr>
         <w:pStyle w:val="BlockText"/>
       </w:pPr>
       <w:r>
-        <w:t xml:space="preserve">In this video, I’ll show how to test a Spring Boot web app with Copilot and Playwright. Passing unit tests don’t prove the UI works for a real user, so I’ll have Copilot drive the app in a real browser and verify the experience end to end. Let’s jump right in.</w:t>
+        <w:t>In this video, I'll show how to test a Spring Boot web app with Copilot and Playwright. Passing unit tests don't prove the UI works for a real user, so I'll have Copilot drive the app in a real browser and verify the experience end to end. Let's jump right in.</w:t>
       </w:r>
     </w:p>
     <w:p>
@@ -2026,10 +3540,10 @@
           <w:b/>
           <w:bCs/>
         </w:rPr>
-        <w:t xml:space="preserve">Do:</w:t>
-      </w:r>
-      <w:r>
-        <w:t xml:space="preserve"> End on “let’s jump right in,” then cut to screen share.</w:t>
+        <w:t>Do:</w:t>
+      </w:r>
+      <w:r>
+        <w:t xml:space="preserve"> End on “let's jump right in,” then cut to screen share.</w:t>
       </w:r>
     </w:p>
     <w:p>
@@ -2041,75 +3555,85 @@
           <w:b/>
           <w:bCs/>
         </w:rPr>
-        <w:t xml:space="preserve">Prerequisites:</w:t>
+        <w:t>Prerequisites:</w:t>
       </w:r>
       <w:r>
         <w:t xml:space="preserve"> Install Node.js 18 or newer, use an installed Edge browser, sign in to GitHub Copilot Chat, and approve the Playwright MCP server and its tools when prompted.</w:t>
       </w:r>
     </w:p>
-    <w:bookmarkEnd w:id="36"/>
-    <w:bookmarkStart w:id="40" w:name="demo-1"/>
     <w:p>
       <w:pPr>
         <w:pStyle w:val="Heading3"/>
       </w:pPr>
-      <w:r>
-        <w:t xml:space="preserve">Demo</w:t>
-      </w:r>
+      <w:bookmarkStart w:id="24" w:name="demo-1"/>
+      <w:bookmarkStart w:id="25" w:name="_Toc235117154"/>
+      <w:bookmarkEnd w:id="22"/>
+      <w:r>
+        <w:t>Demo</w:t>
+      </w:r>
+      <w:bookmarkEnd w:id="25"/>
     </w:p>
     <w:tbl>
       <w:tblPr>
         <w:tblStyle w:val="Table"/>
-        <w:tblW w:type="pct" w:w="5000"/>
-        <w:tblLayout w:type="fixed"/>
-        <w:tblLook w:firstRow="1" w:lastRow="0" w:firstColumn="0" w:lastColumn="0" w:noHBand="0" w:noVBand="0" w:val="0020"/>
+        <w:tblW w:w="0" w:type="auto"/>
+        <w:tblLook w:val="0020" w:firstRow="1" w:lastRow="0" w:firstColumn="0" w:lastColumn="0" w:noHBand="0" w:noVBand="0"/>
       </w:tblPr>
       <w:tblGrid>
-        <w:gridCol w:w="3465"/>
-        <w:gridCol w:w="1980"/>
-        <w:gridCol w:w="2475"/>
+        <w:gridCol w:w="2798"/>
+        <w:gridCol w:w="3876"/>
+        <w:gridCol w:w="2902"/>
       </w:tblGrid>
       <w:tr>
         <w:trPr>
-          <w:tblHeader w:val="on"/>
+          <w:cnfStyle w:val="100000000000" w:firstRow="1" w:lastRow="0" w:firstColumn="0" w:lastColumn="0" w:oddVBand="0" w:evenVBand="0" w:oddHBand="0" w:evenHBand="0" w:firstRowFirstColumn="0" w:firstRowLastColumn="0" w:lastRowFirstColumn="0" w:lastRowLastColumn="0"/>
+          <w:tblHeader/>
         </w:trPr>
         <w:tc>
-          <w:tcPr/>
-          <w:p>
-            <w:pPr>
-              <w:pStyle w:val="Compact"/>
-            </w:pPr>
-            <w:r>
-              <w:t xml:space="preserve">Where</w:t>
-            </w:r>
-          </w:p>
-        </w:tc>
-        <w:tc>
-          <w:tcPr/>
-          <w:p>
-            <w:pPr>
-              <w:pStyle w:val="Compact"/>
-            </w:pPr>
-            <w:r>
-              <w:t xml:space="preserve">Do</w:t>
-            </w:r>
-          </w:p>
-        </w:tc>
-        <w:tc>
-          <w:tcPr/>
-          <w:p>
-            <w:pPr>
-              <w:pStyle w:val="Compact"/>
-            </w:pPr>
-            <w:r>
-              <w:t xml:space="preserve">Say</w:t>
+          <w:tcPr>
+            <w:tcW w:w="0" w:type="auto"/>
+          </w:tcPr>
+          <w:p>
+            <w:pPr>
+              <w:pStyle w:val="Compact"/>
+            </w:pPr>
+            <w:r>
+              <w:t>Where</w:t>
+            </w:r>
+          </w:p>
+        </w:tc>
+        <w:tc>
+          <w:tcPr>
+            <w:tcW w:w="0" w:type="auto"/>
+          </w:tcPr>
+          <w:p>
+            <w:pPr>
+              <w:pStyle w:val="Compact"/>
+            </w:pPr>
+            <w:r>
+              <w:t>Do</w:t>
+            </w:r>
+          </w:p>
+        </w:tc>
+        <w:tc>
+          <w:tcPr>
+            <w:tcW w:w="0" w:type="auto"/>
+          </w:tcPr>
+          <w:p>
+            <w:pPr>
+              <w:pStyle w:val="Compact"/>
+            </w:pPr>
+            <w:r>
+              <w:t>Say</w:t>
             </w:r>
           </w:p>
         </w:tc>
       </w:tr>
       <w:tr>
         <w:tc>
-          <w:tcPr/>
+          <w:tcPr>
+            <w:tcW w:w="0" w:type="auto"/>
+          </w:tcPr>
           <w:p>
             <w:pPr>
               <w:pStyle w:val="Compact"/>
@@ -2118,12 +3642,14 @@
               <w:rPr>
                 <w:rStyle w:val="VerbatimChar"/>
               </w:rPr>
-              <w:t xml:space="preserve">.vscode/mcp.json</w:t>
-            </w:r>
-          </w:p>
-        </w:tc>
-        <w:tc>
-          <w:tcPr/>
+              <w:t>.vscode/mcp.json</w:t>
+            </w:r>
+          </w:p>
+        </w:tc>
+        <w:tc>
+          <w:tcPr>
+            <w:tcW w:w="0" w:type="auto"/>
+          </w:tcPr>
           <w:p>
             <w:pPr>
               <w:pStyle w:val="Compact"/>
@@ -2135,7 +3661,7 @@
               <w:rPr>
                 <w:rStyle w:val="VerbatimChar"/>
               </w:rPr>
-              <w:t xml:space="preserve">playwright</w:t>
+              <w:t>playwright</w:t>
             </w:r>
             <w:r>
               <w:t xml:space="preserve"> server entry, which runs </w:t>
@@ -2144,7 +3670,7 @@
               <w:rPr>
                 <w:rStyle w:val="VerbatimChar"/>
               </w:rPr>
-              <w:t xml:space="preserve">@playwright/mcp</w:t>
+              <w:t>@playwright/mcp</w:t>
             </w:r>
             <w:r>
               <w:t xml:space="preserve"> through </w:t>
@@ -2153,7 +3679,7 @@
               <w:rPr>
                 <w:rStyle w:val="VerbatimChar"/>
               </w:rPr>
-              <w:t xml:space="preserve">npx</w:t>
+              <w:t>npx</w:t>
             </w:r>
             <w:r>
               <w:t xml:space="preserve"> with Microsoft Edge. Click its </w:t>
@@ -2163,7 +3689,7 @@
                 <w:b/>
                 <w:bCs/>
               </w:rPr>
-              <w:t xml:space="preserve">Start</w:t>
+              <w:t>Start</w:t>
             </w:r>
             <w:r>
               <w:t xml:space="preserve"> code-lens.</w:t>
@@ -2171,31 +3697,37 @@
           </w:p>
         </w:tc>
         <w:tc>
-          <w:tcPr/>
-          <w:p>
-            <w:pPr>
-              <w:pStyle w:val="Compact"/>
-            </w:pPr>
-            <w:r>
-              <w:t xml:space="preserve">“The workspace includes the Playwright MCP server configuration. It uses the installed Edge browser, so I don’t need a separate browser download.”</w:t>
+          <w:tcPr>
+            <w:tcW w:w="0" w:type="auto"/>
+          </w:tcPr>
+          <w:p>
+            <w:pPr>
+              <w:pStyle w:val="Compact"/>
+            </w:pPr>
+            <w:r>
+              <w:t>"The workspace includes the Playwright MCP server configuration. It uses the installed Edge browser, so I don't need a separate browser download."</w:t>
             </w:r>
           </w:p>
         </w:tc>
       </w:tr>
       <w:tr>
         <w:tc>
-          <w:tcPr/>
-          <w:p>
-            <w:pPr>
-              <w:pStyle w:val="Compact"/>
-            </w:pPr>
-            <w:r>
-              <w:t xml:space="preserve">Terminal 1</w:t>
-            </w:r>
-          </w:p>
-        </w:tc>
-        <w:tc>
-          <w:tcPr/>
+          <w:tcPr>
+            <w:tcW w:w="0" w:type="auto"/>
+          </w:tcPr>
+          <w:p>
+            <w:pPr>
+              <w:pStyle w:val="Compact"/>
+            </w:pPr>
+            <w:r>
+              <w:t>Terminal 1</w:t>
+            </w:r>
+          </w:p>
+        </w:tc>
+        <w:tc>
+          <w:tcPr>
+            <w:tcW w:w="0" w:type="auto"/>
+          </w:tcPr>
           <w:p>
             <w:pPr>
               <w:pStyle w:val="Compact"/>
@@ -2207,7 +3739,7 @@
               <w:rPr>
                 <w:rStyle w:val="VerbatimChar"/>
               </w:rPr>
-              <w:t xml:space="preserve">.\mvnw.cmd spring-boot:run</w:t>
+              <w:t>.\mvnw.cmd spring-boot:run</w:t>
             </w:r>
             <w:r>
               <w:t xml:space="preserve"> and leave the app running on http://localhost:8080.</w:t>
@@ -2215,20 +3747,24 @@
           </w:p>
         </w:tc>
         <w:tc>
-          <w:tcPr/>
-          <w:p>
-            <w:pPr>
-              <w:pStyle w:val="Compact"/>
-            </w:pPr>
-            <w:r>
-              <w:t xml:space="preserve">“I start the app in its own terminal and leave it running while the browser and protocol checks execute.”</w:t>
+          <w:tcPr>
+            <w:tcW w:w="0" w:type="auto"/>
+          </w:tcPr>
+          <w:p>
+            <w:pPr>
+              <w:pStyle w:val="Compact"/>
+            </w:pPr>
+            <w:r>
+              <w:t>"I start the app in its own terminal and leave it running while the browser and protocol checks execute."</w:t>
             </w:r>
           </w:p>
         </w:tc>
       </w:tr>
       <w:tr>
         <w:tc>
-          <w:tcPr/>
+          <w:tcPr>
+            <w:tcW w:w="0" w:type="auto"/>
+          </w:tcPr>
           <w:p>
             <w:pPr>
               <w:pStyle w:val="Compact"/>
@@ -2237,12 +3773,14 @@
               <w:rPr>
                 <w:rStyle w:val="VerbatimChar"/>
               </w:rPr>
-              <w:t xml:space="preserve">templates/index.html</w:t>
-            </w:r>
-          </w:p>
-        </w:tc>
-        <w:tc>
-          <w:tcPr/>
+              <w:t>templates/index.html</w:t>
+            </w:r>
+          </w:p>
+        </w:tc>
+        <w:tc>
+          <w:tcPr>
+            <w:tcW w:w="0" w:type="auto"/>
+          </w:tcPr>
           <w:p>
             <w:pPr>
               <w:pStyle w:val="Compact"/>
@@ -2254,7 +3792,7 @@
               <w:rPr>
                 <w:rStyle w:val="VerbatimChar"/>
               </w:rPr>
-              <w:t xml:space="preserve">data-testid</w:t>
+              <w:t>data-testid</w:t>
             </w:r>
             <w:r>
               <w:t xml:space="preserve"> hooks: </w:t>
@@ -2263,7 +3801,7 @@
               <w:rPr>
                 <w:rStyle w:val="VerbatimChar"/>
               </w:rPr>
-              <w:t xml:space="preserve">new-todo-input</w:t>
+              <w:t>new-todo-input</w:t>
             </w:r>
             <w:r>
               <w:t xml:space="preserve">, </w:t>
@@ -2272,7 +3810,7 @@
               <w:rPr>
                 <w:rStyle w:val="VerbatimChar"/>
               </w:rPr>
-              <w:t xml:space="preserve">add-todo</w:t>
+              <w:t>add-todo</w:t>
             </w:r>
             <w:r>
               <w:t xml:space="preserve">, </w:t>
@@ -2281,7 +3819,7 @@
               <w:rPr>
                 <w:rStyle w:val="VerbatimChar"/>
               </w:rPr>
-              <w:t xml:space="preserve">todo-item</w:t>
+              <w:t>todo-item</w:t>
             </w:r>
             <w:r>
               <w:t xml:space="preserve">, </w:t>
@@ -2290,39 +3828,45 @@
               <w:rPr>
                 <w:rStyle w:val="VerbatimChar"/>
               </w:rPr>
-              <w:t xml:space="preserve">delete-todo</w:t>
-            </w:r>
-            <w:r>
-              <w:t xml:space="preserve">.</w:t>
-            </w:r>
-          </w:p>
-        </w:tc>
-        <w:tc>
-          <w:tcPr/>
-          <w:p>
-            <w:pPr>
-              <w:pStyle w:val="Compact"/>
-            </w:pPr>
-            <w:r>
-              <w:t xml:space="preserve">“I added stable test IDs to the UI so automation has reliable selectors.”</w:t>
+              <w:t>delete-todo</w:t>
+            </w:r>
+            <w:r>
+              <w:t>.</w:t>
+            </w:r>
+          </w:p>
+        </w:tc>
+        <w:tc>
+          <w:tcPr>
+            <w:tcW w:w="0" w:type="auto"/>
+          </w:tcPr>
+          <w:p>
+            <w:pPr>
+              <w:pStyle w:val="Compact"/>
+            </w:pPr>
+            <w:r>
+              <w:t>"I added stable test IDs to the UI so automation has reliable selectors."</w:t>
             </w:r>
           </w:p>
         </w:tc>
       </w:tr>
       <w:tr>
         <w:tc>
-          <w:tcPr/>
-          <w:p>
-            <w:pPr>
-              <w:pStyle w:val="Compact"/>
-            </w:pPr>
-            <w:r>
-              <w:t xml:space="preserve">Copilot Chat (Agent mode, Playwright MCP)</w:t>
-            </w:r>
-          </w:p>
-        </w:tc>
-        <w:tc>
-          <w:tcPr/>
+          <w:tcPr>
+            <w:tcW w:w="0" w:type="auto"/>
+          </w:tcPr>
+          <w:p>
+            <w:pPr>
+              <w:pStyle w:val="Compact"/>
+            </w:pPr>
+            <w:r>
+              <w:t>Copilot Chat (Agent mode, Playwright MCP)</w:t>
+            </w:r>
+          </w:p>
+        </w:tc>
+        <w:tc>
+          <w:tcPr>
+            <w:tcW w:w="0" w:type="auto"/>
+          </w:tcPr>
           <w:p>
             <w:pPr>
               <w:pStyle w:val="Compact"/>
@@ -2335,71 +3879,83 @@
                 <w:i/>
                 <w:iCs/>
               </w:rPr>
-              <w:t>“Use the Playwright tools to open http://localhost:8080. Add a todo called ‘Verify the browser flow’, find that todo’s row, complete it and verify it is checked, then delete it and verify it is gone.”</w:t>
-            </w:r>
-          </w:p>
-        </w:tc>
-        <w:tc>
-          <w:tcPr/>
-          <w:p>
-            <w:pPr>
-              <w:pStyle w:val="Compact"/>
-            </w:pPr>
-            <w:r>
-              <w:t xml:space="preserve">“Using the Playwright tools, Copilot drives a real browser through one deterministic user journey and verifies the result at each stage.”</w:t>
+              <w:t>"Use the Playwright tools to open http://localhost:8080. Add a todo called 'Verify the browser flow', find that todo's row, complete it and verify it is checked, then delete it and verify it is gone."</w:t>
+            </w:r>
+          </w:p>
+        </w:tc>
+        <w:tc>
+          <w:tcPr>
+            <w:tcW w:w="0" w:type="auto"/>
+          </w:tcPr>
+          <w:p>
+            <w:pPr>
+              <w:pStyle w:val="Compact"/>
+            </w:pPr>
+            <w:r>
+              <w:t>"Using the Playwright tools, Copilot drives a real browser through one deterministic user journey and verifies the result at each stage."</w:t>
             </w:r>
           </w:p>
         </w:tc>
       </w:tr>
       <w:tr>
         <w:tc>
-          <w:tcPr/>
-          <w:p>
-            <w:pPr>
-              <w:pStyle w:val="Compact"/>
-            </w:pPr>
-            <w:r>
-              <w:t xml:space="preserve">Browser window (Playwright)</w:t>
-            </w:r>
-          </w:p>
-        </w:tc>
-        <w:tc>
-          <w:tcPr/>
-          <w:p>
-            <w:pPr>
-              <w:pStyle w:val="Compact"/>
-            </w:pPr>
-            <w:r>
-              <w:t xml:space="preserve">Watch the automated browser perform the add → complete → delete flow.</w:t>
-            </w:r>
-          </w:p>
-        </w:tc>
-        <w:tc>
-          <w:tcPr/>
-          <w:p>
-            <w:pPr>
-              <w:pStyle w:val="Compact"/>
-            </w:pPr>
-            <w:r>
-              <w:t xml:space="preserve">“There it goes: filling the input, clicking add, toggling, deleting — a full UI smoke test.”</w:t>
+          <w:tcPr>
+            <w:tcW w:w="0" w:type="auto"/>
+          </w:tcPr>
+          <w:p>
+            <w:pPr>
+              <w:pStyle w:val="Compact"/>
+            </w:pPr>
+            <w:r>
+              <w:t>Browser window (Playwright)</w:t>
+            </w:r>
+          </w:p>
+        </w:tc>
+        <w:tc>
+          <w:tcPr>
+            <w:tcW w:w="0" w:type="auto"/>
+          </w:tcPr>
+          <w:p>
+            <w:pPr>
+              <w:pStyle w:val="Compact"/>
+            </w:pPr>
+            <w:r>
+              <w:t>Watch the automated browser perform the add → complete → delete flow.</w:t>
+            </w:r>
+          </w:p>
+        </w:tc>
+        <w:tc>
+          <w:tcPr>
+            <w:tcW w:w="0" w:type="auto"/>
+          </w:tcPr>
+          <w:p>
+            <w:pPr>
+              <w:pStyle w:val="Compact"/>
+            </w:pPr>
+            <w:r>
+              <w:t>"There it goes: filling the input, clicking add, toggling, deleting — a full UI smoke test."</w:t>
             </w:r>
           </w:p>
         </w:tc>
       </w:tr>
       <w:tr>
         <w:tc>
-          <w:tcPr/>
-          <w:p>
-            <w:pPr>
-              <w:pStyle w:val="Compact"/>
-            </w:pPr>
-            <w:r>
-              <w:t xml:space="preserve">Terminal 2</w:t>
-            </w:r>
-          </w:p>
-        </w:tc>
-        <w:tc>
-          <w:tcPr/>
+          <w:tcPr>
+            <w:tcW w:w="0" w:type="auto"/>
+          </w:tcPr>
+          <w:p>
+            <w:pPr>
+              <w:pStyle w:val="Compact"/>
+            </w:pPr>
+            <w:r>
+              <w:t>Terminal 2</w:t>
+            </w:r>
+          </w:p>
+        </w:tc>
+        <w:tc>
+          <w:tcPr>
+            <w:tcW w:w="0" w:type="auto"/>
+          </w:tcPr>
           <w:p>
             <w:pPr>
               <w:pStyle w:val="Compact"/>
@@ -2411,7 +3967,14 @@
               <w:rPr>
                 <w:rStyle w:val="VerbatimChar"/>
               </w:rPr>
-              <w:t xml:space="preserve">powershell -ExecutionPolicy Bypass -File scripts\mcp-smoke-test.ps1</w:t>
+              <w:t xml:space="preserve">powershell -ExecutionPolicy Bypass -File </w:t>
+            </w:r>
+            <w:r>
+              <w:rPr>
+                <w:rStyle w:val="VerbatimChar"/>
+              </w:rPr>
+              <w:lastRenderedPageBreak/>
+              <w:t>scripts\mcp-smoke-test.ps1</w:t>
             </w:r>
             <w:r>
               <w:t xml:space="preserve">, then </w:t>
@@ -2420,54 +3983,66 @@
               <w:rPr>
                 <w:rStyle w:val="VerbatimChar"/>
               </w:rPr>
-              <w:t xml:space="preserve">.\mvnw.cmd test</w:t>
-            </w:r>
-            <w:r>
-              <w:t xml:space="preserve">.</w:t>
-            </w:r>
-          </w:p>
-        </w:tc>
-        <w:tc>
-          <w:tcPr/>
-          <w:p>
-            <w:pPr>
-              <w:pStyle w:val="Compact"/>
-            </w:pPr>
-            <w:r>
-              <w:t xml:space="preserve">“The smoke test verifies the MCP handshake, the exact tool set, and a real </w:t>
+              <w:t>.\mvnw.cmd test</w:t>
+            </w:r>
+            <w:r>
+              <w:t>.</w:t>
+            </w:r>
+          </w:p>
+        </w:tc>
+        <w:tc>
+          <w:tcPr>
+            <w:tcW w:w="0" w:type="auto"/>
+          </w:tcPr>
+          <w:p>
+            <w:pPr>
+              <w:pStyle w:val="Compact"/>
+            </w:pPr>
+            <w:r>
+              <w:lastRenderedPageBreak/>
+              <w:t xml:space="preserve">"The smoke test verifies the MCP handshake, the </w:t>
+            </w:r>
+            <w:r>
+              <w:lastRenderedPageBreak/>
+              <w:t xml:space="preserve">exact tool set, and a real </w:t>
             </w:r>
             <w:r>
               <w:rPr>
                 <w:rStyle w:val="VerbatimChar"/>
               </w:rPr>
-              <w:t xml:space="preserve">add_todo</w:t>
-            </w:r>
-            <w:r>
-              <w:t xml:space="preserve"> result. The Maven tests separately cover the service, web flow, and Spring context.”</w:t>
+              <w:t>add_todo</w:t>
+            </w:r>
+            <w:r>
+              <w:t xml:space="preserve"> result. The Maven tests separately cover the service, web flow, and Spring context."</w:t>
             </w:r>
           </w:p>
         </w:tc>
       </w:tr>
       <w:tr>
         <w:tc>
-          <w:tcPr/>
-          <w:p>
-            <w:pPr>
-              <w:pStyle w:val="Compact"/>
-            </w:pPr>
-            <w:r>
+          <w:tcPr>
+            <w:tcW w:w="0" w:type="auto"/>
+          </w:tcPr>
+          <w:p>
+            <w:pPr>
+              <w:pStyle w:val="Compact"/>
+            </w:pPr>
+            <w:r>
+              <w:lastRenderedPageBreak/>
               <w:t xml:space="preserve">Terminals / </w:t>
             </w:r>
             <w:r>
               <w:rPr>
                 <w:rStyle w:val="VerbatimChar"/>
               </w:rPr>
-              <w:t xml:space="preserve">.vscode/mcp.json</w:t>
-            </w:r>
-          </w:p>
-        </w:tc>
-        <w:tc>
-          <w:tcPr/>
+              <w:t>.vscode/mcp.json</w:t>
+            </w:r>
+          </w:p>
+        </w:tc>
+        <w:tc>
+          <w:tcPr>
+            <w:tcW w:w="0" w:type="auto"/>
+          </w:tcPr>
           <w:p>
             <w:pPr>
               <w:pStyle w:val="Compact"/>
@@ -2479,21 +4054,23 @@
               <w:rPr>
                 <w:rStyle w:val="VerbatimChar"/>
               </w:rPr>
-              <w:t xml:space="preserve">Ctrl+C</w:t>
-            </w:r>
-            <w:r>
-              <w:t xml:space="preserve">, then stop the Playwright MCP server.</w:t>
-            </w:r>
-          </w:p>
-        </w:tc>
-        <w:tc>
-          <w:tcPr/>
-          <w:p>
-            <w:pPr>
-              <w:pStyle w:val="Compact"/>
-            </w:pPr>
-            <w:r>
-              <w:t xml:space="preserve">“I stop both processes here, leaving the workspace ready for another clean run.”</w:t>
+              <w:t>Ctrl+C</w:t>
+            </w:r>
+            <w:r>
+              <w:t>, then stop the Playwright MCP server.</w:t>
+            </w:r>
+          </w:p>
+        </w:tc>
+        <w:tc>
+          <w:tcPr>
+            <w:tcW w:w="0" w:type="auto"/>
+          </w:tcPr>
+          <w:p>
+            <w:pPr>
+              <w:pStyle w:val="Compact"/>
+            </w:pPr>
+            <w:r>
+              <w:t>"I stop both processes here, leaving the workspace ready for another clean run."</w:t>
             </w:r>
           </w:p>
         </w:tc>
@@ -2508,7 +4085,7 @@
           <w:b/>
           <w:bCs/>
         </w:rPr>
-        <w:t xml:space="preserve">Representative smoke-test output</w:t>
+        <w:t>Representative smoke-test output</w:t>
       </w:r>
       <w:r>
         <w:t xml:space="preserve"> (session and generated todo IDs vary):</w:t>
@@ -2522,7 +4099,7 @@
         <w:rPr>
           <w:rStyle w:val="VerbatimChar"/>
         </w:rPr>
-        <w:t xml:space="preserve">1. initialize  -&gt; server: todo-mcp-server v1.0.0  (session dd013c8a-bee0-4393-be7e-8e2fc99aac00)</w:t>
+        <w:t>1. initialize  -&gt; server: todo-mcp-server v1.0.0  (session dd013c8a-bee0-4393-be7e-8e2fc99aac00)</w:t>
       </w:r>
       <w:r>
         <w:br/>
@@ -2531,7 +4108,7 @@
         <w:rPr>
           <w:rStyle w:val="VerbatimChar"/>
         </w:rPr>
-        <w:t xml:space="preserve">2. notifications/initialized -&gt; sent</w:t>
+        <w:t>2. notifications/initialized -&gt; sent</w:t>
       </w:r>
       <w:r>
         <w:br/>
@@ -2540,7 +4117,7 @@
         <w:rPr>
           <w:rStyle w:val="VerbatimChar"/>
         </w:rPr>
-        <w:t xml:space="preserve">3. tools/list  -&gt; 5 tools: add_todo, complete_todo, delete_todo, get_todo, list_todos</w:t>
+        <w:t>3. tools/list  -&gt; 5 tools: add_todo, complete_todo, delete_todo, get_todo, list_todos</w:t>
       </w:r>
       <w:r>
         <w:br/>
@@ -2549,17 +4126,19 @@
         <w:rPr>
           <w:rStyle w:val="VerbatimChar"/>
         </w:rPr>
-        <w:t xml:space="preserve">4. tools/call add_todo -&gt; {"id":1,"title":"Created through the MCP add_todo tool","completed":false,"createdAt":"2026-07-16T10:54:28.414002200Z"}</w:t>
+        <w:t>4. tools/call add_todo -&gt; {"id":1,"title":"Created through the MCP add_todo tool","completed":false,"createdAt":"2026-07-16T10:54:28.414002200Z"}</w:t>
       </w:r>
       <w:r>
         <w:br/>
+      </w:r>
+      <w:r>
         <w:br/>
       </w:r>
       <w:r>
         <w:rPr>
           <w:rStyle w:val="VerbatimChar"/>
         </w:rPr>
-        <w:t xml:space="preserve">MCP smoke test PASSED.</w:t>
+        <w:t>MCP smoke test PASSED.</w:t>
       </w:r>
     </w:p>
     <w:p>
@@ -2579,37 +4158,41 @@
           <w:b/>
           <w:bCs/>
         </w:rPr>
-        <w:t xml:space="preserve">scripts/screenshots/capture.mjs</w:t>
+        <w:t>scripts/screenshots/capture.mjs</w:t>
       </w:r>
       <w:r>
         <w:rPr>
           <w:b/>
           <w:bCs/>
         </w:rPr>
-        <w:t xml:space="preserve">; the live Copilot tool calls are shown during the demo:</w:t>
-      </w:r>
-    </w:p>
-    <w:p>
-      <w:pPr>
-        <w:pStyle w:val="CaptionedFigure"/>
-      </w:pPr>
-      <w:r>
+        <w:t>; the live Copilot tool calls are shown during the demo:</w:t>
+      </w:r>
+    </w:p>
+    <w:p>
+      <w:pPr>
+        <w:pStyle w:val="BodyText"/>
+      </w:pPr>
+      <w:r>
+        <w:rPr>
+          <w:noProof/>
+        </w:rPr>
         <w:drawing>
-          <wp:inline>
-            <wp:extent cx="5334000" cy="3556000"/>
-            <wp:effectExtent b="0" l="0" r="0" t="0"/>
-            <wp:docPr descr="Playwright run" title="" id="38" name="Picture"/>
-            <a:graphic>
+          <wp:inline distT="0" distB="0" distL="0" distR="0" wp14:anchorId="68AF8345" wp14:editId="304BDBD6">
+            <wp:extent cx="1546341" cy="1158559"/>
+            <wp:effectExtent l="0" t="0" r="0" b="0"/>
+            <wp:docPr id="38" name="Picture" descr="Playwright run"/>
+            <wp:cNvGraphicFramePr/>
+            <a:graphic xmlns:a="http://schemas.openxmlformats.org/drawingml/2006/main">
               <a:graphicData uri="http://schemas.openxmlformats.org/drawingml/2006/picture">
-                <pic:pic>
+                <pic:pic xmlns:pic="http://schemas.openxmlformats.org/drawingml/2006/picture">
                   <pic:nvPicPr>
-                    <pic:cNvPr descr="../docs/images/07-playwright-run.png" id="39" name="Picture"/>
+                    <pic:cNvPr id="39" name="Picture" descr="../docs/images/07-playwright-run.png"/>
                     <pic:cNvPicPr>
-                      <a:picLocks noChangeArrowheads="1" noChangeAspect="1"/>
+                      <a:picLocks noChangeAspect="1" noChangeArrowheads="1"/>
                     </pic:cNvPicPr>
                   </pic:nvPicPr>
                   <pic:blipFill>
-                    <a:blip r:embed="rId37"/>
+                    <a:blip r:embed="rId11"/>
                     <a:stretch>
                       <a:fillRect/>
                     </a:stretch>
@@ -2617,7 +4200,7 @@
                   <pic:spPr bwMode="auto">
                     <a:xfrm>
                       <a:off x="0" y="0"/>
-                      <a:ext cx="5334000" cy="3556000"/>
+                      <a:ext cx="1546341" cy="1158559"/>
                     </a:xfrm>
                     <a:prstGeom prst="rect">
                       <a:avLst/>
@@ -2638,63 +4221,62 @@
     </w:p>
     <w:p>
       <w:pPr>
-        <w:pStyle w:val="ImageCaption"/>
-      </w:pPr>
-      <w:r>
-        <w:t xml:space="preserve">Playwright run</w:t>
-      </w:r>
-    </w:p>
-    <w:bookmarkEnd w:id="40"/>
-    <w:bookmarkStart w:id="41" w:name="outro-talking-head-20s-2"/>
-    <w:p>
-      <w:pPr>
         <w:pStyle w:val="Heading3"/>
       </w:pPr>
-      <w:r>
-        <w:t xml:space="preserve">Outro — Talking head (~20s)</w:t>
-      </w:r>
+      <w:bookmarkStart w:id="26" w:name="outro--talking-head-20s-2"/>
+      <w:bookmarkStart w:id="27" w:name="_Toc235117155"/>
+      <w:bookmarkEnd w:id="24"/>
+      <w:r>
+        <w:t>Outro — Talking head (~20s)</w:t>
+      </w:r>
+      <w:bookmarkEnd w:id="27"/>
     </w:p>
     <w:p>
       <w:pPr>
         <w:pStyle w:val="BlockText"/>
       </w:pPr>
       <w:r>
-        <w:t xml:space="preserve">In this video, I used Copilot and Playwright to test the Todo app in a real browser, then backed that up with automated checks across the application. That covered both the user experience and the code behind it. In the next video, I’ll delegate a complete feature to the Copilot coding agent.</w:t>
-      </w:r>
-    </w:p>
-    <w:p>
-      <w:r>
-        <w:pict>
-          <v:rect style="width:0;height:1.5pt" o:hralign="center" o:hrstd="t" o:hr="t"/>
+        <w:t>In this video, I used Copilot and Playwright to test my Java app in a real browser, then backed that up with automated checks across the application. That covered both the user experience and the code behind it. In the next video, I'll delegate a complete feature to the Copilot coding agent.</w:t>
+      </w:r>
+    </w:p>
+    <w:p>
+      <w:r>
+        <w:pict w14:anchorId="693D7E8D">
+          <v:rect id="_x0000_i1027" style="width:0;height:1.5pt" o:hralign="center" o:hrstd="t" o:hr="t"/>
         </w:pict>
       </w:r>
     </w:p>
-    <w:bookmarkEnd w:id="41"/>
-    <w:bookmarkEnd w:id="42"/>
-    <w:bookmarkStart w:id="52" w:name="X5ead6074d6d9ef7bd30411faa5bc374f3a08954"/>
     <w:p>
       <w:pPr>
         <w:pStyle w:val="Heading2"/>
       </w:pPr>
-      <w:r>
-        <w:t xml:space="preserve">Episode 4 of 4 — Hand a feature to the Copilot cloud agent</w:t>
-      </w:r>
-    </w:p>
-    <w:bookmarkStart w:id="43" w:name="intro-talking-head-20s-3"/>
+      <w:bookmarkStart w:id="28" w:name="Xebac27ef25229720731e57803a88afe76098b34"/>
+      <w:bookmarkStart w:id="29" w:name="_Toc235117156"/>
+      <w:bookmarkEnd w:id="20"/>
+      <w:bookmarkEnd w:id="26"/>
+      <w:r>
+        <w:lastRenderedPageBreak/>
+        <w:t>Episode 4 of 4 — Hand a feature to the Copilot cloud agent</w:t>
+      </w:r>
+      <w:bookmarkEnd w:id="29"/>
+    </w:p>
     <w:p>
       <w:pPr>
         <w:pStyle w:val="Heading3"/>
       </w:pPr>
-      <w:r>
-        <w:t xml:space="preserve">Intro — Talking head (~20s)</w:t>
-      </w:r>
+      <w:bookmarkStart w:id="30" w:name="intro--talking-head-20s-3"/>
+      <w:bookmarkStart w:id="31" w:name="_Toc235117157"/>
+      <w:r>
+        <w:t>Intro — Talking head (~20s)</w:t>
+      </w:r>
+      <w:bookmarkEnd w:id="31"/>
     </w:p>
     <w:p>
       <w:pPr>
         <w:pStyle w:val="BlockText"/>
       </w:pPr>
       <w:r>
-        <w:t xml:space="preserve">In this video, I’ll hand a complete Spring Boot feature to the GitHub Copilot coding agent and review the pull request it creates. The task spans persistence, due dates, and tests, so I can evaluate how the agent handles one clearly scoped change. Let’s jump right in.</w:t>
+        <w:t>In this video, I'll hand a complete Spring Boot feature to the GitHub Copilot coding agent and review the pull request it creates. The task spans persistence, due dates, and tests, so I can evaluate how the agent handles one clearly scoped change. Let's jump right in.</w:t>
       </w:r>
     </w:p>
     <w:p>
@@ -2706,10 +4288,10 @@
           <w:b/>
           <w:bCs/>
         </w:rPr>
-        <w:t xml:space="preserve">Do:</w:t>
-      </w:r>
-      <w:r>
-        <w:t xml:space="preserve"> End on “let’s jump right in,” then cut to screen share.</w:t>
+        <w:t>Do:</w:t>
+      </w:r>
+      <w:r>
+        <w:t xml:space="preserve"> End on “let's jump right in,” then cut to screen share.</w:t>
       </w:r>
     </w:p>
     <w:p>
@@ -2721,7 +4303,7 @@
           <w:b/>
           <w:bCs/>
         </w:rPr>
-        <w:t xml:space="preserve">Prerequisites:</w:t>
+        <w:t>Prerequisites:</w:t>
       </w:r>
       <w:r>
         <w:t xml:space="preserve"> Use a GitHub account with Copilot coding agent enabled, write access to the demo repository, and the GitHub Pull Requests extension signed in to VS Code.</w:t>
@@ -2736,75 +4318,85 @@
           <w:b/>
           <w:bCs/>
         </w:rPr>
-        <w:t xml:space="preserve">Recording plan:</w:t>
+        <w:t>Recording plan:</w:t>
       </w:r>
       <w:r>
         <w:t xml:space="preserve"> Assign the issue before recording and let the asynchronous agent finish. During the video, use the prepared issue and draft pull request—do not create a duplicate or wait live. Keep the PR unmerged until Episodes 1–3 are recorded so their baseline remains reproducible.</w:t>
       </w:r>
     </w:p>
-    <w:bookmarkEnd w:id="43"/>
-    <w:bookmarkStart w:id="50" w:name="demo-2"/>
     <w:p>
       <w:pPr>
         <w:pStyle w:val="Heading3"/>
       </w:pPr>
-      <w:r>
-        <w:t xml:space="preserve">Demo</w:t>
-      </w:r>
+      <w:bookmarkStart w:id="32" w:name="demo-2"/>
+      <w:bookmarkStart w:id="33" w:name="_Toc235117158"/>
+      <w:bookmarkEnd w:id="30"/>
+      <w:r>
+        <w:t>Demo</w:t>
+      </w:r>
+      <w:bookmarkEnd w:id="33"/>
     </w:p>
     <w:tbl>
       <w:tblPr>
         <w:tblStyle w:val="Table"/>
-        <w:tblW w:type="pct" w:w="5000"/>
-        <w:tblLayout w:type="fixed"/>
-        <w:tblLook w:firstRow="1" w:lastRow="0" w:firstColumn="0" w:lastColumn="0" w:noHBand="0" w:noVBand="0" w:val="0020"/>
+        <w:tblW w:w="0" w:type="auto"/>
+        <w:tblLook w:val="0020" w:firstRow="1" w:lastRow="0" w:firstColumn="0" w:lastColumn="0" w:noHBand="0" w:noVBand="0"/>
       </w:tblPr>
       <w:tblGrid>
-        <w:gridCol w:w="3465"/>
-        <w:gridCol w:w="1980"/>
-        <w:gridCol w:w="2475"/>
+        <w:gridCol w:w="1441"/>
+        <w:gridCol w:w="6578"/>
+        <w:gridCol w:w="1557"/>
       </w:tblGrid>
       <w:tr>
         <w:trPr>
-          <w:tblHeader w:val="on"/>
+          <w:cnfStyle w:val="100000000000" w:firstRow="1" w:lastRow="0" w:firstColumn="0" w:lastColumn="0" w:oddVBand="0" w:evenVBand="0" w:oddHBand="0" w:evenHBand="0" w:firstRowFirstColumn="0" w:firstRowLastColumn="0" w:lastRowFirstColumn="0" w:lastRowLastColumn="0"/>
+          <w:tblHeader/>
         </w:trPr>
         <w:tc>
-          <w:tcPr/>
-          <w:p>
-            <w:pPr>
-              <w:pStyle w:val="Compact"/>
-            </w:pPr>
-            <w:r>
-              <w:t xml:space="preserve">Where</w:t>
-            </w:r>
-          </w:p>
-        </w:tc>
-        <w:tc>
-          <w:tcPr/>
-          <w:p>
-            <w:pPr>
-              <w:pStyle w:val="Compact"/>
-            </w:pPr>
-            <w:r>
-              <w:t xml:space="preserve">Do</w:t>
-            </w:r>
-          </w:p>
-        </w:tc>
-        <w:tc>
-          <w:tcPr/>
-          <w:p>
-            <w:pPr>
-              <w:pStyle w:val="Compact"/>
-            </w:pPr>
-            <w:r>
-              <w:t xml:space="preserve">Say</w:t>
+          <w:tcPr>
+            <w:tcW w:w="0" w:type="auto"/>
+          </w:tcPr>
+          <w:p>
+            <w:pPr>
+              <w:pStyle w:val="Compact"/>
+            </w:pPr>
+            <w:r>
+              <w:t>Where</w:t>
+            </w:r>
+          </w:p>
+        </w:tc>
+        <w:tc>
+          <w:tcPr>
+            <w:tcW w:w="0" w:type="auto"/>
+          </w:tcPr>
+          <w:p>
+            <w:pPr>
+              <w:pStyle w:val="Compact"/>
+            </w:pPr>
+            <w:r>
+              <w:t>Do</w:t>
+            </w:r>
+          </w:p>
+        </w:tc>
+        <w:tc>
+          <w:tcPr>
+            <w:tcW w:w="0" w:type="auto"/>
+          </w:tcPr>
+          <w:p>
+            <w:pPr>
+              <w:pStyle w:val="Compact"/>
+            </w:pPr>
+            <w:r>
+              <w:t>Say</w:t>
             </w:r>
           </w:p>
         </w:tc>
       </w:tr>
       <w:tr>
         <w:tc>
-          <w:tcPr/>
+          <w:tcPr>
+            <w:tcW w:w="0" w:type="auto"/>
+          </w:tcPr>
           <w:p>
             <w:pPr>
               <w:pStyle w:val="Compact"/>
@@ -2813,12 +4405,14 @@
               <w:rPr>
                 <w:rStyle w:val="VerbatimChar"/>
               </w:rPr>
-              <w:t xml:space="preserve">docs/copilot-agent-issue.md</w:t>
-            </w:r>
-          </w:p>
-        </w:tc>
-        <w:tc>
-          <w:tcPr/>
+              <w:t>docs/copilot-agent-issue.md</w:t>
+            </w:r>
+          </w:p>
+        </w:tc>
+        <w:tc>
+          <w:tcPr>
+            <w:tcW w:w="0" w:type="auto"/>
+          </w:tcPr>
           <w:p>
             <w:pPr>
               <w:pStyle w:val="Compact"/>
@@ -2831,7 +4425,7 @@
                 <w:b/>
                 <w:bCs/>
               </w:rPr>
-              <w:t xml:space="preserve">Spring Data JPA + H2</w:t>
+              <w:t>Spring Data JPA + H2</w:t>
             </w:r>
             <w:r>
               <w:t xml:space="preserve"> persistence and a </w:t>
@@ -2842,7 +4436,7 @@
                 <w:b/>
                 <w:bCs/>
               </w:rPr>
-              <w:t xml:space="preserve">dueDate</w:t>
+              <w:t>dueDate</w:t>
             </w:r>
             <w:r>
               <w:t xml:space="preserve"> field with filtering.</w:t>
@@ -2850,31 +4444,37 @@
           </w:p>
         </w:tc>
         <w:tc>
-          <w:tcPr/>
-          <w:p>
-            <w:pPr>
-              <w:pStyle w:val="Compact"/>
-            </w:pPr>
-            <w:r>
-              <w:t xml:space="preserve">“Todos are in memory on purpose. Here’s a ready-to-go issue asking for real persistence and a due-date feature.”</w:t>
+          <w:tcPr>
+            <w:tcW w:w="0" w:type="auto"/>
+          </w:tcPr>
+          <w:p>
+            <w:pPr>
+              <w:pStyle w:val="Compact"/>
+            </w:pPr>
+            <w:r>
+              <w:t>"Todos are in memory on purpose. Here's a ready-to-go issue asking for real persistence and a due-date feature."</w:t>
             </w:r>
           </w:p>
         </w:tc>
       </w:tr>
       <w:tr>
         <w:tc>
-          <w:tcPr/>
-          <w:p>
-            <w:pPr>
-              <w:pStyle w:val="Compact"/>
-            </w:pPr>
-            <w:r>
-              <w:t xml:space="preserve">GitHub — prepared issue</w:t>
-            </w:r>
-          </w:p>
-        </w:tc>
-        <w:tc>
-          <w:tcPr/>
+          <w:tcPr>
+            <w:tcW w:w="0" w:type="auto"/>
+          </w:tcPr>
+          <w:p>
+            <w:pPr>
+              <w:pStyle w:val="Compact"/>
+            </w:pPr>
+            <w:r>
+              <w:t>GitHub — prepared issue</w:t>
+            </w:r>
+          </w:p>
+        </w:tc>
+        <w:tc>
+          <w:tcPr>
+            <w:tcW w:w="0" w:type="auto"/>
+          </w:tcPr>
           <w:p>
             <w:pPr>
               <w:pStyle w:val="Compact"/>
@@ -2887,7 +4487,7 @@
                 <w:b/>
                 <w:bCs/>
               </w:rPr>
-              <w:t xml:space="preserve">@copilot</w:t>
+              <w:t>@copilot</w:t>
             </w:r>
             <w:r>
               <w:t xml:space="preserve"> before recording.</w:t>
@@ -2895,31 +4495,42 @@
           </w:p>
         </w:tc>
         <w:tc>
-          <w:tcPr/>
-          <w:p>
-            <w:pPr>
-              <w:pStyle w:val="Compact"/>
-            </w:pPr>
-            <w:r>
-              <w:t xml:space="preserve">“I assigned this scoped issue ahead of time because the coding agent works asynchronously in the cloud. That removes an unpredictable live wait from the demo.”</w:t>
+          <w:tcPr>
+            <w:tcW w:w="0" w:type="auto"/>
+          </w:tcPr>
+          <w:p>
+            <w:pPr>
+              <w:pStyle w:val="Compact"/>
+            </w:pPr>
+            <w:r>
+              <w:t xml:space="preserve">"I assigned this scoped issue ahead of time because the coding agent works asynchronously in the cloud. That removes an unpredictable live wait </w:t>
+            </w:r>
+            <w:r>
+              <w:lastRenderedPageBreak/>
+              <w:t>from the demo."</w:t>
             </w:r>
           </w:p>
         </w:tc>
       </w:tr>
       <w:tr>
         <w:tc>
-          <w:tcPr/>
-          <w:p>
-            <w:pPr>
-              <w:pStyle w:val="Compact"/>
-            </w:pPr>
-            <w:r>
-              <w:t xml:space="preserve">GitHub Pull Requests view (VS Code)</w:t>
-            </w:r>
-          </w:p>
-        </w:tc>
-        <w:tc>
-          <w:tcPr/>
+          <w:tcPr>
+            <w:tcW w:w="0" w:type="auto"/>
+          </w:tcPr>
+          <w:p>
+            <w:pPr>
+              <w:pStyle w:val="Compact"/>
+            </w:pPr>
+            <w:r>
+              <w:lastRenderedPageBreak/>
+              <w:t>GitHub Pull Requests view (VS Code)</w:t>
+            </w:r>
+          </w:p>
+        </w:tc>
+        <w:tc>
+          <w:tcPr>
+            <w:tcW w:w="0" w:type="auto"/>
+          </w:tcPr>
           <w:p>
             <w:pPr>
               <w:pStyle w:val="Compact"/>
@@ -2931,39 +4542,45 @@
               <w:rPr>
                 <w:rStyle w:val="VerbatimChar"/>
               </w:rPr>
-              <w:t xml:space="preserve">dueDate</w:t>
-            </w:r>
-            <w:r>
-              <w:t xml:space="preserve">, MCP changes, and tests.</w:t>
-            </w:r>
-          </w:p>
-        </w:tc>
-        <w:tc>
-          <w:tcPr/>
-          <w:p>
-            <w:pPr>
-              <w:pStyle w:val="Compact"/>
-            </w:pPr>
-            <w:r>
-              <w:t xml:space="preserve">“The agent opened a draft pull request and then completed the implementation. I first bring in the current baseline, then review the actual feature diff rather than assuming the first draft contains finished code.”</w:t>
+              <w:t>dueDate</w:t>
+            </w:r>
+            <w:r>
+              <w:t>, MCP changes, and tests.</w:t>
+            </w:r>
+          </w:p>
+        </w:tc>
+        <w:tc>
+          <w:tcPr>
+            <w:tcW w:w="0" w:type="auto"/>
+          </w:tcPr>
+          <w:p>
+            <w:pPr>
+              <w:pStyle w:val="Compact"/>
+            </w:pPr>
+            <w:r>
+              <w:t>"The agent opened a draft pull request and then completed the implementation. I first bring in the current baseline, then review the actual feature diff rather than assuming the first draft contains finished code."</w:t>
             </w:r>
           </w:p>
         </w:tc>
       </w:tr>
       <w:tr>
         <w:tc>
-          <w:tcPr/>
-          <w:p>
-            <w:pPr>
-              <w:pStyle w:val="Compact"/>
-            </w:pPr>
-            <w:r>
-              <w:t xml:space="preserve">Pull-request branch + Terminals</w:t>
-            </w:r>
-          </w:p>
-        </w:tc>
-        <w:tc>
-          <w:tcPr/>
+          <w:tcPr>
+            <w:tcW w:w="0" w:type="auto"/>
+          </w:tcPr>
+          <w:p>
+            <w:pPr>
+              <w:pStyle w:val="Compact"/>
+            </w:pPr>
+            <w:r>
+              <w:t>Pull-request branch + Terminals</w:t>
+            </w:r>
+          </w:p>
+        </w:tc>
+        <w:tc>
+          <w:tcPr>
+            <w:tcW w:w="0" w:type="auto"/>
+          </w:tcPr>
           <w:p>
             <w:pPr>
               <w:pStyle w:val="Compact"/>
@@ -2975,7 +4592,7 @@
               <w:rPr>
                 <w:rStyle w:val="VerbatimChar"/>
               </w:rPr>
-              <w:t xml:space="preserve">.\mvnw.cmd test</w:t>
+              <w:t>.\mvnw.cmd test</w:t>
             </w:r>
             <w:r>
               <w:t xml:space="preserve">; start the app in one terminal; in another run </w:t>
@@ -2984,56 +4601,73 @@
               <w:rPr>
                 <w:rStyle w:val="VerbatimChar"/>
               </w:rPr>
-              <w:t xml:space="preserve">powershell -ExecutionPolicy Bypass -File scripts\mcp-smoke-test.ps1 -ExpectedTools add_todo,complete_todo,delete_todo,get_todo,list_todos,set_due_date</w:t>
-            </w:r>
-            <w:r>
-              <w:t xml:space="preserve">. Then create a todo with a due date, restart the app, and confirm it persists.</w:t>
-            </w:r>
-          </w:p>
-        </w:tc>
-        <w:tc>
-          <w:tcPr/>
-          <w:p>
-            <w:pPr>
-              <w:pStyle w:val="Compact"/>
-            </w:pPr>
-            <w:r>
-              <w:t xml:space="preserve">“Before I consider merging, I run the tests, verify the expanded six-tool MCP contract, and check the two key behaviors locally: due dates work and data survives a restart.”</w:t>
+              <w:t>powershell -ExecutionPolicy Bypass -File scripts\mcp-smoke-test.ps1 -ExpectedTools add_todo,complete_todo,delete_todo,get_todo,list_todos,set_due_date</w:t>
+            </w:r>
+            <w:r>
+              <w:t>. Then create a todo with a due date, restart the app, and confirm it persists.</w:t>
+            </w:r>
+          </w:p>
+        </w:tc>
+        <w:tc>
+          <w:tcPr>
+            <w:tcW w:w="0" w:type="auto"/>
+          </w:tcPr>
+          <w:p>
+            <w:pPr>
+              <w:pStyle w:val="Compact"/>
+            </w:pPr>
+            <w:r>
+              <w:t>"Before I consider merging, I run the tests, verify the expanded six-tool MCP contract, and check the two key behaviors locally: due dates work and data survives a restart."</w:t>
             </w:r>
           </w:p>
         </w:tc>
       </w:tr>
       <w:tr>
         <w:tc>
-          <w:tcPr/>
-          <w:p>
-            <w:pPr>
-              <w:pStyle w:val="Compact"/>
-            </w:pPr>
-            <w:r>
-              <w:t xml:space="preserve">PR review</w:t>
-            </w:r>
-          </w:p>
-        </w:tc>
-        <w:tc>
-          <w:tcPr/>
-          <w:p>
-            <w:pPr>
-              <w:pStyle w:val="Compact"/>
-            </w:pPr>
-            <w:r>
-              <w:t xml:space="preserve">Review the results and leave comments if needed. Keep the PR draft and unmerged during this recording; only mark it ready and merge after the review is complete and the baseline has been preserved.</w:t>
-            </w:r>
-          </w:p>
-        </w:tc>
-        <w:tc>
-          <w:tcPr/>
-          <w:p>
-            <w:pPr>
-              <w:pStyle w:val="Compact"/>
-            </w:pPr>
-            <w:r>
-              <w:t xml:space="preserve">“The agent produced the implementation, but the review, verification, and final merge decision still belong to me.”</w:t>
+          <w:tcPr>
+            <w:tcW w:w="0" w:type="auto"/>
+          </w:tcPr>
+          <w:p>
+            <w:pPr>
+              <w:pStyle w:val="Compact"/>
+            </w:pPr>
+            <w:r>
+              <w:t>PR review</w:t>
+            </w:r>
+          </w:p>
+        </w:tc>
+        <w:tc>
+          <w:tcPr>
+            <w:tcW w:w="0" w:type="auto"/>
+          </w:tcPr>
+          <w:p>
+            <w:pPr>
+              <w:pStyle w:val="Compact"/>
+            </w:pPr>
+            <w:r>
+              <w:t xml:space="preserve">Review the results and leave comments if needed. Keep the PR draft and unmerged during this recording; only mark it </w:t>
+            </w:r>
+            <w:r>
+              <w:lastRenderedPageBreak/>
+              <w:t>ready and merge after the review is complete and the baseline has been preserved.</w:t>
+            </w:r>
+          </w:p>
+        </w:tc>
+        <w:tc>
+          <w:tcPr>
+            <w:tcW w:w="0" w:type="auto"/>
+          </w:tcPr>
+          <w:p>
+            <w:pPr>
+              <w:pStyle w:val="Compact"/>
+            </w:pPr>
+            <w:r>
+              <w:lastRenderedPageBreak/>
+              <w:t xml:space="preserve">"The agent produced </w:t>
+            </w:r>
+            <w:r>
+              <w:lastRenderedPageBreak/>
+              <w:t>the implementation, but the review, verification, and final merge decision still belong to me."</w:t>
             </w:r>
           </w:p>
         </w:tc>
@@ -3048,6 +4682,7 @@
           <w:b/>
           <w:bCs/>
         </w:rPr>
+        <w:lastRenderedPageBreak/>
         <w:t xml:space="preserve">The prepared issue assigned to the Copilot coding agent (@copilot) — auto-captured by </w:t>
       </w:r>
       <w:r>
@@ -3056,37 +4691,41 @@
           <w:b/>
           <w:bCs/>
         </w:rPr>
-        <w:t xml:space="preserve">scripts/screenshots/capture.mjs</w:t>
+        <w:t>scripts/screenshots/capture.mjs</w:t>
       </w:r>
       <w:r>
         <w:rPr>
           <w:b/>
           <w:bCs/>
         </w:rPr>
-        <w:t xml:space="preserve">:</w:t>
-      </w:r>
-    </w:p>
-    <w:p>
-      <w:pPr>
-        <w:pStyle w:val="CaptionedFigure"/>
-      </w:pPr>
-      <w:r>
+        <w:t>:</w:t>
+      </w:r>
+    </w:p>
+    <w:p>
+      <w:pPr>
+        <w:pStyle w:val="BodyText"/>
+      </w:pPr>
+      <w:r>
+        <w:rPr>
+          <w:noProof/>
+        </w:rPr>
         <w:drawing>
-          <wp:inline>
+          <wp:inline distT="0" distB="0" distL="0" distR="0" wp14:anchorId="772CD0F2" wp14:editId="0D58B912">
             <wp:extent cx="5334000" cy="2826564"/>
-            <wp:effectExtent b="0" l="0" r="0" t="0"/>
-            <wp:docPr descr="Issue assigned to Copilot" title="" id="45" name="Picture"/>
-            <a:graphic>
+            <wp:effectExtent l="0" t="0" r="0" b="0"/>
+            <wp:docPr id="45" name="Picture" descr="Issue assigned to Copilot"/>
+            <wp:cNvGraphicFramePr/>
+            <a:graphic xmlns:a="http://schemas.openxmlformats.org/drawingml/2006/main">
               <a:graphicData uri="http://schemas.openxmlformats.org/drawingml/2006/picture">
-                <pic:pic>
+                <pic:pic xmlns:pic="http://schemas.openxmlformats.org/drawingml/2006/picture">
                   <pic:nvPicPr>
-                    <pic:cNvPr descr="../docs/images/08-issue-assigned.png" id="46" name="Picture"/>
+                    <pic:cNvPr id="46" name="Picture" descr="../docs/images/08-issue-assigned.png"/>
                     <pic:cNvPicPr>
-                      <a:picLocks noChangeArrowheads="1" noChangeAspect="1"/>
+                      <a:picLocks noChangeAspect="1" noChangeArrowheads="1"/>
                     </pic:cNvPicPr>
                   </pic:nvPicPr>
                   <pic:blipFill>
-                    <a:blip r:embed="rId44"/>
+                    <a:blip r:embed="rId12"/>
                     <a:stretch>
                       <a:fillRect/>
                     </a:stretch>
@@ -3115,14 +4754,6 @@
     </w:p>
     <w:p>
       <w:pPr>
-        <w:pStyle w:val="ImageCaption"/>
-      </w:pPr>
-      <w:r>
-        <w:t xml:space="preserve">Issue assigned to Copilot</w:t>
-      </w:r>
-    </w:p>
-    <w:p>
-      <w:pPr>
         <w:pStyle w:val="BodyText"/>
       </w:pPr>
       <w:r>
@@ -3138,7 +4769,7 @@
           <w:b/>
           <w:bCs/>
         </w:rPr>
-        <w:t xml:space="preserve">dueDate</w:t>
+        <w:t>dueDate</w:t>
       </w:r>
       <w:r>
         <w:rPr>
@@ -3153,37 +4784,42 @@
           <w:b/>
           <w:bCs/>
         </w:rPr>
-        <w:t xml:space="preserve">scripts/screenshots/capture.mjs</w:t>
+        <w:t>scripts/screenshots/capture.mjs</w:t>
       </w:r>
       <w:r>
         <w:rPr>
           <w:b/>
           <w:bCs/>
         </w:rPr>
-        <w:t xml:space="preserve">:</w:t>
-      </w:r>
-    </w:p>
-    <w:p>
-      <w:pPr>
-        <w:pStyle w:val="CaptionedFigure"/>
-      </w:pPr>
-      <w:r>
+        <w:t>:</w:t>
+      </w:r>
+    </w:p>
+    <w:p>
+      <w:pPr>
+        <w:pStyle w:val="BodyText"/>
+      </w:pPr>
+      <w:r>
+        <w:rPr>
+          <w:noProof/>
+        </w:rPr>
+        <w:lastRenderedPageBreak/>
         <w:drawing>
-          <wp:inline>
+          <wp:inline distT="0" distB="0" distL="0" distR="0" wp14:anchorId="1FC0A369" wp14:editId="3C49ABA4">
             <wp:extent cx="5334000" cy="2826564"/>
-            <wp:effectExtent b="0" l="0" r="0" t="0"/>
-            <wp:docPr descr="Agent pull request" title="" id="48" name="Picture"/>
-            <a:graphic>
+            <wp:effectExtent l="0" t="0" r="0" b="0"/>
+            <wp:docPr id="48" name="Picture" descr="Agent pull request"/>
+            <wp:cNvGraphicFramePr/>
+            <a:graphic xmlns:a="http://schemas.openxmlformats.org/drawingml/2006/main">
               <a:graphicData uri="http://schemas.openxmlformats.org/drawingml/2006/picture">
-                <pic:pic>
+                <pic:pic xmlns:pic="http://schemas.openxmlformats.org/drawingml/2006/picture">
                   <pic:nvPicPr>
-                    <pic:cNvPr descr="../docs/images/09-agent-pr.png" id="49" name="Picture"/>
+                    <pic:cNvPr id="49" name="Picture" descr="../docs/images/09-agent-pr.png"/>
                     <pic:cNvPicPr>
-                      <a:picLocks noChangeArrowheads="1" noChangeAspect="1"/>
+                      <a:picLocks noChangeAspect="1" noChangeArrowheads="1"/>
                     </pic:cNvPicPr>
                   </pic:nvPicPr>
                   <pic:blipFill>
-                    <a:blip r:embed="rId47"/>
+                    <a:blip r:embed="rId13"/>
                     <a:stretch>
                       <a:fillRect/>
                     </a:stretch>
@@ -3212,28 +4848,22 @@
     </w:p>
     <w:p>
       <w:pPr>
-        <w:pStyle w:val="ImageCaption"/>
-      </w:pPr>
-      <w:r>
-        <w:t xml:space="preserve">Agent pull request</w:t>
-      </w:r>
-    </w:p>
-    <w:bookmarkEnd w:id="50"/>
-    <w:bookmarkStart w:id="51" w:name="outro-talking-head-20s-3"/>
-    <w:p>
-      <w:pPr>
         <w:pStyle w:val="Heading3"/>
       </w:pPr>
-      <w:r>
-        <w:t xml:space="preserve">Outro — Talking head (~20s)</w:t>
-      </w:r>
+      <w:bookmarkStart w:id="34" w:name="outro--talking-head-20s-3"/>
+      <w:bookmarkStart w:id="35" w:name="_Toc235117159"/>
+      <w:bookmarkEnd w:id="32"/>
+      <w:r>
+        <w:t>Outro — Talking head (~20s)</w:t>
+      </w:r>
+      <w:bookmarkEnd w:id="35"/>
     </w:p>
     <w:p>
       <w:pPr>
         <w:pStyle w:val="BlockText"/>
       </w:pPr>
       <w:r>
-        <w:t xml:space="preserve">In this video, I gave the Copilot coding agent a scoped feature request and reviewed the pull request it produced. The change added persistence, due dates, and tests, while I kept control of the final review and merge decision. The agent handled the implementation; I remained responsible for what is approved to ship.</w:t>
+        <w:t>In this video, I gave the Copilot coding agent a scoped feature request and reviewed the pull request it produced. The change added persistence, due dates, and tests, while I kept control of the final review and merge decision. The agent handled the implementation; I remained responsible for what is approved to ship.</w:t>
       </w:r>
     </w:p>
     <w:p>
@@ -3245,7 +4875,7 @@
           <w:b/>
           <w:bCs/>
         </w:rPr>
-        <w:t xml:space="preserve">Do:</w:t>
+        <w:t>Do:</w:t>
       </w:r>
       <w:r>
         <w:t xml:space="preserve"> Hold on the reviewed draft pull request, then fade out.</w:t>
@@ -3253,28 +4883,30 @@
     </w:p>
     <w:p>
       <w:r>
-        <w:pict>
-          <v:rect style="width:0;height:1.5pt" o:hralign="center" o:hrstd="t" o:hr="t"/>
+        <w:pict w14:anchorId="714A8AC4">
+          <v:rect id="_x0000_i1028" style="width:0;height:1.5pt" o:hralign="center" o:hrstd="t" o:hr="t"/>
         </w:pict>
       </w:r>
     </w:p>
-    <w:bookmarkEnd w:id="51"/>
-    <w:bookmarkEnd w:id="52"/>
-    <w:bookmarkStart w:id="53" w:name="resources-video-descriptions-hand-off"/>
     <w:p>
       <w:pPr>
         <w:pStyle w:val="Heading2"/>
       </w:pPr>
-      <w:r>
-        <w:t xml:space="preserve">Resources (video descriptions / hand-off)</w:t>
-      </w:r>
+      <w:bookmarkStart w:id="36" w:name="resources-video-descriptions--hand-off"/>
+      <w:bookmarkStart w:id="37" w:name="_Toc235117160"/>
+      <w:bookmarkEnd w:id="28"/>
+      <w:bookmarkEnd w:id="34"/>
+      <w:r>
+        <w:t>Resources (video descriptions / hand-off)</w:t>
+      </w:r>
+      <w:bookmarkEnd w:id="37"/>
     </w:p>
     <w:p>
       <w:pPr>
         <w:pStyle w:val="Compact"/>
         <w:numPr>
           <w:ilvl w:val="0"/>
-          <w:numId w:val="1001"/>
+          <w:numId w:val="2"/>
         </w:numPr>
       </w:pPr>
       <w:r>
@@ -3282,7 +4914,7 @@
           <w:b/>
           <w:bCs/>
         </w:rPr>
-        <w:t xml:space="preserve">Demo source:</w:t>
+        <w:t>Demo source:</w:t>
       </w:r>
       <w:r>
         <w:t xml:space="preserve"> Add a repository URL only after publication approval</w:t>
@@ -3293,7 +4925,7 @@
         <w:pStyle w:val="Compact"/>
         <w:numPr>
           <w:ilvl w:val="0"/>
-          <w:numId w:val="1001"/>
+          <w:numId w:val="2"/>
         </w:numPr>
       </w:pPr>
       <w:r>
@@ -3301,18 +4933,26 @@
           <w:b/>
           <w:bCs/>
         </w:rPr>
-        <w:t xml:space="preserve">Extension Pack for Java</w:t>
-      </w:r>
-      <w:r>
-        <w:t xml:space="preserve"> (Microsoft): https://marketplace.visualstudio.com/items?itemName=vscjava.vscode-java-pack</w:t>
-      </w:r>
+        <w:t>Extension Pack for Java</w:t>
+      </w:r>
+      <w:r>
+        <w:t xml:space="preserve"> (Microsoft): </w:t>
+      </w:r>
+      <w:hyperlink r:id="rId14">
+        <w:r>
+          <w:rPr>
+            <w:rStyle w:val="Hyperlink"/>
+          </w:rPr>
+          <w:t>https://marketplace.visualstudio.com/items?itemName=vscjava.vscode-java-pack</w:t>
+        </w:r>
+      </w:hyperlink>
     </w:p>
     <w:p>
       <w:pPr>
         <w:pStyle w:val="Compact"/>
         <w:numPr>
           <w:ilvl w:val="0"/>
-          <w:numId w:val="1001"/>
+          <w:numId w:val="2"/>
         </w:numPr>
       </w:pPr>
       <w:r>
@@ -3320,7 +4960,7 @@
           <w:b/>
           <w:bCs/>
         </w:rPr>
-        <w:t xml:space="preserve">Spring Boot Extension Pack:</w:t>
+        <w:t>Spring Boot Extension Pack:</w:t>
       </w:r>
       <w:r>
         <w:t xml:space="preserve"> search “Spring Boot Extension Pack” in the VS Code Marketplace</w:t>
@@ -3331,7 +4971,7 @@
         <w:pStyle w:val="Compact"/>
         <w:numPr>
           <w:ilvl w:val="0"/>
-          <w:numId w:val="1001"/>
+          <w:numId w:val="2"/>
         </w:numPr>
       </w:pPr>
       <w:r>
@@ -3339,18 +4979,26 @@
           <w:b/>
           <w:bCs/>
         </w:rPr>
-        <w:t xml:space="preserve">Java in VS Code:</w:t>
-      </w:r>
-      <w:r>
-        <w:t xml:space="preserve"> https://code.visualstudio.com/docs/languages/java</w:t>
-      </w:r>
+        <w:t>Java in VS Code:</w:t>
+      </w:r>
+      <w:r>
+        <w:t xml:space="preserve"> </w:t>
+      </w:r>
+      <w:hyperlink r:id="rId15">
+        <w:r>
+          <w:rPr>
+            <w:rStyle w:val="Hyperlink"/>
+          </w:rPr>
+          <w:t>https://code.visualstudio.com/docs/languages/java</w:t>
+        </w:r>
+      </w:hyperlink>
     </w:p>
     <w:p>
       <w:pPr>
         <w:pStyle w:val="Compact"/>
         <w:numPr>
           <w:ilvl w:val="0"/>
-          <w:numId w:val="1001"/>
+          <w:numId w:val="2"/>
         </w:numPr>
       </w:pPr>
       <w:r>
@@ -3358,18 +5006,26 @@
           <w:b/>
           <w:bCs/>
         </w:rPr>
-        <w:t xml:space="preserve">Spring Boot Actuator:</w:t>
-      </w:r>
-      <w:r>
-        <w:t xml:space="preserve"> https://docs.spring.io/spring-boot/</w:t>
-      </w:r>
+        <w:t>Spring Boot Actuator:</w:t>
+      </w:r>
+      <w:r>
+        <w:t xml:space="preserve"> </w:t>
+      </w:r>
+      <w:hyperlink r:id="rId16">
+        <w:r>
+          <w:rPr>
+            <w:rStyle w:val="Hyperlink"/>
+          </w:rPr>
+          <w:t>https://docs.spring.io/spring-boot/</w:t>
+        </w:r>
+      </w:hyperlink>
     </w:p>
     <w:p>
       <w:pPr>
         <w:pStyle w:val="Compact"/>
         <w:numPr>
           <w:ilvl w:val="0"/>
-          <w:numId w:val="1001"/>
+          <w:numId w:val="2"/>
         </w:numPr>
       </w:pPr>
       <w:r>
@@ -3377,18 +5033,26 @@
           <w:b/>
           <w:bCs/>
         </w:rPr>
-        <w:t xml:space="preserve">Spring AI (MCP server):</w:t>
-      </w:r>
-      <w:r>
-        <w:t xml:space="preserve"> https://docs.spring.io/spring-ai/reference/</w:t>
-      </w:r>
+        <w:t>Spring AI (MCP server):</w:t>
+      </w:r>
+      <w:r>
+        <w:t xml:space="preserve"> </w:t>
+      </w:r>
+      <w:hyperlink r:id="rId17">
+        <w:r>
+          <w:rPr>
+            <w:rStyle w:val="Hyperlink"/>
+          </w:rPr>
+          <w:t>https://docs.spring.io/spring-ai/reference/</w:t>
+        </w:r>
+      </w:hyperlink>
     </w:p>
     <w:p>
       <w:pPr>
         <w:pStyle w:val="Compact"/>
         <w:numPr>
           <w:ilvl w:val="0"/>
-          <w:numId w:val="1001"/>
+          <w:numId w:val="2"/>
         </w:numPr>
       </w:pPr>
       <w:r>
@@ -3396,18 +5060,26 @@
           <w:b/>
           <w:bCs/>
         </w:rPr>
-        <w:t xml:space="preserve">Model Context Protocol:</w:t>
-      </w:r>
-      <w:r>
-        <w:t xml:space="preserve"> https://modelcontextprotocol.io</w:t>
-      </w:r>
+        <w:t>Model Context Protocol:</w:t>
+      </w:r>
+      <w:r>
+        <w:t xml:space="preserve"> </w:t>
+      </w:r>
+      <w:hyperlink r:id="rId18">
+        <w:r>
+          <w:rPr>
+            <w:rStyle w:val="Hyperlink"/>
+          </w:rPr>
+          <w:t>https://modelcontextprotocol.io</w:t>
+        </w:r>
+      </w:hyperlink>
     </w:p>
     <w:p>
       <w:pPr>
         <w:pStyle w:val="Compact"/>
         <w:numPr>
           <w:ilvl w:val="0"/>
-          <w:numId w:val="1001"/>
+          <w:numId w:val="2"/>
         </w:numPr>
       </w:pPr>
       <w:r>
@@ -3415,18 +5087,26 @@
           <w:b/>
           <w:bCs/>
         </w:rPr>
-        <w:t xml:space="preserve">MCP in VS Code:</w:t>
-      </w:r>
-      <w:r>
-        <w:t xml:space="preserve"> https://code.visualstudio.com/docs/copilot/chat/mcp-servers</w:t>
-      </w:r>
+        <w:t>MCP in VS Code:</w:t>
+      </w:r>
+      <w:r>
+        <w:t xml:space="preserve"> </w:t>
+      </w:r>
+      <w:hyperlink r:id="rId19">
+        <w:r>
+          <w:rPr>
+            <w:rStyle w:val="Hyperlink"/>
+          </w:rPr>
+          <w:t>https://code.visualstudio.com/docs/copilot/chat/mcp-servers</w:t>
+        </w:r>
+      </w:hyperlink>
     </w:p>
     <w:p>
       <w:pPr>
         <w:pStyle w:val="Compact"/>
         <w:numPr>
           <w:ilvl w:val="0"/>
-          <w:numId w:val="1001"/>
+          <w:numId w:val="2"/>
         </w:numPr>
       </w:pPr>
       <w:r>
@@ -3434,18 +5114,26 @@
           <w:b/>
           <w:bCs/>
         </w:rPr>
-        <w:t xml:space="preserve">Playwright MCP:</w:t>
-      </w:r>
-      <w:r>
-        <w:t xml:space="preserve"> https://github.com/microsoft/playwright-mcp</w:t>
-      </w:r>
+        <w:t>Playwright MCP:</w:t>
+      </w:r>
+      <w:r>
+        <w:t xml:space="preserve"> </w:t>
+      </w:r>
+      <w:hyperlink r:id="rId20">
+        <w:r>
+          <w:rPr>
+            <w:rStyle w:val="Hyperlink"/>
+          </w:rPr>
+          <w:t>https://github.com/microsoft/playwright-mcp</w:t>
+        </w:r>
+      </w:hyperlink>
     </w:p>
     <w:p>
       <w:pPr>
         <w:pStyle w:val="Compact"/>
         <w:numPr>
           <w:ilvl w:val="0"/>
-          <w:numId w:val="1001"/>
+          <w:numId w:val="2"/>
         </w:numPr>
       </w:pPr>
       <w:r>
@@ -3453,51 +5141,40 @@
           <w:b/>
           <w:bCs/>
         </w:rPr>
-        <w:t xml:space="preserve">GitHub Copilot coding agent:</w:t>
-      </w:r>
-      <w:r>
-        <w:t xml:space="preserve"> https://docs.github.com/en/copilot</w:t>
-      </w:r>
-    </w:p>
-    <w:bookmarkEnd w:id="53"/>
-    <w:bookmarkEnd w:id="54"/>
+        <w:t>GitHub Copilot coding agent:</w:t>
+      </w:r>
+      <w:r>
+        <w:t xml:space="preserve"> </w:t>
+      </w:r>
+      <w:hyperlink r:id="rId21">
+        <w:r>
+          <w:rPr>
+            <w:rStyle w:val="Hyperlink"/>
+          </w:rPr>
+          <w:t>https://docs.github.com/en/copilot</w:t>
+        </w:r>
+      </w:hyperlink>
+      <w:bookmarkEnd w:id="0"/>
+      <w:bookmarkEnd w:id="36"/>
+    </w:p>
     <w:sectPr>
       <w:footnotePr>
         <w:numRestart w:val="eachSect"/>
       </w:footnotePr>
+      <w:pgSz w:w="12240" w:h="15840"/>
+      <w:pgMar w:top="1440" w:right="1440" w:bottom="1440" w:left="1440" w:header="720" w:footer="720" w:gutter="0"/>
+      <w:cols w:space="720"/>
     </w:sectPr>
   </w:body>
 </w:document>
 </file>
 
-<file path=word/comments.xml><?xml version="1.0" encoding="utf-8"?>
-<w:comments xmlns:w="http://schemas.openxmlformats.org/wordprocessingml/2006/main" xmlns:m="http://schemas.openxmlformats.org/officeDocument/2006/math" xmlns:r="http://schemas.openxmlformats.org/officeDocument/2006/relationships" xmlns:o="urn:schemas-microsoft-com:office:office" xmlns:v="urn:schemas-microsoft-com:vml" xmlns:w10="urn:schemas-microsoft-com:office:word" xmlns:a="http://schemas.openxmlformats.org/drawingml/2006/main" xmlns:pic="http://schemas.openxmlformats.org/drawingml/2006/picture" xmlns:wp="http://schemas.openxmlformats.org/drawingml/2006/wordprocessingDrawing"/>
-</file>
-
-<file path=word/footnotes.xml><?xml version="1.0" encoding="utf-8"?>
-<w:footnotes xmlns:w="http://schemas.openxmlformats.org/wordprocessingml/2006/main" xmlns:m="http://schemas.openxmlformats.org/officeDocument/2006/math" xmlns:r="http://schemas.openxmlformats.org/officeDocument/2006/relationships" xmlns:o="urn:schemas-microsoft-com:office:office" xmlns:v="urn:schemas-microsoft-com:vml" xmlns:w10="urn:schemas-microsoft-com:office:word" xmlns:a="http://schemas.openxmlformats.org/drawingml/2006/main" xmlns:pic="http://schemas.openxmlformats.org/drawingml/2006/picture" xmlns:wp="http://schemas.openxmlformats.org/drawingml/2006/wordprocessingDrawing">
-  <w:footnote w:type="continuationSeparator" w:id="0">
-    <w:p>
-      <w:r>
-        <w:continuationSeparator/>
-      </w:r>
-    </w:p>
-  </w:footnote>
-  <w:footnote w:type="separator" w:id="-1">
-    <w:p>
-      <w:r>
-        <w:separator/>
-      </w:r>
-    </w:p>
-  </w:footnote>
-</w:footnotes>
-</file>
-
 <file path=word/numbering.xml><?xml version="1.0" encoding="utf-8"?>
-<w:numbering xmlns:w="http://schemas.openxmlformats.org/wordprocessingml/2006/main">
-  <w:abstractNum w:abstractNumId="990">
+<w:numbering xmlns:wpc="http://schemas.microsoft.com/office/word/2010/wordprocessingCanvas" xmlns:cx="http://schemas.microsoft.com/office/drawing/2014/chartex" xmlns:cx1="http://schemas.microsoft.com/office/drawing/2015/9/8/chartex" xmlns:cx2="http://schemas.microsoft.com/office/drawing/2015/10/21/chartex" xmlns:cx3="http://schemas.microsoft.com/office/drawing/2016/5/9/chartex" xmlns:cx4="http://schemas.microsoft.com/office/drawing/2016/5/10/chartex" xmlns:cx5="http://schemas.microsoft.com/office/drawing/2016/5/11/chartex" xmlns:cx6="http://schemas.microsoft.com/office/drawing/2016/5/12/chartex" xmlns:cx7="http://schemas.microsoft.com/office/drawing/2016/5/13/chartex" xmlns:cx8="http://schemas.microsoft.com/office/drawing/2016/5/14/chartex" xmlns:mc="http://schemas.openxmlformats.org/markup-compatibility/2006" xmlns:aink="http://schemas.microsoft.com/office/drawing/2016/ink" xmlns:am3d="http://schemas.microsoft.com/office/drawing/2017/model3d" xmlns:o="urn:schemas-microsoft-com:office:office" xmlns:oel="http://schemas.microsoft.com/office/2019/extlst" xmlns:r="http://schemas.openxmlformats.org/officeDocument/2006/relationships" xmlns:m="http://schemas.openxmlformats.org/officeDocument/2006/math" xmlns:v="urn:schemas-microsoft-com:vml" xmlns:wp14="http://schemas.microsoft.com/office/word/2010/wordprocessingDrawing" xmlns:wp="http://schemas.openxmlformats.org/drawingml/2006/wordprocessingDrawing" xmlns:w10="urn:schemas-microsoft-com:office:word" xmlns:w="http://schemas.openxmlformats.org/wordprocessingml/2006/main" xmlns:w14="http://schemas.microsoft.com/office/word/2010/wordml" xmlns:w15="http://schemas.microsoft.com/office/word/2012/wordml" xmlns:w16cei="http://schemas.microsoft.com/office/word/2026/wordml/cei" xmlns:w16cex="http://schemas.microsoft.com/office/word/2018/wordml/cex" xmlns:w16cid="http://schemas.microsoft.com/office/word/2016/wordml/cid" xmlns:w16="http://schemas.microsoft.com/office/word/2018/wordml" xmlns:w16du="http://schemas.microsoft.com/office/word/2023/wordml/word16du" xmlns:w16sdtdh="http://schemas.microsoft.com/office/word/2020/wordml/sdtdatahash" xmlns:w16sdtfl="http://schemas.microsoft.com/office/word/2024/wordml/sdtformatlock" xmlns:w16se="http://schemas.microsoft.com/office/word/2015/wordml/symex" xmlns:wpg="http://schemas.microsoft.com/office/word/2010/wordprocessingGroup" xmlns:wpi="http://schemas.microsoft.com/office/word/2010/wordprocessingInk" xmlns:wne="http://schemas.microsoft.com/office/word/2006/wordml" xmlns:wps="http://schemas.microsoft.com/office/word/2010/wordprocessingShape" mc:Ignorable="w14 w15 w16se w16cid w16 w16cex w16sdtdh w16sdtfl w16du wp14">
+  <w:abstractNum w:abstractNumId="0" w15:restartNumberingAfterBreak="0">
     <w:nsid w:val="0000A990"/>
     <w:multiLevelType w:val="multilevel"/>
+    <w:tmpl w:val="9EC6AC34"/>
     <w:lvl w:ilvl="0">
       <w:numFmt w:val="bullet"/>
       <w:lvlText w:val=" "/>
@@ -3571,9 +5248,10 @@
       </w:pPr>
     </w:lvl>
   </w:abstractNum>
-  <w:abstractNum w:abstractNumId="991">
+  <w:abstractNum w:abstractNumId="1" w15:restartNumberingAfterBreak="0">
     <w:nsid w:val="0000A991"/>
     <w:multiLevelType w:val="multilevel"/>
+    <w:tmpl w:val="C4A2FD68"/>
     <w:lvl w:ilvl="0">
       <w:numFmt w:val="bullet"/>
       <w:lvlText w:val=""/>
@@ -3674,24 +5352,24 @@
       </w:rPr>
     </w:lvl>
   </w:abstractNum>
-  <w:num w:numId="1000">
-    <w:abstractNumId w:val="990"/>
+  <w:num w:numId="1" w16cid:durableId="812600321">
+    <w:abstractNumId w:val="0"/>
   </w:num>
-  <w:num w:numId="1001">
-    <w:abstractNumId w:val="991"/>
+  <w:num w:numId="2" w16cid:durableId="156305267">
+    <w:abstractNumId w:val="1"/>
   </w:num>
 </w:numbering>
 </file>
 
 <file path=word/styles.xml><?xml version="1.0" encoding="utf-8"?>
-<w:styles xmlns:r="http://schemas.openxmlformats.org/officeDocument/2006/relationships" xmlns:w="http://schemas.openxmlformats.org/wordprocessingml/2006/main">
+<w:styles xmlns:mc="http://schemas.openxmlformats.org/markup-compatibility/2006" xmlns:r="http://schemas.openxmlformats.org/officeDocument/2006/relationships" xmlns:w="http://schemas.openxmlformats.org/wordprocessingml/2006/main" xmlns:w14="http://schemas.microsoft.com/office/word/2010/wordml" xmlns:w15="http://schemas.microsoft.com/office/word/2012/wordml" xmlns:w16cex="http://schemas.microsoft.com/office/word/2018/wordml/cex" xmlns:w16cid="http://schemas.microsoft.com/office/word/2016/wordml/cid" xmlns:w16="http://schemas.microsoft.com/office/word/2018/wordml" xmlns:w16du="http://schemas.microsoft.com/office/word/2023/wordml/word16du" xmlns:w16sdtdh="http://schemas.microsoft.com/office/word/2020/wordml/sdtdatahash" xmlns:w16sdtfl="http://schemas.microsoft.com/office/word/2024/wordml/sdtformatlock" xmlns:w16se="http://schemas.microsoft.com/office/word/2015/wordml/symex" mc:Ignorable="w14 w15 w16se w16cid w16 w16cex w16sdtdh w16sdtfl w16du">
   <w:docDefaults>
     <w:rPrDefault>
       <w:rPr>
-        <w:rFonts w:asciiTheme="minorHAnsi" w:cstheme="minorBidi" w:eastAsiaTheme="minorEastAsia" w:hAnsiTheme="minorHAnsi"/>
+        <w:rFonts w:asciiTheme="minorHAnsi" w:eastAsiaTheme="minorEastAsia" w:hAnsiTheme="minorHAnsi" w:cstheme="minorBidi"/>
         <w:sz w:val="24"/>
         <w:szCs w:val="24"/>
-        <w:lang w:bidi="ar-SA" w:eastAsia="zh-CN" w:val="en-US"/>
+        <w:lang w:val="en-US" w:eastAsia="zh-CN" w:bidi="ar-SA"/>
       </w:rPr>
     </w:rPrDefault>
     <w:pPrDefault>
@@ -3700,168 +5378,259 @@
       </w:pPr>
     </w:pPrDefault>
   </w:docDefaults>
-  <w:latentStyles w:count="276" w:defLockedState="0" w:defQFormat="0" w:defSemiHidden="0" w:defUIPriority="0" w:defUnhideWhenUsed="0"/>
-  <w:style w:default="1" w:styleId="Normal" w:type="paragraph">
+  <w:latentStyles w:defLockedState="0" w:defUIPriority="0" w:defSemiHidden="0" w:defUnhideWhenUsed="0" w:defQFormat="0" w:count="376">
+    <w:lsdException w:name="toc 1" w:uiPriority="39"/>
+    <w:lsdException w:name="toc 2" w:uiPriority="39"/>
+    <w:lsdException w:name="toc 3" w:uiPriority="39"/>
+    <w:lsdException w:name="Hyperlink" w:uiPriority="99"/>
+    <w:lsdException w:name="Normal Table" w:semiHidden="1" w:unhideWhenUsed="1"/>
+    <w:lsdException w:name="Table Simple 1" w:semiHidden="1" w:unhideWhenUsed="1"/>
+    <w:lsdException w:name="Table Simple 2" w:semiHidden="1" w:unhideWhenUsed="1"/>
+    <w:lsdException w:name="Table Simple 3" w:semiHidden="1" w:unhideWhenUsed="1"/>
+    <w:lsdException w:name="Table Classic 1" w:semiHidden="1" w:unhideWhenUsed="1"/>
+    <w:lsdException w:name="Table Classic 2" w:semiHidden="1" w:unhideWhenUsed="1"/>
+    <w:lsdException w:name="Table Classic 3" w:semiHidden="1" w:unhideWhenUsed="1"/>
+    <w:lsdException w:name="Table Classic 4" w:semiHidden="1" w:unhideWhenUsed="1"/>
+    <w:lsdException w:name="Table Colorful 1" w:semiHidden="1" w:unhideWhenUsed="1"/>
+    <w:lsdException w:name="Table Colorful 2" w:semiHidden="1" w:unhideWhenUsed="1"/>
+    <w:lsdException w:name="Table Colorful 3" w:semiHidden="1" w:unhideWhenUsed="1"/>
+    <w:lsdException w:name="Table Columns 1" w:semiHidden="1" w:unhideWhenUsed="1"/>
+    <w:lsdException w:name="Table Columns 2" w:semiHidden="1" w:unhideWhenUsed="1"/>
+    <w:lsdException w:name="Table Columns 3" w:semiHidden="1" w:unhideWhenUsed="1"/>
+    <w:lsdException w:name="Table Columns 4" w:semiHidden="1" w:unhideWhenUsed="1"/>
+    <w:lsdException w:name="Table Columns 5" w:semiHidden="1" w:unhideWhenUsed="1"/>
+    <w:lsdException w:name="Table Grid 1" w:semiHidden="1" w:unhideWhenUsed="1"/>
+    <w:lsdException w:name="Table Grid 2" w:semiHidden="1" w:unhideWhenUsed="1"/>
+    <w:lsdException w:name="Table Grid 3" w:semiHidden="1" w:unhideWhenUsed="1"/>
+    <w:lsdException w:name="Table Grid 4" w:semiHidden="1" w:unhideWhenUsed="1"/>
+    <w:lsdException w:name="Table Grid 5" w:semiHidden="1" w:unhideWhenUsed="1"/>
+    <w:lsdException w:name="Table Grid 6" w:semiHidden="1" w:unhideWhenUsed="1"/>
+    <w:lsdException w:name="Table Grid 7" w:semiHidden="1" w:unhideWhenUsed="1"/>
+    <w:lsdException w:name="Table Grid 8" w:semiHidden="1" w:unhideWhenUsed="1"/>
+    <w:lsdException w:name="Table List 1" w:semiHidden="1" w:unhideWhenUsed="1"/>
+    <w:lsdException w:name="Table List 2" w:semiHidden="1" w:unhideWhenUsed="1"/>
+    <w:lsdException w:name="Table List 3" w:semiHidden="1" w:unhideWhenUsed="1"/>
+    <w:lsdException w:name="Table List 4" w:semiHidden="1" w:unhideWhenUsed="1"/>
+    <w:lsdException w:name="Table List 5" w:semiHidden="1" w:unhideWhenUsed="1"/>
+    <w:lsdException w:name="Table List 6" w:semiHidden="1" w:unhideWhenUsed="1"/>
+    <w:lsdException w:name="Table List 7" w:semiHidden="1" w:unhideWhenUsed="1"/>
+    <w:lsdException w:name="Table List 8" w:semiHidden="1" w:unhideWhenUsed="1"/>
+    <w:lsdException w:name="Table 3D effects 1" w:semiHidden="1" w:unhideWhenUsed="1"/>
+    <w:lsdException w:name="Table 3D effects 2" w:semiHidden="1" w:unhideWhenUsed="1"/>
+    <w:lsdException w:name="Table 3D effects 3" w:semiHidden="1" w:unhideWhenUsed="1"/>
+    <w:lsdException w:name="Table Contemporary" w:semiHidden="1" w:unhideWhenUsed="1"/>
+    <w:lsdException w:name="Table Elegant" w:semiHidden="1" w:unhideWhenUsed="1"/>
+    <w:lsdException w:name="Table Professional" w:semiHidden="1" w:unhideWhenUsed="1"/>
+    <w:lsdException w:name="Table Subtle 1" w:semiHidden="1" w:unhideWhenUsed="1"/>
+    <w:lsdException w:name="Table Subtle 2" w:semiHidden="1" w:unhideWhenUsed="1"/>
+    <w:lsdException w:name="Table Web 1" w:semiHidden="1" w:unhideWhenUsed="1"/>
+    <w:lsdException w:name="Table Web 2" w:semiHidden="1" w:unhideWhenUsed="1"/>
+    <w:lsdException w:name="Table Web 3" w:semiHidden="1" w:unhideWhenUsed="1"/>
+    <w:lsdException w:name="Table Theme" w:semiHidden="1" w:unhideWhenUsed="1"/>
+    <w:lsdException w:name="Light Shading"/>
+    <w:lsdException w:name="Light List"/>
+    <w:lsdException w:name="Light Grid"/>
+    <w:lsdException w:name="Medium Shading 1"/>
+    <w:lsdException w:name="Medium Shading 2"/>
+    <w:lsdException w:name="Medium List 1"/>
+    <w:lsdException w:name="Medium List 2"/>
+    <w:lsdException w:name="Medium Grid 1"/>
+    <w:lsdException w:name="Medium Grid 2"/>
+    <w:lsdException w:name="Medium Grid 3"/>
+    <w:lsdException w:name="Dark List"/>
+    <w:lsdException w:name="Colorful Shading"/>
+    <w:lsdException w:name="Colorful List"/>
+    <w:lsdException w:name="Colorful Grid"/>
+    <w:lsdException w:name="Light Shading Accent 1"/>
+    <w:lsdException w:name="Light List Accent 1"/>
+    <w:lsdException w:name="Light Grid Accent 1"/>
+    <w:lsdException w:name="Medium Shading 1 Accent 1"/>
+    <w:lsdException w:name="Medium Shading 2 Accent 1"/>
+    <w:lsdException w:name="Medium List 1 Accent 1"/>
+    <w:lsdException w:name="Medium List 2 Accent 1"/>
+    <w:lsdException w:name="Medium Grid 1 Accent 1"/>
+    <w:lsdException w:name="Medium Grid 2 Accent 1"/>
+    <w:lsdException w:name="Medium Grid 3 Accent 1"/>
+    <w:lsdException w:name="Dark List Accent 1"/>
+    <w:lsdException w:name="Colorful Shading Accent 1"/>
+    <w:lsdException w:name="Colorful List Accent 1"/>
+    <w:lsdException w:name="Colorful Grid Accent 1"/>
+    <w:lsdException w:name="Light Shading Accent 2"/>
+    <w:lsdException w:name="Light List Accent 2"/>
+    <w:lsdException w:name="Light Grid Accent 2"/>
+    <w:lsdException w:name="Medium Shading 1 Accent 2"/>
+    <w:lsdException w:name="Medium Shading 2 Accent 2"/>
+    <w:lsdException w:name="Medium List 1 Accent 2"/>
+    <w:lsdException w:name="Medium List 2 Accent 2"/>
+    <w:lsdException w:name="Medium Grid 1 Accent 2"/>
+    <w:lsdException w:name="Medium Grid 2 Accent 2"/>
+    <w:lsdException w:name="Medium Grid 3 Accent 2"/>
+    <w:lsdException w:name="Dark List Accent 2"/>
+    <w:lsdException w:name="Colorful Shading Accent 2"/>
+    <w:lsdException w:name="Colorful List Accent 2"/>
+    <w:lsdException w:name="Colorful Grid Accent 2"/>
+    <w:lsdException w:name="Light Shading Accent 3"/>
+    <w:lsdException w:name="Light List Accent 3"/>
+    <w:lsdException w:name="Light Grid Accent 3"/>
+    <w:lsdException w:name="Medium Shading 1 Accent 3"/>
+    <w:lsdException w:name="Medium Shading 2 Accent 3"/>
+    <w:lsdException w:name="Medium List 1 Accent 3"/>
+    <w:lsdException w:name="Medium List 2 Accent 3"/>
+    <w:lsdException w:name="Medium Grid 1 Accent 3"/>
+    <w:lsdException w:name="Medium Grid 2 Accent 3"/>
+    <w:lsdException w:name="Medium Grid 3 Accent 3"/>
+    <w:lsdException w:name="Dark List Accent 3"/>
+    <w:lsdException w:name="Colorful Shading Accent 3"/>
+    <w:lsdException w:name="Colorful List Accent 3"/>
+    <w:lsdException w:name="Colorful Grid Accent 3"/>
+    <w:lsdException w:name="Light Shading Accent 4"/>
+    <w:lsdException w:name="Light List Accent 4"/>
+    <w:lsdException w:name="Light Grid Accent 4"/>
+    <w:lsdException w:name="Medium Shading 1 Accent 4"/>
+    <w:lsdException w:name="Medium Shading 2 Accent 4"/>
+    <w:lsdException w:name="Medium List 1 Accent 4"/>
+    <w:lsdException w:name="Medium List 2 Accent 4"/>
+    <w:lsdException w:name="Medium Grid 1 Accent 4"/>
+    <w:lsdException w:name="Medium Grid 2 Accent 4"/>
+    <w:lsdException w:name="Medium Grid 3 Accent 4"/>
+    <w:lsdException w:name="Dark List Accent 4"/>
+    <w:lsdException w:name="Colorful Shading Accent 4"/>
+    <w:lsdException w:name="Colorful List Accent 4"/>
+    <w:lsdException w:name="Colorful Grid Accent 4"/>
+    <w:lsdException w:name="Light Shading Accent 5"/>
+    <w:lsdException w:name="Light List Accent 5"/>
+    <w:lsdException w:name="Light Grid Accent 5"/>
+    <w:lsdException w:name="Medium Shading 1 Accent 5"/>
+    <w:lsdException w:name="Medium Shading 2 Accent 5"/>
+    <w:lsdException w:name="Medium List 1 Accent 5"/>
+    <w:lsdException w:name="Medium List 2 Accent 5"/>
+    <w:lsdException w:name="Medium Grid 1 Accent 5"/>
+    <w:lsdException w:name="Medium Grid 2 Accent 5"/>
+    <w:lsdException w:name="Medium Grid 3 Accent 5"/>
+    <w:lsdException w:name="Dark List Accent 5"/>
+    <w:lsdException w:name="Colorful Shading Accent 5"/>
+    <w:lsdException w:name="Colorful List Accent 5"/>
+    <w:lsdException w:name="Colorful Grid Accent 5"/>
+    <w:lsdException w:name="Light Shading Accent 6"/>
+    <w:lsdException w:name="Light List Accent 6"/>
+    <w:lsdException w:name="Light Grid Accent 6"/>
+    <w:lsdException w:name="Medium Shading 1 Accent 6"/>
+    <w:lsdException w:name="Medium Shading 2 Accent 6"/>
+    <w:lsdException w:name="Medium List 1 Accent 6"/>
+    <w:lsdException w:name="Medium List 2 Accent 6"/>
+    <w:lsdException w:name="Medium Grid 1 Accent 6"/>
+    <w:lsdException w:name="Medium Grid 2 Accent 6"/>
+    <w:lsdException w:name="Medium Grid 3 Accent 6"/>
+    <w:lsdException w:name="Dark List Accent 6"/>
+    <w:lsdException w:name="Colorful Shading Accent 6"/>
+    <w:lsdException w:name="Colorful List Accent 6"/>
+    <w:lsdException w:name="Colorful Grid Accent 6"/>
+    <w:lsdException w:name="Grid Table 4" w:uiPriority="49"/>
+    <w:lsdException w:name="Grid Table 5 Dark" w:uiPriority="50"/>
+    <w:lsdException w:name="Grid Table 6 Colorful" w:uiPriority="51"/>
+    <w:lsdException w:name="Grid Table 7 Colorful" w:uiPriority="52"/>
+    <w:lsdException w:name="Grid Table 1 Light Accent 1" w:uiPriority="46"/>
+    <w:lsdException w:name="Grid Table 2 Accent 1" w:uiPriority="47"/>
+    <w:lsdException w:name="Grid Table 3 Accent 1" w:uiPriority="48"/>
+    <w:lsdException w:name="Grid Table 4 Accent 1" w:uiPriority="49"/>
+    <w:lsdException w:name="Grid Table 5 Dark Accent 1" w:uiPriority="50"/>
+    <w:lsdException w:name="Grid Table 6 Colorful Accent 1" w:uiPriority="51"/>
+    <w:lsdException w:name="Grid Table 7 Colorful Accent 1" w:uiPriority="52"/>
+    <w:lsdException w:name="Grid Table 1 Light Accent 2" w:uiPriority="46"/>
+    <w:lsdException w:name="Grid Table 2 Accent 2" w:uiPriority="47"/>
+    <w:lsdException w:name="Grid Table 3 Accent 2" w:uiPriority="48"/>
+    <w:lsdException w:name="Grid Table 4 Accent 2" w:uiPriority="49"/>
+    <w:lsdException w:name="Grid Table 5 Dark Accent 2" w:uiPriority="50"/>
+    <w:lsdException w:name="Grid Table 6 Colorful Accent 2" w:uiPriority="51"/>
+    <w:lsdException w:name="Grid Table 7 Colorful Accent 2" w:uiPriority="52"/>
+    <w:lsdException w:name="Grid Table 1 Light Accent 3" w:uiPriority="46"/>
+    <w:lsdException w:name="Grid Table 2 Accent 3" w:uiPriority="47"/>
+    <w:lsdException w:name="Grid Table 3 Accent 3" w:uiPriority="48"/>
+    <w:lsdException w:name="Grid Table 4 Accent 3" w:uiPriority="49"/>
+    <w:lsdException w:name="Grid Table 5 Dark Accent 3" w:uiPriority="50"/>
+    <w:lsdException w:name="Grid Table 6 Colorful Accent 3" w:uiPriority="51"/>
+    <w:lsdException w:name="Grid Table 7 Colorful Accent 3" w:uiPriority="52"/>
+    <w:lsdException w:name="Grid Table 1 Light Accent 4" w:uiPriority="46"/>
+    <w:lsdException w:name="Grid Table 2 Accent 4" w:uiPriority="47"/>
+    <w:lsdException w:name="Grid Table 3 Accent 4" w:uiPriority="48"/>
+    <w:lsdException w:name="Grid Table 4 Accent 4" w:uiPriority="49"/>
+    <w:lsdException w:name="Grid Table 5 Dark Accent 4" w:uiPriority="50"/>
+    <w:lsdException w:name="Grid Table 6 Colorful Accent 4" w:uiPriority="51"/>
+    <w:lsdException w:name="Grid Table 7 Colorful Accent 4" w:uiPriority="52"/>
+    <w:lsdException w:name="Grid Table 1 Light Accent 5" w:uiPriority="46"/>
+    <w:lsdException w:name="Grid Table 2 Accent 5" w:uiPriority="47"/>
+    <w:lsdException w:name="Grid Table 3 Accent 5" w:uiPriority="48"/>
+    <w:lsdException w:name="Grid Table 4 Accent 5" w:uiPriority="49"/>
+    <w:lsdException w:name="Grid Table 5 Dark Accent 5" w:uiPriority="50"/>
+    <w:lsdException w:name="Grid Table 6 Colorful Accent 5" w:uiPriority="51"/>
+    <w:lsdException w:name="Grid Table 7 Colorful Accent 5" w:uiPriority="52"/>
+    <w:lsdException w:name="Grid Table 1 Light Accent 6" w:uiPriority="46"/>
+    <w:lsdException w:name="Grid Table 2 Accent 6" w:uiPriority="47"/>
+    <w:lsdException w:name="Grid Table 3 Accent 6" w:uiPriority="48"/>
+    <w:lsdException w:name="Grid Table 4 Accent 6" w:uiPriority="49"/>
+    <w:lsdException w:name="Grid Table 5 Dark Accent 6" w:uiPriority="50"/>
+    <w:lsdException w:name="Grid Table 6 Colorful Accent 6" w:uiPriority="51"/>
+    <w:lsdException w:name="Grid Table 7 Colorful Accent 6" w:uiPriority="52"/>
+    <w:lsdException w:name="List Table 1 Light" w:uiPriority="46"/>
+    <w:lsdException w:name="List Table 2" w:uiPriority="47"/>
+    <w:lsdException w:name="List Table 3" w:uiPriority="48"/>
+    <w:lsdException w:name="List Table 4" w:uiPriority="49"/>
+    <w:lsdException w:name="List Table 5 Dark" w:uiPriority="50"/>
+    <w:lsdException w:name="List Table 6 Colorful" w:uiPriority="51"/>
+    <w:lsdException w:name="List Table 7 Colorful" w:uiPriority="52"/>
+    <w:lsdException w:name="List Table 1 Light Accent 1" w:uiPriority="46"/>
+    <w:lsdException w:name="List Table 2 Accent 1" w:uiPriority="47"/>
+    <w:lsdException w:name="List Table 3 Accent 1" w:uiPriority="48"/>
+    <w:lsdException w:name="List Table 4 Accent 1" w:uiPriority="49"/>
+    <w:lsdException w:name="List Table 5 Dark Accent 1" w:uiPriority="50"/>
+    <w:lsdException w:name="List Table 6 Colorful Accent 1" w:uiPriority="51"/>
+    <w:lsdException w:name="List Table 7 Colorful Accent 1" w:uiPriority="52"/>
+    <w:lsdException w:name="List Table 1 Light Accent 2" w:uiPriority="46"/>
+    <w:lsdException w:name="List Table 2 Accent 2" w:uiPriority="47"/>
+    <w:lsdException w:name="List Table 3 Accent 2" w:uiPriority="48"/>
+    <w:lsdException w:name="List Table 4 Accent 2" w:uiPriority="49"/>
+    <w:lsdException w:name="List Table 5 Dark Accent 2" w:uiPriority="50"/>
+    <w:lsdException w:name="List Table 6 Colorful Accent 2" w:uiPriority="51"/>
+    <w:lsdException w:name="List Table 7 Colorful Accent 2" w:uiPriority="52"/>
+    <w:lsdException w:name="List Table 1 Light Accent 3" w:uiPriority="46"/>
+    <w:lsdException w:name="List Table 2 Accent 3" w:uiPriority="47"/>
+    <w:lsdException w:name="List Table 3 Accent 3" w:uiPriority="48"/>
+    <w:lsdException w:name="List Table 4 Accent 3" w:uiPriority="49"/>
+    <w:lsdException w:name="List Table 5 Dark Accent 3" w:uiPriority="50"/>
+    <w:lsdException w:name="List Table 6 Colorful Accent 3" w:uiPriority="51"/>
+    <w:lsdException w:name="List Table 7 Colorful Accent 3" w:uiPriority="52"/>
+    <w:lsdException w:name="List Table 1 Light Accent 4" w:uiPriority="46"/>
+    <w:lsdException w:name="List Table 2 Accent 4" w:uiPriority="47"/>
+    <w:lsdException w:name="List Table 3 Accent 4" w:uiPriority="48"/>
+    <w:lsdException w:name="List Table 4 Accent 4" w:uiPriority="49"/>
+    <w:lsdException w:name="List Table 5 Dark Accent 4" w:uiPriority="50"/>
+    <w:lsdException w:name="List Table 6 Colorful Accent 4" w:uiPriority="51"/>
+    <w:lsdException w:name="List Table 7 Colorful Accent 4" w:uiPriority="52"/>
+    <w:lsdException w:name="List Table 1 Light Accent 5" w:uiPriority="46"/>
+    <w:lsdException w:name="List Table 2 Accent 5" w:uiPriority="47"/>
+    <w:lsdException w:name="List Table 3 Accent 5" w:uiPriority="48"/>
+    <w:lsdException w:name="List Table 4 Accent 5" w:uiPriority="49"/>
+    <w:lsdException w:name="List Table 5 Dark Accent 5" w:uiPriority="50"/>
+    <w:lsdException w:name="List Table 6 Colorful Accent 5" w:uiPriority="51"/>
+    <w:lsdException w:name="List Table 7 Colorful Accent 5" w:uiPriority="52"/>
+    <w:lsdException w:name="List Table 1 Light Accent 6" w:uiPriority="46"/>
+    <w:lsdException w:name="List Table 2 Accent 6" w:uiPriority="47"/>
+    <w:lsdException w:name="List Table 3 Accent 6" w:uiPriority="48"/>
+    <w:lsdException w:name="List Table 4 Accent 6" w:uiPriority="49"/>
+    <w:lsdException w:name="List Table 5 Dark Accent 6" w:uiPriority="50"/>
+    <w:lsdException w:name="List Table 6 Colorful Accent 6" w:uiPriority="51"/>
+    <w:lsdException w:name="List Table 7 Colorful Accent 6" w:uiPriority="52"/>
+    <w:lsdException w:name="Mention" w:semiHidden="1" w:uiPriority="99" w:unhideWhenUsed="1"/>
+    <w:lsdException w:name="Smart Hyperlink" w:semiHidden="1" w:uiPriority="99" w:unhideWhenUsed="1"/>
+    <w:lsdException w:name="Hashtag" w:semiHidden="1" w:uiPriority="99" w:unhideWhenUsed="1"/>
+    <w:lsdException w:name="Unresolved Mention" w:semiHidden="1" w:uiPriority="99" w:unhideWhenUsed="1"/>
+    <w:lsdException w:name="Smart Link" w:semiHidden="1" w:uiPriority="99" w:unhideWhenUsed="1"/>
+  </w:latentStyles>
+  <w:style w:type="paragraph" w:default="1" w:styleId="Normal">
     <w:name w:val="Normal"/>
     <w:qFormat/>
   </w:style>
-  <w:style w:styleId="BodyText" w:type="paragraph">
-    <w:name w:val="Body Text"/>
-    <w:basedOn w:val="Normal"/>
-    <w:link w:val="BodyTextChar"/>
-    <w:qFormat/>
-    <w:pPr>
-      <w:spacing w:after="180" w:before="180"/>
-    </w:pPr>
-  </w:style>
-  <w:style w:customStyle="1" w:styleId="FirstParagraph" w:type="paragraph">
-    <w:name w:val="First Paragraph"/>
-    <w:basedOn w:val="BodyText"/>
-    <w:next w:val="BodyText"/>
-    <w:qFormat/>
-  </w:style>
-  <w:style w:customStyle="1" w:styleId="Compact" w:type="paragraph">
-    <w:name w:val="Compact"/>
-    <w:basedOn w:val="BodyText"/>
-    <w:qFormat/>
-    <w:pPr>
-      <w:spacing w:after="36" w:before="36"/>
-    </w:pPr>
-  </w:style>
-  <w:style w:styleId="Title" w:type="paragraph">
-    <w:name w:val="Title"/>
-    <w:basedOn w:val="Normal"/>
-    <w:next w:val="BodyText"/>
-    <w:link w:val="TitleChar"/>
-    <w:uiPriority w:val="10"/>
-    <w:qFormat/>
-    <w:rsid w:val="00A10FD9"/>
-    <w:pPr>
-      <w:spacing w:after="80" w:line="240" w:lineRule="auto"/>
-      <w:contextualSpacing/>
-      <w:jc w:val="center"/>
-    </w:pPr>
-    <w:rPr>
-      <w:rFonts w:asciiTheme="majorHAnsi" w:cstheme="majorBidi" w:eastAsiaTheme="majorEastAsia" w:hAnsiTheme="majorHAnsi"/>
-      <w:sz w:val="56"/>
-      <w:szCs w:val="56"/>
-    </w:rPr>
-  </w:style>
-  <w:style w:customStyle="1" w:styleId="TitleChar" w:type="character">
-    <w:name w:val="Title Char"/>
-    <w:basedOn w:val="DefaultParagraphFont"/>
-    <w:link w:val="Title"/>
-    <w:uiPriority w:val="10"/>
-    <w:rsid w:val="00A10FD9"/>
-    <w:rPr>
-      <w:rFonts w:asciiTheme="majorHAnsi" w:cstheme="majorBidi" w:eastAsiaTheme="majorEastAsia" w:hAnsiTheme="majorHAnsi"/>
-      <w:sz w:val="56"/>
-      <w:szCs w:val="56"/>
-    </w:rPr>
-  </w:style>
-  <w:style w:styleId="Subtitle" w:type="paragraph">
-    <w:name w:val="Subtitle"/>
-    <w:basedOn w:val="Title"/>
-    <w:next w:val="BodyText"/>
-    <w:link w:val="SubtitleChar"/>
-    <w:uiPriority w:val="11"/>
-    <w:qFormat/>
-    <w:rsid w:val="00A10FD9"/>
-    <w:pPr>
-      <w:numPr>
-        <w:ilvl w:val="1"/>
-      </w:numPr>
-    </w:pPr>
-    <w:rPr>
-      <w:rFonts w:cstheme="majorBidi" w:eastAsiaTheme="majorEastAsia"/>
-      <w:spacing w:val="15"/>
-      <w:sz w:val="28"/>
-      <w:szCs w:val="28"/>
-    </w:rPr>
-  </w:style>
-  <w:style w:customStyle="1" w:styleId="SubtitleChar" w:type="character">
-    <w:name w:val="Subtitle Char"/>
-    <w:basedOn w:val="DefaultParagraphFont"/>
-    <w:link w:val="Subtitle"/>
-    <w:uiPriority w:val="11"/>
-    <w:rsid w:val="00A10FD9"/>
-    <w:rPr>
-      <w:rFonts w:cstheme="majorBidi" w:eastAsiaTheme="majorEastAsia"/>
-      <w:color w:themeColor="text1" w:themeTint="A6" w:val="595959"/>
-      <w:spacing w:val="15"/>
-      <w:sz w:val="28"/>
-      <w:szCs w:val="28"/>
-    </w:rPr>
-  </w:style>
-  <w:style w:customStyle="1" w:styleId="Author" w:type="paragraph">
-    <w:name w:val="Author"/>
-    <w:basedOn w:val="Title"/>
-    <w:next w:val="BodyText"/>
-    <w:qFormat/>
-    <w:pPr>
-      <w:keepNext/>
-      <w:keepLines/>
-    </w:pPr>
-    <w:rPr>
-      <w:sz w:val="24"/>
-      <w:szCs w:val="24"/>
-    </w:rPr>
-  </w:style>
-  <w:style w:styleId="Date" w:type="paragraph">
-    <w:name w:val="Date"/>
-    <w:basedOn w:val="Title"/>
-    <w:next w:val="BodyText"/>
-    <w:qFormat/>
-    <w:pPr>
-      <w:keepNext/>
-      <w:keepLines/>
-    </w:pPr>
-    <w:rPr>
-      <w:sz w:val="24"/>
-      <w:szCs w:val="24"/>
-    </w:rPr>
-  </w:style>
-  <w:style w:customStyle="1" w:styleId="AbstractTitle" w:type="paragraph">
-    <w:name w:val="Abstract Title"/>
-    <w:basedOn w:val="Normal"/>
-    <w:next w:val="Abstract"/>
-    <w:qFormat/>
-    <w:pPr>
-      <w:keepNext/>
-      <w:keepLines/>
-      <w:spacing w:after="0" w:before="300"/>
-      <w:jc w:val="center"/>
-    </w:pPr>
-    <w:rPr>
-      <w:b/>
-      <w:sz w:val="20"/>
-      <w:szCs w:val="20"/>
-    </w:rPr>
-  </w:style>
-  <w:style w:customStyle="1" w:styleId="Abstract" w:type="paragraph">
-    <w:name w:val="Abstract"/>
-    <w:basedOn w:val="Normal"/>
-    <w:next w:val="BodyText"/>
-    <w:qFormat/>
-    <w:pPr>
-      <w:keepNext/>
-      <w:keepLines/>
-      <w:spacing w:after="300" w:before="100"/>
-    </w:pPr>
-    <w:rPr>
-      <w:sz w:val="20"/>
-      <w:szCs w:val="20"/>
-    </w:rPr>
-  </w:style>
-  <w:style w:styleId="Bibliography" w:type="paragraph">
-    <w:name w:val="Bibliography"/>
-    <w:basedOn w:val="Normal"/>
-    <w:next w:val="Bibliography"/>
-    <w:qFormat/>
-    <w:pPr/>
-    <w:rPr/>
-  </w:style>
-  <w:style w:styleId="Heading1" w:type="paragraph">
+  <w:style w:type="paragraph" w:styleId="Heading1">
     <w:name w:val="heading 1"/>
     <w:basedOn w:val="Normal"/>
     <w:next w:val="BodyText"/>
@@ -3872,17 +5641,17 @@
     <w:pPr>
       <w:keepNext/>
       <w:keepLines/>
-      <w:spacing w:after="80" w:before="360"/>
+      <w:spacing w:before="360" w:after="80"/>
       <w:outlineLvl w:val="0"/>
     </w:pPr>
     <w:rPr>
-      <w:rFonts w:asciiTheme="majorHAnsi" w:cstheme="majorBidi" w:eastAsiaTheme="majorEastAsia" w:hAnsiTheme="majorHAnsi"/>
-      <w:color w:themeColor="accent1" w:themeShade="BF" w:val="0F4761"/>
+      <w:rFonts w:asciiTheme="majorHAnsi" w:eastAsiaTheme="majorEastAsia" w:hAnsiTheme="majorHAnsi" w:cstheme="majorBidi"/>
+      <w:color w:val="0F4761" w:themeColor="accent1" w:themeShade="BF"/>
       <w:sz w:val="40"/>
       <w:szCs w:val="40"/>
     </w:rPr>
   </w:style>
-  <w:style w:styleId="Heading2" w:type="paragraph">
+  <w:style w:type="paragraph" w:styleId="Heading2">
     <w:name w:val="heading 2"/>
     <w:basedOn w:val="Normal"/>
     <w:next w:val="BodyText"/>
@@ -3895,17 +5664,17 @@
     <w:pPr>
       <w:keepNext/>
       <w:keepLines/>
-      <w:spacing w:after="80" w:before="160"/>
+      <w:spacing w:before="160" w:after="80"/>
       <w:outlineLvl w:val="1"/>
     </w:pPr>
     <w:rPr>
-      <w:rFonts w:asciiTheme="majorHAnsi" w:cstheme="majorBidi" w:eastAsiaTheme="majorEastAsia" w:hAnsiTheme="majorHAnsi"/>
-      <w:color w:themeColor="accent1" w:themeShade="BF" w:val="0F4761"/>
+      <w:rFonts w:asciiTheme="majorHAnsi" w:eastAsiaTheme="majorEastAsia" w:hAnsiTheme="majorHAnsi" w:cstheme="majorBidi"/>
+      <w:color w:val="0F4761" w:themeColor="accent1" w:themeShade="BF"/>
       <w:sz w:val="32"/>
       <w:szCs w:val="32"/>
     </w:rPr>
   </w:style>
-  <w:style w:styleId="Heading3" w:type="paragraph">
+  <w:style w:type="paragraph" w:styleId="Heading3">
     <w:name w:val="heading 3"/>
     <w:basedOn w:val="Normal"/>
     <w:next w:val="BodyText"/>
@@ -3918,17 +5687,17 @@
     <w:pPr>
       <w:keepNext/>
       <w:keepLines/>
-      <w:spacing w:after="80" w:before="160"/>
+      <w:spacing w:before="160" w:after="80"/>
       <w:outlineLvl w:val="2"/>
     </w:pPr>
     <w:rPr>
-      <w:rFonts w:cstheme="majorBidi" w:eastAsiaTheme="majorEastAsia"/>
-      <w:color w:themeColor="accent1" w:themeShade="BF" w:val="0F4761"/>
+      <w:rFonts w:eastAsiaTheme="majorEastAsia" w:cstheme="majorBidi"/>
+      <w:color w:val="0F4761" w:themeColor="accent1" w:themeShade="BF"/>
       <w:sz w:val="28"/>
       <w:szCs w:val="28"/>
     </w:rPr>
   </w:style>
-  <w:style w:styleId="Heading4" w:type="paragraph">
+  <w:style w:type="paragraph" w:styleId="Heading4">
     <w:name w:val="heading 4"/>
     <w:basedOn w:val="Normal"/>
     <w:next w:val="BodyText"/>
@@ -3941,17 +5710,17 @@
     <w:pPr>
       <w:keepNext/>
       <w:keepLines/>
-      <w:spacing w:after="40" w:before="80"/>
+      <w:spacing w:before="80" w:after="40"/>
       <w:outlineLvl w:val="3"/>
     </w:pPr>
     <w:rPr>
-      <w:rFonts w:cstheme="majorBidi" w:eastAsiaTheme="majorEastAsia"/>
+      <w:rFonts w:eastAsiaTheme="majorEastAsia" w:cstheme="majorBidi"/>
       <w:i/>
       <w:iCs/>
-      <w:color w:themeColor="accent1" w:themeShade="BF" w:val="0F4761"/>
+      <w:color w:val="0F4761" w:themeColor="accent1" w:themeShade="BF"/>
     </w:rPr>
   </w:style>
-  <w:style w:styleId="Heading5" w:type="paragraph">
+  <w:style w:type="paragraph" w:styleId="Heading5">
     <w:name w:val="heading 5"/>
     <w:basedOn w:val="Normal"/>
     <w:next w:val="BodyText"/>
@@ -3964,15 +5733,15 @@
     <w:pPr>
       <w:keepNext/>
       <w:keepLines/>
-      <w:spacing w:after="40" w:before="80"/>
+      <w:spacing w:before="80" w:after="40"/>
       <w:outlineLvl w:val="4"/>
     </w:pPr>
     <w:rPr>
-      <w:rFonts w:cstheme="majorBidi" w:eastAsiaTheme="majorEastAsia"/>
-      <w:color w:themeColor="accent1" w:themeShade="BF" w:val="0F4761"/>
+      <w:rFonts w:eastAsiaTheme="majorEastAsia" w:cstheme="majorBidi"/>
+      <w:color w:val="0F4761" w:themeColor="accent1" w:themeShade="BF"/>
     </w:rPr>
   </w:style>
-  <w:style w:styleId="Heading6" w:type="paragraph">
+  <w:style w:type="paragraph" w:styleId="Heading6">
     <w:name w:val="heading 6"/>
     <w:basedOn w:val="Normal"/>
     <w:next w:val="BodyText"/>
@@ -3985,17 +5754,17 @@
     <w:pPr>
       <w:keepNext/>
       <w:keepLines/>
-      <w:spacing w:after="0" w:before="40"/>
+      <w:spacing w:before="40" w:after="0"/>
       <w:outlineLvl w:val="5"/>
     </w:pPr>
     <w:rPr>
-      <w:rFonts w:cstheme="majorBidi" w:eastAsiaTheme="majorEastAsia"/>
+      <w:rFonts w:eastAsiaTheme="majorEastAsia" w:cstheme="majorBidi"/>
       <w:i/>
       <w:iCs/>
-      <w:color w:themeColor="text1" w:themeTint="A6" w:val="595959"/>
+      <w:color w:val="595959" w:themeColor="text1" w:themeTint="A6"/>
     </w:rPr>
   </w:style>
-  <w:style w:styleId="Heading7" w:type="paragraph">
+  <w:style w:type="paragraph" w:styleId="Heading7">
     <w:name w:val="heading 7"/>
     <w:basedOn w:val="Normal"/>
     <w:next w:val="BodyText"/>
@@ -4008,15 +5777,15 @@
     <w:pPr>
       <w:keepNext/>
       <w:keepLines/>
-      <w:spacing w:after="0" w:before="40"/>
+      <w:spacing w:before="40" w:after="0"/>
       <w:outlineLvl w:val="6"/>
     </w:pPr>
     <w:rPr>
-      <w:rFonts w:cstheme="majorBidi" w:eastAsiaTheme="majorEastAsia"/>
-      <w:color w:themeColor="text1" w:themeTint="A6" w:val="595959"/>
+      <w:rFonts w:eastAsiaTheme="majorEastAsia" w:cstheme="majorBidi"/>
+      <w:color w:val="595959" w:themeColor="text1" w:themeTint="A6"/>
     </w:rPr>
   </w:style>
-  <w:style w:styleId="Heading8" w:type="paragraph">
+  <w:style w:type="paragraph" w:styleId="Heading8">
     <w:name w:val="heading 8"/>
     <w:basedOn w:val="Normal"/>
     <w:next w:val="BodyText"/>
@@ -4033,13 +5802,13 @@
       <w:outlineLvl w:val="7"/>
     </w:pPr>
     <w:rPr>
-      <w:rFonts w:cstheme="majorBidi" w:eastAsiaTheme="majorEastAsia"/>
+      <w:rFonts w:eastAsiaTheme="majorEastAsia" w:cstheme="majorBidi"/>
       <w:i/>
       <w:iCs/>
-      <w:color w:themeColor="text1" w:themeTint="D8" w:val="272727"/>
+      <w:color w:val="272727" w:themeColor="text1" w:themeTint="D8"/>
     </w:rPr>
   </w:style>
-  <w:style w:styleId="Heading9" w:type="paragraph">
+  <w:style w:type="paragraph" w:styleId="Heading9">
     <w:name w:val="heading 9"/>
     <w:basedOn w:val="Normal"/>
     <w:next w:val="BodyText"/>
@@ -4056,24 +5825,202 @@
       <w:outlineLvl w:val="8"/>
     </w:pPr>
     <w:rPr>
-      <w:rFonts w:cstheme="majorBidi" w:eastAsiaTheme="majorEastAsia"/>
-      <w:color w:themeColor="text1" w:themeTint="D8" w:val="272727"/>
+      <w:rFonts w:eastAsiaTheme="majorEastAsia" w:cstheme="majorBidi"/>
+      <w:color w:val="272727" w:themeColor="text1" w:themeTint="D8"/>
     </w:rPr>
   </w:style>
-  <w:style w:customStyle="1" w:styleId="Heading1Char" w:type="character">
+  <w:style w:type="character" w:default="1" w:styleId="DefaultParagraphFont">
+    <w:name w:val="Default Paragraph Font"/>
+    <w:uiPriority w:val="1"/>
+    <w:semiHidden/>
+    <w:unhideWhenUsed/>
+  </w:style>
+  <w:style w:type="table" w:default="1" w:styleId="TableNormal">
+    <w:name w:val="Normal Table"/>
+    <w:uiPriority w:val="99"/>
+    <w:semiHidden/>
+    <w:unhideWhenUsed/>
+    <w:tblPr>
+      <w:tblInd w:w="0" w:type="dxa"/>
+      <w:tblCellMar>
+        <w:top w:w="0" w:type="dxa"/>
+        <w:left w:w="108" w:type="dxa"/>
+        <w:bottom w:w="0" w:type="dxa"/>
+        <w:right w:w="108" w:type="dxa"/>
+      </w:tblCellMar>
+    </w:tblPr>
+  </w:style>
+  <w:style w:type="numbering" w:default="1" w:styleId="NoList">
+    <w:name w:val="No List"/>
+    <w:uiPriority w:val="99"/>
+    <w:semiHidden/>
+    <w:unhideWhenUsed/>
+  </w:style>
+  <w:style w:type="paragraph" w:styleId="BodyText">
+    <w:name w:val="Body Text"/>
+    <w:basedOn w:val="Normal"/>
+    <w:qFormat/>
+    <w:pPr>
+      <w:spacing w:before="180" w:after="180"/>
+    </w:pPr>
+  </w:style>
+  <w:style w:type="paragraph" w:customStyle="1" w:styleId="FirstParagraph">
+    <w:name w:val="First Paragraph"/>
+    <w:basedOn w:val="BodyText"/>
+    <w:next w:val="BodyText"/>
+    <w:qFormat/>
+  </w:style>
+  <w:style w:type="paragraph" w:customStyle="1" w:styleId="Compact">
+    <w:name w:val="Compact"/>
+    <w:basedOn w:val="BodyText"/>
+    <w:qFormat/>
+    <w:pPr>
+      <w:spacing w:before="36" w:after="36"/>
+    </w:pPr>
+  </w:style>
+  <w:style w:type="paragraph" w:styleId="Title">
+    <w:name w:val="Title"/>
+    <w:basedOn w:val="Normal"/>
+    <w:next w:val="BodyText"/>
+    <w:link w:val="TitleChar"/>
+    <w:uiPriority w:val="10"/>
+    <w:qFormat/>
+    <w:rsid w:val="00A10FD9"/>
+    <w:pPr>
+      <w:spacing w:after="80"/>
+      <w:contextualSpacing/>
+      <w:jc w:val="center"/>
+    </w:pPr>
+    <w:rPr>
+      <w:rFonts w:asciiTheme="majorHAnsi" w:eastAsiaTheme="majorEastAsia" w:hAnsiTheme="majorHAnsi" w:cstheme="majorBidi"/>
+      <w:sz w:val="56"/>
+      <w:szCs w:val="56"/>
+    </w:rPr>
+  </w:style>
+  <w:style w:type="character" w:customStyle="1" w:styleId="TitleChar">
+    <w:name w:val="Title Char"/>
+    <w:basedOn w:val="DefaultParagraphFont"/>
+    <w:link w:val="Title"/>
+    <w:uiPriority w:val="10"/>
+    <w:rsid w:val="00A10FD9"/>
+    <w:rPr>
+      <w:rFonts w:asciiTheme="majorHAnsi" w:eastAsiaTheme="majorEastAsia" w:hAnsiTheme="majorHAnsi" w:cstheme="majorBidi"/>
+      <w:sz w:val="56"/>
+      <w:szCs w:val="56"/>
+    </w:rPr>
+  </w:style>
+  <w:style w:type="paragraph" w:styleId="Subtitle">
+    <w:name w:val="Subtitle"/>
+    <w:basedOn w:val="Title"/>
+    <w:next w:val="BodyText"/>
+    <w:link w:val="SubtitleChar"/>
+    <w:uiPriority w:val="11"/>
+    <w:qFormat/>
+    <w:rsid w:val="00A10FD9"/>
+    <w:pPr>
+      <w:numPr>
+        <w:ilvl w:val="1"/>
+      </w:numPr>
+    </w:pPr>
+    <w:rPr>
+      <w:spacing w:val="15"/>
+      <w:sz w:val="28"/>
+      <w:szCs w:val="28"/>
+    </w:rPr>
+  </w:style>
+  <w:style w:type="character" w:customStyle="1" w:styleId="SubtitleChar">
+    <w:name w:val="Subtitle Char"/>
+    <w:basedOn w:val="DefaultParagraphFont"/>
+    <w:link w:val="Subtitle"/>
+    <w:uiPriority w:val="11"/>
+    <w:rsid w:val="00A10FD9"/>
+    <w:rPr>
+      <w:rFonts w:eastAsiaTheme="majorEastAsia" w:cstheme="majorBidi"/>
+      <w:color w:val="595959" w:themeColor="text1" w:themeTint="A6"/>
+      <w:spacing w:val="15"/>
+      <w:sz w:val="28"/>
+      <w:szCs w:val="28"/>
+    </w:rPr>
+  </w:style>
+  <w:style w:type="paragraph" w:customStyle="1" w:styleId="Author">
+    <w:name w:val="Author"/>
+    <w:basedOn w:val="Title"/>
+    <w:next w:val="BodyText"/>
+    <w:qFormat/>
+    <w:pPr>
+      <w:keepNext/>
+      <w:keepLines/>
+    </w:pPr>
+    <w:rPr>
+      <w:sz w:val="24"/>
+      <w:szCs w:val="24"/>
+    </w:rPr>
+  </w:style>
+  <w:style w:type="paragraph" w:styleId="Date">
+    <w:name w:val="Date"/>
+    <w:basedOn w:val="Title"/>
+    <w:next w:val="BodyText"/>
+    <w:qFormat/>
+    <w:pPr>
+      <w:keepNext/>
+      <w:keepLines/>
+    </w:pPr>
+    <w:rPr>
+      <w:sz w:val="24"/>
+      <w:szCs w:val="24"/>
+    </w:rPr>
+  </w:style>
+  <w:style w:type="paragraph" w:customStyle="1" w:styleId="AbstractTitle">
+    <w:name w:val="Abstract Title"/>
+    <w:basedOn w:val="Normal"/>
+    <w:next w:val="Abstract"/>
+    <w:qFormat/>
+    <w:pPr>
+      <w:keepNext/>
+      <w:keepLines/>
+      <w:spacing w:before="300" w:after="0"/>
+      <w:jc w:val="center"/>
+    </w:pPr>
+    <w:rPr>
+      <w:b/>
+      <w:sz w:val="20"/>
+      <w:szCs w:val="20"/>
+    </w:rPr>
+  </w:style>
+  <w:style w:type="paragraph" w:customStyle="1" w:styleId="Abstract">
+    <w:name w:val="Abstract"/>
+    <w:basedOn w:val="Normal"/>
+    <w:next w:val="BodyText"/>
+    <w:qFormat/>
+    <w:pPr>
+      <w:keepNext/>
+      <w:keepLines/>
+      <w:spacing w:before="100" w:after="300"/>
+    </w:pPr>
+    <w:rPr>
+      <w:sz w:val="20"/>
+      <w:szCs w:val="20"/>
+    </w:rPr>
+  </w:style>
+  <w:style w:type="paragraph" w:styleId="Bibliography">
+    <w:name w:val="Bibliography"/>
+    <w:basedOn w:val="Normal"/>
+    <w:qFormat/>
+  </w:style>
+  <w:style w:type="character" w:customStyle="1" w:styleId="Heading1Char">
     <w:name w:val="Heading 1 Char"/>
     <w:basedOn w:val="DefaultParagraphFont"/>
     <w:link w:val="Heading1"/>
     <w:uiPriority w:val="9"/>
     <w:rsid w:val="00A10FD9"/>
     <w:rPr>
-      <w:rFonts w:asciiTheme="majorHAnsi" w:cstheme="majorBidi" w:eastAsiaTheme="majorEastAsia" w:hAnsiTheme="majorHAnsi"/>
-      <w:color w:themeColor="accent1" w:themeShade="BF" w:val="0F4761"/>
+      <w:rFonts w:asciiTheme="majorHAnsi" w:eastAsiaTheme="majorEastAsia" w:hAnsiTheme="majorHAnsi" w:cstheme="majorBidi"/>
+      <w:color w:val="0F4761" w:themeColor="accent1" w:themeShade="BF"/>
       <w:sz w:val="40"/>
       <w:szCs w:val="40"/>
     </w:rPr>
   </w:style>
-  <w:style w:customStyle="1" w:styleId="Heading2Char" w:type="character">
+  <w:style w:type="character" w:customStyle="1" w:styleId="Heading2Char">
     <w:name w:val="Heading 2 Char"/>
     <w:basedOn w:val="DefaultParagraphFont"/>
     <w:link w:val="Heading2"/>
@@ -4081,13 +6028,13 @@
     <w:semiHidden/>
     <w:rsid w:val="00A10FD9"/>
     <w:rPr>
-      <w:rFonts w:asciiTheme="majorHAnsi" w:cstheme="majorBidi" w:eastAsiaTheme="majorEastAsia" w:hAnsiTheme="majorHAnsi"/>
-      <w:color w:themeColor="accent1" w:themeShade="BF" w:val="0F4761"/>
+      <w:rFonts w:asciiTheme="majorHAnsi" w:eastAsiaTheme="majorEastAsia" w:hAnsiTheme="majorHAnsi" w:cstheme="majorBidi"/>
+      <w:color w:val="0F4761" w:themeColor="accent1" w:themeShade="BF"/>
       <w:sz w:val="32"/>
       <w:szCs w:val="32"/>
     </w:rPr>
   </w:style>
-  <w:style w:customStyle="1" w:styleId="Heading3Char" w:type="character">
+  <w:style w:type="character" w:customStyle="1" w:styleId="Heading3Char">
     <w:name w:val="Heading 3 Char"/>
     <w:basedOn w:val="DefaultParagraphFont"/>
     <w:link w:val="Heading3"/>
@@ -4095,13 +6042,13 @@
     <w:semiHidden/>
     <w:rsid w:val="00A10FD9"/>
     <w:rPr>
-      <w:rFonts w:cstheme="majorBidi" w:eastAsiaTheme="majorEastAsia"/>
-      <w:color w:themeColor="accent1" w:themeShade="BF" w:val="0F4761"/>
+      <w:rFonts w:eastAsiaTheme="majorEastAsia" w:cstheme="majorBidi"/>
+      <w:color w:val="0F4761" w:themeColor="accent1" w:themeShade="BF"/>
       <w:sz w:val="28"/>
       <w:szCs w:val="28"/>
     </w:rPr>
   </w:style>
-  <w:style w:customStyle="1" w:styleId="Heading4Char" w:type="character">
+  <w:style w:type="character" w:customStyle="1" w:styleId="Heading4Char">
     <w:name w:val="Heading 4 Char"/>
     <w:basedOn w:val="DefaultParagraphFont"/>
     <w:link w:val="Heading4"/>
@@ -4109,13 +6056,13 @@
     <w:semiHidden/>
     <w:rsid w:val="00A10FD9"/>
     <w:rPr>
-      <w:rFonts w:cstheme="majorBidi" w:eastAsiaTheme="majorEastAsia"/>
+      <w:rFonts w:eastAsiaTheme="majorEastAsia" w:cstheme="majorBidi"/>
       <w:i/>
       <w:iCs/>
-      <w:color w:themeColor="accent1" w:themeShade="BF" w:val="0F4761"/>
+      <w:color w:val="0F4761" w:themeColor="accent1" w:themeShade="BF"/>
     </w:rPr>
   </w:style>
-  <w:style w:customStyle="1" w:styleId="Heading5Char" w:type="character">
+  <w:style w:type="character" w:customStyle="1" w:styleId="Heading5Char">
     <w:name w:val="Heading 5 Char"/>
     <w:basedOn w:val="DefaultParagraphFont"/>
     <w:link w:val="Heading5"/>
@@ -4123,11 +6070,11 @@
     <w:semiHidden/>
     <w:rsid w:val="00A10FD9"/>
     <w:rPr>
-      <w:rFonts w:cstheme="majorBidi" w:eastAsiaTheme="majorEastAsia"/>
-      <w:color w:themeColor="accent1" w:themeShade="BF" w:val="0F4761"/>
+      <w:rFonts w:eastAsiaTheme="majorEastAsia" w:cstheme="majorBidi"/>
+      <w:color w:val="0F4761" w:themeColor="accent1" w:themeShade="BF"/>
     </w:rPr>
   </w:style>
-  <w:style w:customStyle="1" w:styleId="Heading6Char" w:type="character">
+  <w:style w:type="character" w:customStyle="1" w:styleId="Heading6Char">
     <w:name w:val="Heading 6 Char"/>
     <w:basedOn w:val="DefaultParagraphFont"/>
     <w:link w:val="Heading6"/>
@@ -4135,13 +6082,13 @@
     <w:semiHidden/>
     <w:rsid w:val="00A10FD9"/>
     <w:rPr>
-      <w:rFonts w:cstheme="majorBidi" w:eastAsiaTheme="majorEastAsia"/>
+      <w:rFonts w:eastAsiaTheme="majorEastAsia" w:cstheme="majorBidi"/>
       <w:i/>
       <w:iCs/>
-      <w:color w:themeColor="text1" w:themeTint="A6" w:val="595959"/>
+      <w:color w:val="595959" w:themeColor="text1" w:themeTint="A6"/>
     </w:rPr>
   </w:style>
-  <w:style w:customStyle="1" w:styleId="Heading7Char" w:type="character">
+  <w:style w:type="character" w:customStyle="1" w:styleId="Heading7Char">
     <w:name w:val="Heading 7 Char"/>
     <w:basedOn w:val="DefaultParagraphFont"/>
     <w:link w:val="Heading7"/>
@@ -4149,11 +6096,11 @@
     <w:semiHidden/>
     <w:rsid w:val="00A10FD9"/>
     <w:rPr>
-      <w:rFonts w:cstheme="majorBidi" w:eastAsiaTheme="majorEastAsia"/>
-      <w:color w:themeColor="text1" w:themeTint="A6" w:val="595959"/>
+      <w:rFonts w:eastAsiaTheme="majorEastAsia" w:cstheme="majorBidi"/>
+      <w:color w:val="595959" w:themeColor="text1" w:themeTint="A6"/>
     </w:rPr>
   </w:style>
-  <w:style w:customStyle="1" w:styleId="Heading8Char" w:type="character">
+  <w:style w:type="character" w:customStyle="1" w:styleId="Heading8Char">
     <w:name w:val="Heading 8 Char"/>
     <w:basedOn w:val="DefaultParagraphFont"/>
     <w:link w:val="Heading8"/>
@@ -4161,13 +6108,13 @@
     <w:semiHidden/>
     <w:rsid w:val="00A10FD9"/>
     <w:rPr>
-      <w:rFonts w:cstheme="majorBidi" w:eastAsiaTheme="majorEastAsia"/>
+      <w:rFonts w:eastAsiaTheme="majorEastAsia" w:cstheme="majorBidi"/>
       <w:i/>
       <w:iCs/>
-      <w:color w:themeColor="text1" w:themeTint="D8" w:val="272727"/>
+      <w:color w:val="272727" w:themeColor="text1" w:themeTint="D8"/>
     </w:rPr>
   </w:style>
-  <w:style w:customStyle="1" w:styleId="Heading9Char" w:type="character">
+  <w:style w:type="character" w:customStyle="1" w:styleId="Heading9Char">
     <w:name w:val="Heading 9 Char"/>
     <w:basedOn w:val="DefaultParagraphFont"/>
     <w:link w:val="Heading9"/>
@@ -4175,11 +6122,11 @@
     <w:semiHidden/>
     <w:rsid w:val="00A10FD9"/>
     <w:rPr>
-      <w:rFonts w:cstheme="majorBidi" w:eastAsiaTheme="majorEastAsia"/>
-      <w:color w:themeColor="text1" w:themeTint="D8" w:val="272727"/>
+      <w:rFonts w:eastAsiaTheme="majorEastAsia" w:cstheme="majorBidi"/>
+      <w:color w:val="272727" w:themeColor="text1" w:themeTint="D8"/>
     </w:rPr>
   </w:style>
-  <w:style w:styleId="BlockText" w:type="paragraph">
+  <w:style w:type="paragraph" w:styleId="BlockText">
     <w:name w:val="Block Text"/>
     <w:basedOn w:val="BodyText"/>
     <w:next w:val="BodyText"/>
@@ -4187,19 +6134,18 @@
     <w:unhideWhenUsed/>
     <w:qFormat/>
     <w:pPr>
-      <w:spacing w:after="100" w:before="100"/>
-      <w:ind w:firstLine="0" w:left="480" w:right="480"/>
+      <w:spacing w:before="100" w:after="100"/>
+      <w:ind w:left="480" w:right="480"/>
     </w:pPr>
   </w:style>
-  <w:style w:styleId="FootnoteText" w:type="paragraph">
-    <w:name w:val="Footnote Text"/>
+  <w:style w:type="paragraph" w:styleId="FootnoteText">
+    <w:name w:val="footnote text"/>
     <w:basedOn w:val="Normal"/>
-    <w:next w:val="FootnoteText"/>
     <w:uiPriority w:val="9"/>
     <w:unhideWhenUsed/>
     <w:qFormat/>
   </w:style>
-  <w:style w:styleId="FootnoteBlockText" w:type="paragraph">
+  <w:style w:type="paragraph" w:customStyle="1" w:styleId="FootnoteBlockText">
     <w:name w:val="Footnote Block Text"/>
     <w:basedOn w:val="FootnoteText"/>
     <w:next w:val="FootnoteText"/>
@@ -4207,40 +6153,35 @@
     <w:unhideWhenUsed/>
     <w:qFormat/>
     <w:pPr>
-      <w:spacing w:after="100" w:before="100"/>
-      <w:ind w:firstLine="0" w:left="480" w:right="480"/>
+      <w:spacing w:before="100" w:after="100"/>
+      <w:ind w:left="480" w:right="480"/>
     </w:pPr>
   </w:style>
-  <w:style w:default="1" w:styleId="DefaultParagraphFont" w:type="character">
-    <w:name w:val="Default Paragraph Font"/>
-    <w:semiHidden/>
-    <w:unhideWhenUsed/>
-  </w:style>
-  <w:style w:default="1" w:styleId="Table" w:type="table">
+  <w:style w:type="table" w:customStyle="1" w:styleId="Table">
     <w:name w:val="Table"/>
-    <w:basedOn w:val="TableNormal"/>
     <w:semiHidden/>
     <w:unhideWhenUsed/>
     <w:qFormat/>
     <w:tblPr>
-      <w:tblInd w:type="dxa" w:w="0"/>
+      <w:tblInd w:w="0" w:type="dxa"/>
       <w:tblCellMar>
-        <w:top w:type="dxa" w:w="0"/>
-        <w:left w:type="dxa" w:w="108"/>
-        <w:bottom w:type="dxa" w:w="0"/>
-        <w:right w:type="dxa" w:w="108"/>
+        <w:top w:w="0" w:type="dxa"/>
+        <w:left w:w="108" w:type="dxa"/>
+        <w:bottom w:w="0" w:type="dxa"/>
+        <w:right w:w="108" w:type="dxa"/>
       </w:tblCellMar>
     </w:tblPr>
     <w:tblStylePr w:type="firstRow">
+      <w:tblPr/>
       <w:tcPr>
         <w:tcBorders>
-          <w:bottom w:val="single"/>
+          <w:bottom w:val="single" w:sz="0" w:space="0" w:color="auto"/>
         </w:tcBorders>
         <w:vAlign w:val="bottom"/>
       </w:tcPr>
     </w:tblStylePr>
   </w:style>
-  <w:style w:customStyle="1" w:styleId="DefinitionTerm" w:type="paragraph">
+  <w:style w:type="paragraph" w:customStyle="1" w:styleId="DefinitionTerm">
     <w:name w:val="Definition Term"/>
     <w:basedOn w:val="Normal"/>
     <w:next w:val="Definition"/>
@@ -4253,75 +6194,77 @@
       <w:b/>
     </w:rPr>
   </w:style>
-  <w:style w:customStyle="1" w:styleId="Definition" w:type="paragraph">
+  <w:style w:type="paragraph" w:customStyle="1" w:styleId="Definition">
     <w:name w:val="Definition"/>
     <w:basedOn w:val="Normal"/>
   </w:style>
-  <w:style w:styleId="Caption" w:type="paragraph">
-    <w:name w:val="Caption"/>
+  <w:style w:type="paragraph" w:styleId="Caption">
+    <w:name w:val="caption"/>
     <w:basedOn w:val="Normal"/>
-    <w:link w:val="BodyTextChar"/>
+    <w:link w:val="CaptionChar"/>
     <w:pPr>
-      <w:spacing w:after="120" w:before="0"/>
+      <w:spacing w:after="120"/>
     </w:pPr>
     <w:rPr>
       <w:i/>
     </w:rPr>
   </w:style>
-  <w:style w:customStyle="1" w:styleId="TableCaption" w:type="paragraph">
+  <w:style w:type="paragraph" w:customStyle="1" w:styleId="TableCaption">
     <w:name w:val="Table Caption"/>
     <w:basedOn w:val="Caption"/>
     <w:pPr>
       <w:keepNext/>
     </w:pPr>
   </w:style>
-  <w:style w:customStyle="1" w:styleId="ImageCaption" w:type="paragraph">
+  <w:style w:type="paragraph" w:customStyle="1" w:styleId="ImageCaption">
     <w:name w:val="Image Caption"/>
     <w:basedOn w:val="Caption"/>
   </w:style>
-  <w:style w:customStyle="1" w:styleId="Figure" w:type="paragraph">
+  <w:style w:type="paragraph" w:customStyle="1" w:styleId="Figure">
     <w:name w:val="Figure"/>
     <w:basedOn w:val="Normal"/>
   </w:style>
-  <w:style w:customStyle="1" w:styleId="CaptionedFigure" w:type="paragraph">
+  <w:style w:type="paragraph" w:customStyle="1" w:styleId="CaptionedFigure">
     <w:name w:val="Captioned Figure"/>
     <w:basedOn w:val="Figure"/>
     <w:pPr>
       <w:keepNext/>
     </w:pPr>
   </w:style>
-  <w:style w:customStyle="1" w:styleId="BodyTextChar" w:type="character">
-    <w:name w:val="Body Text Char"/>
+  <w:style w:type="character" w:customStyle="1" w:styleId="CaptionChar">
+    <w:name w:val="Caption Char"/>
     <w:basedOn w:val="DefaultParagraphFont"/>
-    <w:link w:val="BodyText"/>
-  </w:style>
-  <w:style w:customStyle="1" w:styleId="VerbatimChar" w:type="character">
+    <w:link w:val="Caption"/>
+  </w:style>
+  <w:style w:type="character" w:customStyle="1" w:styleId="VerbatimChar">
     <w:name w:val="Verbatim Char"/>
-    <w:basedOn w:val="BodyTextChar"/>
+    <w:basedOn w:val="CaptionChar"/>
+    <w:link w:val="SourceCode"/>
     <w:rPr>
       <w:rFonts w:ascii="Consolas" w:hAnsi="Consolas"/>
       <w:sz w:val="22"/>
     </w:rPr>
   </w:style>
-  <w:style w:customStyle="1" w:styleId="SectionNumber" w:type="character">
+  <w:style w:type="character" w:customStyle="1" w:styleId="SectionNumber">
     <w:name w:val="Section Number"/>
-    <w:basedOn w:val="BodyTextChar"/>
-  </w:style>
-  <w:style w:styleId="FootnoteReference" w:type="character">
-    <w:name w:val="Footnote Reference"/>
-    <w:basedOn w:val="BodyTextChar"/>
+    <w:basedOn w:val="CaptionChar"/>
+  </w:style>
+  <w:style w:type="character" w:styleId="FootnoteReference">
+    <w:name w:val="footnote reference"/>
+    <w:basedOn w:val="CaptionChar"/>
     <w:rPr>
       <w:vertAlign w:val="superscript"/>
     </w:rPr>
   </w:style>
-  <w:style w:styleId="Hyperlink" w:type="character">
+  <w:style w:type="character" w:styleId="Hyperlink">
     <w:name w:val="Hyperlink"/>
-    <w:basedOn w:val="BodyTextChar"/>
+    <w:basedOn w:val="CaptionChar"/>
+    <w:uiPriority w:val="99"/>
     <w:rPr>
-      <w:color w:themeColor="accent1" w:val="4F81BD"/>
+      <w:color w:val="156082" w:themeColor="accent1"/>
     </w:rPr>
   </w:style>
-  <w:style w:styleId="TOCHeading" w:type="paragraph">
+  <w:style w:type="paragraph" w:styleId="TOCHeading">
     <w:name w:val="TOC Heading"/>
     <w:basedOn w:val="Heading1"/>
     <w:next w:val="BodyText"/>
@@ -4332,246 +6275,340 @@
       <w:spacing w:before="240" w:line="259" w:lineRule="auto"/>
       <w:outlineLvl w:val="9"/>
     </w:pPr>
-    <w:rPr>
-      <w:rFonts w:asciiTheme="majorHAnsi" w:cstheme="majorBidi" w:eastAsiaTheme="majorEastAsia" w:hAnsiTheme="majorHAnsi"/>
-      <w:b w:val="0"/>
-      <w:bCs w:val="0"/>
-      <w:color w:themeColor="accent1" w:themeShade="BF" w:val="365F91"/>
-    </w:rPr>
   </w:style>
   <w:style w:type="paragraph" w:customStyle="1" w:styleId="SourceCode">
     <w:name w:val="Source Code"/>
     <w:basedOn w:val="Normal"/>
     <w:link w:val="VerbatimChar"/>
     <w:pPr>
-      <w:wordWrap w:val="off"/>
+      <w:wordWrap w:val="0"/>
     </w:pPr>
   </w:style>
   <w:style w:type="character" w:customStyle="1" w:styleId="KeywordTok">
     <w:name w:val="KeywordTok"/>
     <w:basedOn w:val="VerbatimChar"/>
     <w:rPr>
+      <w:rFonts w:ascii="Consolas" w:hAnsi="Consolas"/>
       <w:b/>
       <w:color w:val="007020"/>
+      <w:sz w:val="22"/>
     </w:rPr>
   </w:style>
   <w:style w:type="character" w:customStyle="1" w:styleId="DataTypeTok">
     <w:name w:val="DataTypeTok"/>
     <w:basedOn w:val="VerbatimChar"/>
     <w:rPr>
+      <w:rFonts w:ascii="Consolas" w:hAnsi="Consolas"/>
       <w:color w:val="902000"/>
+      <w:sz w:val="22"/>
     </w:rPr>
   </w:style>
   <w:style w:type="character" w:customStyle="1" w:styleId="DecValTok">
     <w:name w:val="DecValTok"/>
     <w:basedOn w:val="VerbatimChar"/>
     <w:rPr>
-      <w:color w:val="40a070"/>
+      <w:rFonts w:ascii="Consolas" w:hAnsi="Consolas"/>
+      <w:color w:val="40A070"/>
+      <w:sz w:val="22"/>
     </w:rPr>
   </w:style>
   <w:style w:type="character" w:customStyle="1" w:styleId="BaseNTok">
     <w:name w:val="BaseNTok"/>
     <w:basedOn w:val="VerbatimChar"/>
     <w:rPr>
-      <w:color w:val="40a070"/>
+      <w:rFonts w:ascii="Consolas" w:hAnsi="Consolas"/>
+      <w:color w:val="40A070"/>
+      <w:sz w:val="22"/>
     </w:rPr>
   </w:style>
   <w:style w:type="character" w:customStyle="1" w:styleId="FloatTok">
     <w:name w:val="FloatTok"/>
     <w:basedOn w:val="VerbatimChar"/>
     <w:rPr>
-      <w:color w:val="40a070"/>
+      <w:rFonts w:ascii="Consolas" w:hAnsi="Consolas"/>
+      <w:color w:val="40A070"/>
+      <w:sz w:val="22"/>
     </w:rPr>
   </w:style>
   <w:style w:type="character" w:customStyle="1" w:styleId="ConstantTok">
     <w:name w:val="ConstantTok"/>
     <w:basedOn w:val="VerbatimChar"/>
     <w:rPr>
+      <w:rFonts w:ascii="Consolas" w:hAnsi="Consolas"/>
       <w:color w:val="880000"/>
+      <w:sz w:val="22"/>
     </w:rPr>
   </w:style>
   <w:style w:type="character" w:customStyle="1" w:styleId="CharTok">
     <w:name w:val="CharTok"/>
     <w:basedOn w:val="VerbatimChar"/>
     <w:rPr>
-      <w:color w:val="4070a0"/>
+      <w:rFonts w:ascii="Consolas" w:hAnsi="Consolas"/>
+      <w:color w:val="4070A0"/>
+      <w:sz w:val="22"/>
     </w:rPr>
   </w:style>
   <w:style w:type="character" w:customStyle="1" w:styleId="SpecialCharTok">
     <w:name w:val="SpecialCharTok"/>
     <w:basedOn w:val="VerbatimChar"/>
     <w:rPr>
-      <w:color w:val="4070a0"/>
+      <w:rFonts w:ascii="Consolas" w:hAnsi="Consolas"/>
+      <w:color w:val="4070A0"/>
+      <w:sz w:val="22"/>
     </w:rPr>
   </w:style>
   <w:style w:type="character" w:customStyle="1" w:styleId="StringTok">
     <w:name w:val="StringTok"/>
     <w:basedOn w:val="VerbatimChar"/>
     <w:rPr>
-      <w:color w:val="4070a0"/>
+      <w:rFonts w:ascii="Consolas" w:hAnsi="Consolas"/>
+      <w:color w:val="4070A0"/>
+      <w:sz w:val="22"/>
     </w:rPr>
   </w:style>
   <w:style w:type="character" w:customStyle="1" w:styleId="VerbatimStringTok">
     <w:name w:val="VerbatimStringTok"/>
     <w:basedOn w:val="VerbatimChar"/>
     <w:rPr>
-      <w:color w:val="4070a0"/>
+      <w:rFonts w:ascii="Consolas" w:hAnsi="Consolas"/>
+      <w:color w:val="4070A0"/>
+      <w:sz w:val="22"/>
     </w:rPr>
   </w:style>
   <w:style w:type="character" w:customStyle="1" w:styleId="SpecialStringTok">
     <w:name w:val="SpecialStringTok"/>
     <w:basedOn w:val="VerbatimChar"/>
     <w:rPr>
-      <w:color w:val="bb6688"/>
+      <w:rFonts w:ascii="Consolas" w:hAnsi="Consolas"/>
+      <w:color w:val="BB6688"/>
+      <w:sz w:val="22"/>
     </w:rPr>
   </w:style>
   <w:style w:type="character" w:customStyle="1" w:styleId="ImportTok">
     <w:name w:val="ImportTok"/>
     <w:basedOn w:val="VerbatimChar"/>
     <w:rPr>
+      <w:rFonts w:ascii="Consolas" w:hAnsi="Consolas"/>
       <w:b/>
       <w:color w:val="008000"/>
+      <w:sz w:val="22"/>
     </w:rPr>
   </w:style>
   <w:style w:type="character" w:customStyle="1" w:styleId="CommentTok">
     <w:name w:val="CommentTok"/>
     <w:basedOn w:val="VerbatimChar"/>
     <w:rPr>
+      <w:rFonts w:ascii="Consolas" w:hAnsi="Consolas"/>
       <w:i/>
-      <w:color w:val="60a0b0"/>
+      <w:color w:val="60A0B0"/>
+      <w:sz w:val="22"/>
     </w:rPr>
   </w:style>
   <w:style w:type="character" w:customStyle="1" w:styleId="DocumentationTok">
     <w:name w:val="DocumentationTok"/>
     <w:basedOn w:val="VerbatimChar"/>
     <w:rPr>
+      <w:rFonts w:ascii="Consolas" w:hAnsi="Consolas"/>
       <w:i/>
-      <w:color w:val="ba2121"/>
+      <w:color w:val="BA2121"/>
+      <w:sz w:val="22"/>
     </w:rPr>
   </w:style>
   <w:style w:type="character" w:customStyle="1" w:styleId="AnnotationTok">
     <w:name w:val="AnnotationTok"/>
     <w:basedOn w:val="VerbatimChar"/>
     <w:rPr>
+      <w:rFonts w:ascii="Consolas" w:hAnsi="Consolas"/>
       <w:b/>
       <w:i/>
-      <w:color w:val="60a0b0"/>
+      <w:color w:val="60A0B0"/>
+      <w:sz w:val="22"/>
     </w:rPr>
   </w:style>
   <w:style w:type="character" w:customStyle="1" w:styleId="CommentVarTok">
     <w:name w:val="CommentVarTok"/>
     <w:basedOn w:val="VerbatimChar"/>
     <w:rPr>
+      <w:rFonts w:ascii="Consolas" w:hAnsi="Consolas"/>
       <w:b/>
       <w:i/>
-      <w:color w:val="60a0b0"/>
+      <w:color w:val="60A0B0"/>
+      <w:sz w:val="22"/>
     </w:rPr>
   </w:style>
   <w:style w:type="character" w:customStyle="1" w:styleId="OtherTok">
     <w:name w:val="OtherTok"/>
     <w:basedOn w:val="VerbatimChar"/>
     <w:rPr>
+      <w:rFonts w:ascii="Consolas" w:hAnsi="Consolas"/>
       <w:color w:val="007020"/>
+      <w:sz w:val="22"/>
     </w:rPr>
   </w:style>
   <w:style w:type="character" w:customStyle="1" w:styleId="FunctionTok">
     <w:name w:val="FunctionTok"/>
     <w:basedOn w:val="VerbatimChar"/>
     <w:rPr>
-      <w:color w:val="06287e"/>
+      <w:rFonts w:ascii="Consolas" w:hAnsi="Consolas"/>
+      <w:color w:val="06287E"/>
+      <w:sz w:val="22"/>
     </w:rPr>
   </w:style>
   <w:style w:type="character" w:customStyle="1" w:styleId="VariableTok">
     <w:name w:val="VariableTok"/>
     <w:basedOn w:val="VerbatimChar"/>
     <w:rPr>
-      <w:color w:val="19177c"/>
+      <w:rFonts w:ascii="Consolas" w:hAnsi="Consolas"/>
+      <w:color w:val="19177C"/>
+      <w:sz w:val="22"/>
     </w:rPr>
   </w:style>
   <w:style w:type="character" w:customStyle="1" w:styleId="ControlFlowTok">
     <w:name w:val="ControlFlowTok"/>
     <w:basedOn w:val="VerbatimChar"/>
     <w:rPr>
+      <w:rFonts w:ascii="Consolas" w:hAnsi="Consolas"/>
       <w:b/>
       <w:color w:val="007020"/>
+      <w:sz w:val="22"/>
     </w:rPr>
   </w:style>
   <w:style w:type="character" w:customStyle="1" w:styleId="OperatorTok">
     <w:name w:val="OperatorTok"/>
     <w:basedOn w:val="VerbatimChar"/>
     <w:rPr>
+      <w:rFonts w:ascii="Consolas" w:hAnsi="Consolas"/>
       <w:color w:val="666666"/>
+      <w:sz w:val="22"/>
     </w:rPr>
   </w:style>
   <w:style w:type="character" w:customStyle="1" w:styleId="BuiltInTok">
     <w:name w:val="BuiltInTok"/>
     <w:basedOn w:val="VerbatimChar"/>
     <w:rPr>
+      <w:rFonts w:ascii="Consolas" w:hAnsi="Consolas"/>
       <w:color w:val="008000"/>
+      <w:sz w:val="22"/>
     </w:rPr>
   </w:style>
   <w:style w:type="character" w:customStyle="1" w:styleId="ExtensionTok">
     <w:name w:val="ExtensionTok"/>
     <w:basedOn w:val="VerbatimChar"/>
-    <w:rPr/>
+    <w:rPr>
+      <w:rFonts w:ascii="Consolas" w:hAnsi="Consolas"/>
+      <w:sz w:val="22"/>
+    </w:rPr>
   </w:style>
   <w:style w:type="character" w:customStyle="1" w:styleId="PreprocessorTok">
     <w:name w:val="PreprocessorTok"/>
     <w:basedOn w:val="VerbatimChar"/>
     <w:rPr>
-      <w:color w:val="bc7a00"/>
+      <w:rFonts w:ascii="Consolas" w:hAnsi="Consolas"/>
+      <w:color w:val="BC7A00"/>
+      <w:sz w:val="22"/>
     </w:rPr>
   </w:style>
   <w:style w:type="character" w:customStyle="1" w:styleId="AttributeTok">
     <w:name w:val="AttributeTok"/>
     <w:basedOn w:val="VerbatimChar"/>
     <w:rPr>
-      <w:color w:val="7d9029"/>
+      <w:rFonts w:ascii="Consolas" w:hAnsi="Consolas"/>
+      <w:color w:val="7D9029"/>
+      <w:sz w:val="22"/>
     </w:rPr>
   </w:style>
   <w:style w:type="character" w:customStyle="1" w:styleId="RegionMarkerTok">
     <w:name w:val="RegionMarkerTok"/>
     <w:basedOn w:val="VerbatimChar"/>
-    <w:rPr/>
+    <w:rPr>
+      <w:rFonts w:ascii="Consolas" w:hAnsi="Consolas"/>
+      <w:sz w:val="22"/>
+    </w:rPr>
   </w:style>
   <w:style w:type="character" w:customStyle="1" w:styleId="InformationTok">
     <w:name w:val="InformationTok"/>
     <w:basedOn w:val="VerbatimChar"/>
     <w:rPr>
+      <w:rFonts w:ascii="Consolas" w:hAnsi="Consolas"/>
       <w:b/>
       <w:i/>
-      <w:color w:val="60a0b0"/>
+      <w:color w:val="60A0B0"/>
+      <w:sz w:val="22"/>
     </w:rPr>
   </w:style>
   <w:style w:type="character" w:customStyle="1" w:styleId="WarningTok">
     <w:name w:val="WarningTok"/>
     <w:basedOn w:val="VerbatimChar"/>
     <w:rPr>
+      <w:rFonts w:ascii="Consolas" w:hAnsi="Consolas"/>
       <w:b/>
       <w:i/>
-      <w:color w:val="60a0b0"/>
+      <w:color w:val="60A0B0"/>
+      <w:sz w:val="22"/>
     </w:rPr>
   </w:style>
   <w:style w:type="character" w:customStyle="1" w:styleId="AlertTok">
     <w:name w:val="AlertTok"/>
     <w:basedOn w:val="VerbatimChar"/>
     <w:rPr>
+      <w:rFonts w:ascii="Consolas" w:hAnsi="Consolas"/>
       <w:b/>
-      <w:color w:val="ff0000"/>
+      <w:color w:val="FF0000"/>
+      <w:sz w:val="22"/>
     </w:rPr>
   </w:style>
   <w:style w:type="character" w:customStyle="1" w:styleId="ErrorTok">
     <w:name w:val="ErrorTok"/>
     <w:basedOn w:val="VerbatimChar"/>
     <w:rPr>
+      <w:rFonts w:ascii="Consolas" w:hAnsi="Consolas"/>
       <w:b/>
-      <w:color w:val="ff0000"/>
+      <w:color w:val="FF0000"/>
+      <w:sz w:val="22"/>
     </w:rPr>
   </w:style>
   <w:style w:type="character" w:customStyle="1" w:styleId="NormalTok">
     <w:name w:val="NormalTok"/>
     <w:basedOn w:val="VerbatimChar"/>
-    <w:rPr/>
+    <w:rPr>
+      <w:rFonts w:ascii="Consolas" w:hAnsi="Consolas"/>
+      <w:sz w:val="22"/>
+    </w:rPr>
+  </w:style>
+  <w:style w:type="paragraph" w:styleId="TOC1">
+    <w:name w:val="toc 1"/>
+    <w:basedOn w:val="Normal"/>
+    <w:next w:val="Normal"/>
+    <w:autoRedefine/>
+    <w:uiPriority w:val="39"/>
+    <w:rsid w:val="00175704"/>
+    <w:pPr>
+      <w:spacing w:after="100"/>
+    </w:pPr>
+  </w:style>
+  <w:style w:type="paragraph" w:styleId="TOC2">
+    <w:name w:val="toc 2"/>
+    <w:basedOn w:val="Normal"/>
+    <w:next w:val="Normal"/>
+    <w:autoRedefine/>
+    <w:uiPriority w:val="39"/>
+    <w:rsid w:val="00175704"/>
+    <w:pPr>
+      <w:spacing w:after="100"/>
+      <w:ind w:left="240"/>
+    </w:pPr>
+  </w:style>
+  <w:style w:type="paragraph" w:styleId="TOC3">
+    <w:name w:val="toc 3"/>
+    <w:basedOn w:val="Normal"/>
+    <w:next w:val="Normal"/>
+    <w:autoRedefine/>
+    <w:uiPriority w:val="39"/>
+    <w:rsid w:val="00175704"/>
+    <w:pPr>
+      <w:spacing w:after="100"/>
+      <w:ind w:left="480"/>
+    </w:pPr>
   </w:style>
 </w:styles>
 </file>
@@ -4869,4 +6906,10 @@
     </a:ext>
   </a:extLst>
 </a:theme>
+</file>
+
+<file path=docMetadata/LabelInfo.xml><?xml version="1.0" encoding="utf-8"?>
+<clbl:labelList xmlns:clbl="http://schemas.microsoft.com/office/2020/mipLabelMetadata">
+  <clbl:label id="{f42aa342-8706-4288-bd11-ebb85995028c}" enabled="1" method="Standard" siteId="{72f988bf-86f1-41af-91ab-2d7cd011db47}" contentBits="0" removed="0"/>
+</clbl:labelList>
 </file>